--- a/ML with AuG.docx
+++ b/ML with AuG.docx
@@ -2073,2176 +2073,4294 @@
           <w:lang w:val="en-US"/>
         </w:rPr>
       </w:pPr>
+    </w:p>
+    <w:p>
+      <w:pPr>
+        <w:rPr>
+          <w:rFonts w:hint="default"/>
+          <w:lang w:val="en-US"/>
+        </w:rPr>
+      </w:pPr>
+      <w:r>
+        <w:rPr>
+          <w:rFonts w:hint="default"/>
+          <w:lang w:val="en-US"/>
+        </w:rPr>
+        <w:t># Access the DataFrame</w:t>
+      </w:r>
+    </w:p>
+    <w:p>
+      <w:pPr>
+        <w:rPr>
+          <w:rFonts w:hint="default"/>
+          <w:lang w:val="en-US"/>
+        </w:rPr>
+      </w:pPr>
+      <w:r>
+        <w:rPr>
+          <w:rFonts w:hint="default"/>
+          <w:lang w:val="en-US"/>
+        </w:rPr>
+        <w:t>performance_data = loaded_data["performance_data"]</w:t>
+      </w:r>
+    </w:p>
+    <w:p>
+      <w:pPr>
+        <w:rPr>
+          <w:rFonts w:hint="default"/>
+          <w:lang w:val="en-US"/>
+        </w:rPr>
+      </w:pPr>
+    </w:p>
+    <w:p>
+      <w:pPr>
+        <w:rPr>
+          <w:rFonts w:hint="default"/>
+          <w:lang w:val="en-US"/>
+        </w:rPr>
+      </w:pPr>
+      <w:r>
+        <w:rPr>
+          <w:rFonts w:hint="default"/>
+          <w:lang w:val="en-US"/>
+        </w:rPr>
+        <w:t>print(performance_data)</w:t>
+      </w:r>
+    </w:p>
+    <w:p>
+      <w:pPr>
+        <w:rPr>
+          <w:rFonts w:hint="default"/>
+          <w:lang w:val="en-US"/>
+        </w:rPr>
+      </w:pPr>
+      <w:r>
+        <w:rPr>
+          <w:rFonts w:hint="default"/>
+          <w:lang w:val="en-US"/>
+        </w:rPr>
+        <w:t>```</w:t>
+      </w:r>
+    </w:p>
+    <w:p>
+      <w:pPr>
+        <w:rPr>
+          <w:rFonts w:hint="default"/>
+          <w:lang w:val="en-US"/>
+        </w:rPr>
+      </w:pPr>
+    </w:p>
+    <w:p>
+      <w:pPr>
+        <w:rPr>
+          <w:rFonts w:hint="default"/>
+          <w:lang w:val="en-US"/>
+        </w:rPr>
+      </w:pPr>
+      <w:r>
+        <w:rPr>
+          <w:rFonts w:hint="default"/>
+          <w:lang w:val="en-US"/>
+        </w:rPr>
+        <w:t>This way, you'll be able to save and load your `performance_data` correctly using `pickle`.</w:t>
+      </w:r>
+    </w:p>
+    <w:p>
+      <w:pPr>
+        <w:rPr>
+          <w:rFonts w:hint="default"/>
+          <w:lang w:val="en-US"/>
+        </w:rPr>
+      </w:pPr>
+    </w:p>
+    <w:p>
+      <w:pPr>
+        <w:rPr>
+          <w:rFonts w:hint="default"/>
+          <w:lang w:val="en-US"/>
+        </w:rPr>
+      </w:pPr>
+    </w:p>
+    <w:p>
+      <w:pPr>
+        <w:rPr>
+          <w:rFonts w:hint="default"/>
+          <w:lang w:val="en-US"/>
+        </w:rPr>
+      </w:pPr>
+    </w:p>
+    <w:p>
+      <w:pPr>
+        <w:rPr>
+          <w:rFonts w:hint="default"/>
+          <w:lang w:val="en-US"/>
+        </w:rPr>
+      </w:pPr>
+    </w:p>
+    <w:p>
+      <w:pPr>
+        <w:bidi w:val="0"/>
+        <w:rPr>
+          <w:rFonts w:hint="default"/>
+          <w:lang w:val="en-US"/>
+        </w:rPr>
+      </w:pPr>
+    </w:p>
+    <w:p>
+      <w:pPr>
+        <w:bidi w:val="0"/>
+        <w:rPr>
+          <w:rFonts w:hint="default"/>
+          <w:lang w:val="en-US"/>
+        </w:rPr>
+      </w:pPr>
+    </w:p>
+    <w:p>
+      <w:pPr>
+        <w:bidi w:val="0"/>
+        <w:rPr>
+          <w:rFonts w:hint="default"/>
+          <w:b/>
+          <w:bCs/>
+          <w:lang w:val="en-US"/>
+        </w:rPr>
+      </w:pPr>
+    </w:p>
+    <w:p>
+      <w:pPr>
+        <w:bidi w:val="0"/>
+        <w:rPr>
+          <w:rFonts w:hint="default"/>
+          <w:b/>
+          <w:bCs/>
+          <w:lang w:val="en-US"/>
+        </w:rPr>
+      </w:pPr>
+      <w:r>
+        <w:rPr>
+          <w:rFonts w:hint="default"/>
+          <w:b/>
+          <w:bCs/>
+          <w:lang w:val="en-US"/>
+        </w:rPr>
+        <w:t>Numpy</w:t>
+      </w:r>
+    </w:p>
+    <w:p>
+      <w:pPr>
+        <w:bidi w:val="0"/>
+        <w:rPr>
+          <w:rFonts w:hint="default"/>
+          <w:lang w:val="en-US"/>
+        </w:rPr>
+      </w:pPr>
+    </w:p>
+    <w:p>
+      <w:pPr>
+        <w:bidi w:val="0"/>
+        <w:rPr>
+          <w:rFonts w:hint="default"/>
+          <w:lang w:val="en-US"/>
+        </w:rPr>
+      </w:pPr>
+      <w:r>
+        <w:t>Numerical Python</w:t>
+      </w:r>
+    </w:p>
+    <w:p>
+      <w:pPr>
+        <w:bidi w:val="0"/>
+        <w:spacing w:line="360" w:lineRule="auto"/>
+        <w:rPr>
+          <w:rFonts w:hint="default"/>
+          <w:lang w:val="en-US"/>
+        </w:rPr>
+      </w:pPr>
+    </w:p>
+    <w:p>
+      <w:pPr>
+        <w:bidi w:val="0"/>
+        <w:spacing w:line="360" w:lineRule="auto"/>
+      </w:pPr>
+      <w:r>
+        <w:t xml:space="preserve">• ndarray, an efficient multidimensional array providing fast array-oriented arith‐ metic operations and flexible broadcasting capabilities. </w:t>
+      </w:r>
+    </w:p>
+    <w:p>
+      <w:pPr>
+        <w:bidi w:val="0"/>
+        <w:spacing w:line="360" w:lineRule="auto"/>
+      </w:pPr>
+      <w:r>
+        <w:t>• Mathematical functions for fast operations on entire arrays of data without ha</w:t>
+      </w:r>
+      <w:r>
+        <w:rPr>
+          <w:rFonts w:hint="default"/>
+          <w:lang w:val="en-GB"/>
+        </w:rPr>
+        <w:t>v</w:t>
+      </w:r>
+      <w:r>
+        <w:t xml:space="preserve">ing to write loops. </w:t>
+      </w:r>
+    </w:p>
+    <w:p>
+      <w:pPr>
+        <w:bidi w:val="0"/>
+        <w:spacing w:line="360" w:lineRule="auto"/>
+      </w:pPr>
+      <w:r>
+        <w:t xml:space="preserve">• Tools for reading/writing array data to disk and working with memory-mapped files. </w:t>
+      </w:r>
+    </w:p>
+    <w:p>
+      <w:pPr>
+        <w:bidi w:val="0"/>
+        <w:spacing w:line="360" w:lineRule="auto"/>
+      </w:pPr>
+      <w:r>
+        <w:t xml:space="preserve">• Linear algebra, random number generation, and Fourier transform capabilities. </w:t>
+      </w:r>
+    </w:p>
+    <w:p>
+      <w:pPr>
+        <w:bidi w:val="0"/>
+        <w:rPr>
+          <w:rFonts w:hint="default"/>
+          <w:lang w:val="en-US"/>
+        </w:rPr>
+      </w:pPr>
+      <w:r>
+        <w:t>• A C API for connecting NumPy with libraries written in C, C++, or FORTRAN.</w:t>
+      </w:r>
+    </w:p>
+    <w:p>
+      <w:pPr>
+        <w:rPr>
+          <w:rFonts w:hint="default"/>
+          <w:lang w:val="en-US"/>
+        </w:rPr>
+      </w:pPr>
+    </w:p>
+    <w:p>
+      <w:pPr>
+        <w:rPr>
+          <w:rFonts w:hint="default"/>
+          <w:lang w:val="en-US"/>
+        </w:rPr>
+      </w:pPr>
+    </w:p>
+    <w:p>
+      <w:pPr>
+        <w:rPr>
+          <w:rFonts w:hint="default"/>
+          <w:lang w:val="en-US"/>
+        </w:rPr>
+      </w:pPr>
+    </w:p>
+    <w:p>
+      <w:pPr>
+        <w:rPr>
+          <w:rFonts w:hint="default"/>
+          <w:lang w:val="en-US"/>
+        </w:rPr>
+      </w:pPr>
+    </w:p>
+    <w:p>
+      <w:pPr>
+        <w:rPr>
+          <w:rFonts w:hint="default"/>
+          <w:lang w:val="en-US"/>
+        </w:rPr>
+      </w:pPr>
+      <w:r>
+        <w:rPr>
+          <w:rFonts w:hint="default"/>
+          <w:lang w:val="en-US"/>
+        </w:rPr>
+        <w:t>import numpy as np</w:t>
+      </w:r>
+    </w:p>
+    <w:p>
+      <w:pPr>
+        <w:rPr>
+          <w:rFonts w:hint="default"/>
+          <w:lang w:val="en-US"/>
+        </w:rPr>
+      </w:pPr>
+    </w:p>
+    <w:p>
+      <w:pPr>
+        <w:rPr>
+          <w:rFonts w:hint="default"/>
+          <w:lang w:val="en-GB"/>
+        </w:rPr>
+      </w:pPr>
+      <w:r>
+        <w:rPr>
+          <w:rFonts w:hint="default"/>
+          <w:lang w:val="en-GB"/>
+        </w:rPr>
+        <w:t># creating a np array</w:t>
+      </w:r>
+    </w:p>
+    <w:p>
+      <w:pPr>
+        <w:rPr>
+          <w:rFonts w:hint="default"/>
+          <w:lang w:val="en-GB"/>
+        </w:rPr>
+      </w:pPr>
+    </w:p>
+    <w:p>
+      <w:pPr>
+        <w:rPr>
+          <w:rFonts w:hint="default"/>
+          <w:lang w:val="en-GB"/>
+        </w:rPr>
+      </w:pPr>
+      <w:r>
+        <w:rPr>
+          <w:rFonts w:hint="default"/>
+          <w:lang w:val="en-US"/>
+        </w:rPr>
+        <w:t xml:space="preserve">my_arr = np.arange(1000) </w:t>
+      </w:r>
+      <w:r>
+        <w:rPr>
+          <w:rFonts w:hint="default"/>
+          <w:lang w:val="en-GB"/>
+        </w:rPr>
+        <w:t># range function in np</w:t>
+      </w:r>
+    </w:p>
+    <w:p>
+      <w:pPr>
+        <w:rPr>
+          <w:rFonts w:hint="default"/>
+          <w:lang w:val="en-GB"/>
+        </w:rPr>
+      </w:pPr>
+    </w:p>
+    <w:p>
+      <w:pPr>
+        <w:rPr>
+          <w:rFonts w:hint="default"/>
+          <w:lang w:val="en-GB"/>
+        </w:rPr>
+      </w:pPr>
+      <w:r>
+        <w:rPr>
+          <w:rFonts w:hint="default"/>
+          <w:lang w:val="en-GB"/>
+        </w:rPr>
+        <w:t xml:space="preserve">my_list = list(range(1000)) </w:t>
+      </w:r>
+    </w:p>
+    <w:p>
+      <w:pPr>
+        <w:rPr>
+          <w:rFonts w:hint="default"/>
+          <w:lang w:val="en-US"/>
+        </w:rPr>
+      </w:pPr>
+    </w:p>
+    <w:p>
+      <w:pPr>
+        <w:rPr>
+          <w:rFonts w:hint="default"/>
+          <w:lang w:val="en-US"/>
+        </w:rPr>
+      </w:pPr>
+    </w:p>
+    <w:p>
+      <w:pPr>
+        <w:rPr>
+          <w:rFonts w:hint="default"/>
+          <w:lang w:val="en-US"/>
+        </w:rPr>
+      </w:pPr>
+      <w:r>
+        <w:rPr>
+          <w:rFonts w:hint="default"/>
+          <w:lang w:val="en-US"/>
+        </w:rPr>
+        <w:t>data = np.random.randn(2,3)</w:t>
+      </w:r>
+    </w:p>
+    <w:p>
+      <w:pPr>
+        <w:rPr>
+          <w:rFonts w:hint="default"/>
+          <w:lang w:val="en-US"/>
+        </w:rPr>
+      </w:pPr>
+    </w:p>
+    <w:p>
+      <w:pPr>
+        <w:rPr>
+          <w:rFonts w:hint="default"/>
+          <w:lang w:val="en-US"/>
+        </w:rPr>
+      </w:pPr>
+    </w:p>
+    <w:p>
+      <w:pPr>
+        <w:rPr>
+          <w:rFonts w:hint="default"/>
+          <w:lang w:val="en-US"/>
+        </w:rPr>
+      </w:pPr>
+    </w:p>
+    <w:p>
+      <w:pPr>
+        <w:rPr>
+          <w:rFonts w:hint="default"/>
+          <w:lang w:val="en-US"/>
+        </w:rPr>
+      </w:pPr>
+      <w:r>
+        <w:rPr>
+          <w:rFonts w:hint="default"/>
+          <w:lang w:val="en-US"/>
+        </w:rPr>
+        <w:t>An ndarray is a generic multidimensional container for</w:t>
+      </w:r>
+      <w:r>
+        <w:rPr>
+          <w:rFonts w:hint="default"/>
+          <w:b/>
+          <w:bCs/>
+          <w:lang w:val="en-US"/>
+        </w:rPr>
+        <w:t xml:space="preserve"> homogeneous data;</w:t>
+      </w:r>
+      <w:r>
+        <w:rPr>
+          <w:rFonts w:hint="default"/>
+          <w:lang w:val="en-US"/>
+        </w:rPr>
+        <w:t xml:space="preserve"> that is, all of the </w:t>
+      </w:r>
+      <w:r>
+        <w:rPr>
+          <w:rFonts w:hint="default"/>
+          <w:b/>
+          <w:bCs/>
+          <w:lang w:val="en-US"/>
+        </w:rPr>
+        <w:t>elements must be the same type</w:t>
+      </w:r>
+      <w:r>
+        <w:rPr>
+          <w:rFonts w:hint="default"/>
+          <w:lang w:val="en-US"/>
+        </w:rPr>
+        <w:t>. Every array has a</w:t>
+      </w:r>
+      <w:r>
+        <w:rPr>
+          <w:rFonts w:hint="default"/>
+          <w:b/>
+          <w:bCs/>
+          <w:lang w:val="en-US"/>
+        </w:rPr>
+        <w:t xml:space="preserve"> shape</w:t>
+      </w:r>
+      <w:r>
+        <w:rPr>
+          <w:rFonts w:hint="default"/>
+          <w:lang w:val="en-US"/>
+        </w:rPr>
+        <w:t xml:space="preserve">, a tuple indicating the size of each dimension, and a </w:t>
+      </w:r>
+      <w:r>
+        <w:rPr>
+          <w:rFonts w:hint="default"/>
+          <w:b/>
+          <w:bCs/>
+          <w:lang w:val="en-US"/>
+        </w:rPr>
+        <w:t>dtype</w:t>
+      </w:r>
+      <w:r>
+        <w:rPr>
+          <w:rFonts w:hint="default"/>
+          <w:lang w:val="en-US"/>
+        </w:rPr>
+        <w:t>, an object describing the data type of the array</w:t>
+      </w:r>
+      <w:r>
+        <w:rPr>
+          <w:rFonts w:hint="default"/>
+          <w:lang w:val="en-GB"/>
+        </w:rPr>
+        <w:t>, and finally the number of dimensions</w:t>
+      </w:r>
+      <w:r>
+        <w:rPr>
+          <w:rFonts w:hint="default"/>
+          <w:lang w:val="en-US"/>
+        </w:rPr>
+        <w:t>:</w:t>
+      </w:r>
+    </w:p>
+    <w:p>
+      <w:pPr>
+        <w:rPr>
+          <w:rFonts w:hint="default"/>
+          <w:lang w:val="en-US"/>
+        </w:rPr>
+      </w:pPr>
+    </w:p>
+    <w:p>
+      <w:pPr>
+        <w:rPr>
+          <w:rFonts w:hint="default"/>
+          <w:lang w:val="en-GB"/>
+        </w:rPr>
+      </w:pPr>
+      <w:r>
+        <w:rPr>
+          <w:rFonts w:hint="default"/>
+          <w:lang w:val="en-GB"/>
+        </w:rPr>
+        <w:t>data.shape</w:t>
+      </w:r>
+    </w:p>
+    <w:p>
+      <w:pPr>
+        <w:rPr>
+          <w:rFonts w:hint="default"/>
+          <w:lang w:val="en-GB"/>
+        </w:rPr>
+      </w:pPr>
+    </w:p>
+    <w:p>
+      <w:pPr>
+        <w:rPr>
+          <w:rFonts w:hint="default"/>
+          <w:lang w:val="en-GB"/>
+        </w:rPr>
+      </w:pPr>
+      <w:r>
+        <w:rPr>
+          <w:rFonts w:hint="default"/>
+          <w:lang w:val="en-GB"/>
+        </w:rPr>
+        <w:t>data.dtype</w:t>
+      </w:r>
+    </w:p>
+    <w:p>
+      <w:pPr>
+        <w:rPr>
+          <w:rFonts w:hint="default"/>
+          <w:lang w:val="en-GB"/>
+        </w:rPr>
+      </w:pPr>
+    </w:p>
+    <w:p>
+      <w:pPr>
+        <w:rPr>
+          <w:rFonts w:hint="default"/>
+          <w:lang w:val="en-GB"/>
+        </w:rPr>
+      </w:pPr>
+      <w:r>
+        <w:rPr>
+          <w:rFonts w:hint="default"/>
+          <w:lang w:val="en-GB"/>
+        </w:rPr>
+        <w:t>data.ndim</w:t>
+      </w:r>
+    </w:p>
+    <w:p>
+      <w:pPr>
+        <w:rPr>
+          <w:rFonts w:hint="default"/>
+          <w:lang w:val="en-GB"/>
+        </w:rPr>
+      </w:pPr>
+    </w:p>
+    <w:p>
+      <w:pPr>
+        <w:rPr>
+          <w:rFonts w:hint="default"/>
+          <w:b/>
+          <w:bCs/>
+          <w:lang w:val="en-GB"/>
+        </w:rPr>
+      </w:pPr>
+      <w:r>
+        <w:rPr>
+          <w:rFonts w:hint="default"/>
+          <w:b/>
+          <w:bCs/>
+          <w:lang w:val="en-GB"/>
+        </w:rPr>
+        <w:t>Creating ndarray</w:t>
+      </w:r>
+    </w:p>
+    <w:p>
+      <w:pPr>
+        <w:rPr>
+          <w:rFonts w:hint="default"/>
+          <w:b/>
+          <w:bCs/>
+          <w:lang w:val="en-GB"/>
+        </w:rPr>
+      </w:pPr>
+    </w:p>
+    <w:p>
+      <w:pPr>
+        <w:rPr>
+          <w:rFonts w:hint="default"/>
+          <w:b w:val="0"/>
+          <w:bCs w:val="0"/>
+          <w:lang w:val="en-GB"/>
+        </w:rPr>
+      </w:pPr>
+      <w:r>
+        <w:rPr>
+          <w:rFonts w:hint="default"/>
+          <w:b w:val="0"/>
+          <w:bCs w:val="0"/>
+          <w:lang w:val="en-GB"/>
+        </w:rPr>
+        <w:t>data1 = [6,7.5,8,9,0,1]</w:t>
+      </w:r>
+    </w:p>
+    <w:p>
+      <w:pPr>
+        <w:rPr>
+          <w:rFonts w:hint="default"/>
+          <w:b w:val="0"/>
+          <w:bCs w:val="0"/>
+          <w:lang w:val="en-GB"/>
+        </w:rPr>
+      </w:pPr>
+    </w:p>
+    <w:p>
+      <w:pPr>
+        <w:rPr>
+          <w:rFonts w:hint="default"/>
+          <w:b w:val="0"/>
+          <w:bCs w:val="0"/>
+          <w:lang w:val="en-GB"/>
+        </w:rPr>
+      </w:pPr>
+      <w:r>
+        <w:rPr>
+          <w:rFonts w:hint="default"/>
+          <w:b w:val="0"/>
+          <w:bCs w:val="0"/>
+          <w:lang w:val="en-GB"/>
+        </w:rPr>
+        <w:t>arr1 = np.array(data1) # converts sequence like objs to np array</w:t>
+      </w:r>
+    </w:p>
+    <w:p>
+      <w:pPr>
+        <w:rPr>
+          <w:rFonts w:hint="default"/>
+          <w:b w:val="0"/>
+          <w:bCs w:val="0"/>
+          <w:lang w:val="en-GB"/>
+        </w:rPr>
+      </w:pPr>
+    </w:p>
+    <w:p>
+      <w:pPr>
+        <w:bidi w:val="0"/>
+        <w:rPr>
+          <w:rFonts w:hint="default"/>
+          <w:lang w:val="en-GB"/>
+        </w:rPr>
+      </w:pPr>
+      <w:r>
+        <w:t>data2 = [[1, 2, 3, 4], [5, 6, 7, 8]]</w:t>
+      </w:r>
+    </w:p>
+    <w:p>
+      <w:pPr>
+        <w:rPr>
+          <w:rFonts w:hint="default"/>
+          <w:b w:val="0"/>
+          <w:bCs w:val="0"/>
+          <w:lang w:val="en-GB"/>
+        </w:rPr>
+      </w:pPr>
+    </w:p>
+    <w:p>
+      <w:pPr>
+        <w:rPr>
+          <w:rFonts w:hint="default"/>
+          <w:b w:val="0"/>
+          <w:bCs w:val="0"/>
+          <w:lang w:val="en-GB"/>
+        </w:rPr>
+      </w:pPr>
+      <w:r>
+        <w:rPr>
+          <w:rFonts w:hint="default"/>
+          <w:b w:val="0"/>
+          <w:bCs w:val="0"/>
+          <w:lang w:val="en-GB"/>
+        </w:rPr>
+        <w:t>arr2 = np.array(data2)</w:t>
+      </w:r>
+    </w:p>
+    <w:p>
+      <w:pPr>
+        <w:rPr>
+          <w:rFonts w:hint="default"/>
+          <w:b w:val="0"/>
+          <w:bCs w:val="0"/>
+          <w:lang w:val="en-GB"/>
+        </w:rPr>
+      </w:pPr>
+    </w:p>
+    <w:p>
+      <w:pPr>
+        <w:rPr>
+          <w:rFonts w:hint="default"/>
+          <w:b w:val="0"/>
+          <w:bCs w:val="0"/>
+          <w:lang w:val="en-GB"/>
+        </w:rPr>
+      </w:pPr>
+      <w:r>
+        <w:rPr>
+          <w:rFonts w:hint="default"/>
+          <w:b w:val="0"/>
+          <w:bCs w:val="0"/>
+          <w:lang w:val="en-GB"/>
+        </w:rPr>
+        <w:t>data = np.random.randn(2, 3)  # Generate some random data as ndarray</w:t>
+      </w:r>
+    </w:p>
+    <w:p>
+      <w:pPr>
+        <w:rPr>
+          <w:rFonts w:hint="default"/>
+          <w:b w:val="0"/>
+          <w:bCs w:val="0"/>
+          <w:lang w:val="en-GB"/>
+        </w:rPr>
+      </w:pPr>
+    </w:p>
+    <w:p>
+      <w:pPr>
+        <w:rPr>
+          <w:rFonts w:hint="default"/>
+          <w:b w:val="0"/>
+          <w:bCs w:val="0"/>
+          <w:lang w:val="en-GB"/>
+        </w:rPr>
+      </w:pPr>
+    </w:p>
+    <w:p>
+      <w:pPr>
+        <w:rPr>
+          <w:rFonts w:hint="default"/>
+          <w:b w:val="0"/>
+          <w:bCs w:val="0"/>
+          <w:lang w:val="en-GB"/>
+        </w:rPr>
+      </w:pPr>
+    </w:p>
+    <w:p>
+      <w:pPr>
+        <w:rPr>
+          <w:rFonts w:hint="default"/>
+          <w:b w:val="0"/>
+          <w:bCs w:val="0"/>
+          <w:lang w:val="en-GB"/>
+        </w:rPr>
+      </w:pPr>
+      <w:r>
+        <w:rPr>
+          <w:rFonts w:hint="default"/>
+          <w:b w:val="0"/>
+          <w:bCs w:val="0"/>
+          <w:lang w:val="en-GB"/>
+        </w:rPr>
+        <w:t>np.zeros(10) , np.zeros((3,6)) , np.zeros_like(k)</w:t>
+      </w:r>
+    </w:p>
+    <w:p>
+      <w:pPr>
+        <w:rPr>
+          <w:rFonts w:hint="default"/>
+          <w:b w:val="0"/>
+          <w:bCs w:val="0"/>
+          <w:lang w:val="en-GB"/>
+        </w:rPr>
+      </w:pPr>
+      <w:r>
+        <w:rPr>
+          <w:rFonts w:hint="default"/>
+          <w:b w:val="0"/>
+          <w:bCs w:val="0"/>
+          <w:lang w:val="en-GB"/>
+        </w:rPr>
+        <w:t>np.empty((2,3,2)), np.empty_like(k)</w:t>
+      </w:r>
+    </w:p>
+    <w:p>
+      <w:pPr>
+        <w:rPr>
+          <w:rFonts w:hint="default"/>
+          <w:b w:val="0"/>
+          <w:bCs w:val="0"/>
+          <w:lang w:val="en-GB"/>
+        </w:rPr>
+      </w:pPr>
+    </w:p>
+    <w:p>
+      <w:pPr>
+        <w:rPr>
+          <w:rFonts w:hint="default"/>
+          <w:lang w:val="en-GB"/>
+        </w:rPr>
+      </w:pPr>
+      <w:r>
+        <w:rPr>
+          <w:rFonts w:hint="default"/>
+          <w:lang w:val="en-GB"/>
+        </w:rPr>
+        <w:t xml:space="preserve">arr = </w:t>
+      </w:r>
+      <w:r>
+        <w:t>np.arange(15</w:t>
+      </w:r>
+      <w:r>
+        <w:rPr>
+          <w:rFonts w:hint="default"/>
+          <w:lang w:val="en-GB"/>
+        </w:rPr>
+        <w:t>)</w:t>
+      </w:r>
+    </w:p>
+    <w:p>
+      <w:pPr>
+        <w:rPr>
+          <w:rFonts w:hint="default"/>
+          <w:lang w:val="en-GB"/>
+        </w:rPr>
+      </w:pPr>
+    </w:p>
+    <w:p>
+      <w:pPr>
+        <w:rPr>
+          <w:rFonts w:hint="default"/>
+          <w:lang w:val="en-GB"/>
+        </w:rPr>
+      </w:pPr>
+      <w:r>
+        <w:rPr>
+          <w:rFonts w:hint="default"/>
+          <w:lang w:val="en-GB"/>
+        </w:rPr>
+        <w:t>arr = np.arange(32).reshape((8, 4))</w:t>
+      </w:r>
+    </w:p>
+    <w:p>
+      <w:pPr>
+        <w:rPr>
+          <w:rFonts w:hint="default"/>
+          <w:lang w:val="en-GB"/>
+        </w:rPr>
+      </w:pPr>
+    </w:p>
+    <w:p>
+      <w:pPr>
+        <w:rPr>
+          <w:rFonts w:hint="default"/>
+          <w:lang w:val="en-GB"/>
+        </w:rPr>
+      </w:pPr>
+      <w:r>
+        <w:rPr>
+          <w:rFonts w:hint="default"/>
+          <w:lang w:val="en-GB"/>
+        </w:rPr>
+        <w:t>other means</w:t>
+      </w:r>
+    </w:p>
+    <w:p>
+      <w:pPr>
+        <w:rPr>
+          <w:rFonts w:hint="default"/>
+          <w:lang w:val="en-GB"/>
+        </w:rPr>
+      </w:pPr>
+    </w:p>
+    <w:p>
+      <w:pPr>
+        <w:rPr>
+          <w:rFonts w:hint="default"/>
+          <w:lang w:val="en-GB"/>
+        </w:rPr>
+      </w:pPr>
+      <w:r>
+        <w:rPr>
+          <w:rFonts w:hint="default"/>
+          <w:lang w:val="en-GB"/>
+        </w:rPr>
+        <w:t>np.full((2,2),3) #(shape,fillvalue)</w:t>
+      </w:r>
+    </w:p>
+    <w:p>
+      <w:pPr>
+        <w:rPr>
+          <w:rFonts w:hint="default"/>
+          <w:lang w:val="en-GB"/>
+        </w:rPr>
+      </w:pPr>
+    </w:p>
+    <w:p>
+      <w:pPr>
+        <w:rPr>
+          <w:rFonts w:hint="default"/>
+          <w:lang w:val="en-GB"/>
+        </w:rPr>
+      </w:pPr>
+      <w:r>
+        <w:rPr>
+          <w:rFonts w:hint="default"/>
+          <w:lang w:val="en-GB"/>
+        </w:rPr>
+        <w:t>k = np.array([[1,2],[3,4]])</w:t>
+      </w:r>
+    </w:p>
+    <w:p>
+      <w:pPr>
+        <w:rPr>
+          <w:rFonts w:hint="default"/>
+          <w:lang w:val="en-GB"/>
+        </w:rPr>
+      </w:pPr>
+      <w:r>
+        <w:rPr>
+          <w:rFonts w:hint="default"/>
+          <w:lang w:val="en-GB"/>
+        </w:rPr>
+        <w:t>k.shape &gt;&gt; (2, 2)</w:t>
+      </w:r>
+    </w:p>
+    <w:p>
+      <w:pPr>
+        <w:rPr>
+          <w:rFonts w:hint="default"/>
+          <w:lang w:val="en-GB"/>
+        </w:rPr>
+      </w:pPr>
+      <w:r>
+        <w:rPr>
+          <w:rFonts w:hint="default"/>
+          <w:lang w:val="en-GB"/>
+        </w:rPr>
+        <w:t>k.ndim  &gt;&gt; 2</w:t>
+      </w:r>
+    </w:p>
+    <w:p>
+      <w:pPr>
+        <w:rPr>
+          <w:rFonts w:hint="default"/>
+          <w:lang w:val="en-GB"/>
+        </w:rPr>
+      </w:pPr>
+    </w:p>
+    <w:p>
+      <w:pPr>
+        <w:rPr>
+          <w:rFonts w:hint="default"/>
+          <w:lang w:val="en-GB"/>
+        </w:rPr>
+      </w:pPr>
+      <w:r>
+        <w:rPr>
+          <w:rFonts w:hint="default"/>
+          <w:lang w:val="en-GB"/>
+        </w:rPr>
+        <w:t>np.full_like(k,2)</w:t>
+      </w:r>
+    </w:p>
+    <w:p>
+      <w:pPr>
+        <w:rPr>
+          <w:rFonts w:hint="default"/>
+          <w:lang w:val="en-GB"/>
+        </w:rPr>
+      </w:pPr>
+    </w:p>
+    <w:p>
+      <w:pPr>
+        <w:rPr>
+          <w:rFonts w:hint="default"/>
+          <w:lang w:val="en-GB"/>
+        </w:rPr>
+      </w:pPr>
+      <w:r>
+        <w:rPr>
+          <w:rFonts w:hint="default"/>
+          <w:lang w:val="en-GB"/>
+        </w:rPr>
+        <w:t>np.eye(3) or np.identity(3)</w:t>
+      </w:r>
+    </w:p>
+    <w:p>
+      <w:pPr>
+        <w:rPr>
+          <w:rFonts w:hint="default"/>
+          <w:lang w:val="en-GB"/>
+        </w:rPr>
+      </w:pPr>
+    </w:p>
+    <w:p>
+      <w:pPr>
+        <w:rPr>
+          <w:rFonts w:hint="default"/>
+          <w:lang w:val="en-GB"/>
+        </w:rPr>
+      </w:pPr>
+    </w:p>
+    <w:p>
+      <w:pPr>
+        <w:rPr>
+          <w:rFonts w:hint="default"/>
+          <w:b/>
+          <w:bCs/>
+          <w:lang w:val="en-GB"/>
+        </w:rPr>
+      </w:pPr>
+    </w:p>
+    <w:p>
+      <w:pPr>
+        <w:rPr>
+          <w:rFonts w:hint="default"/>
+          <w:b/>
+          <w:bCs/>
+          <w:lang w:val="en-GB"/>
+        </w:rPr>
+      </w:pPr>
+      <w:r>
+        <w:rPr>
+          <w:rFonts w:hint="default"/>
+          <w:b/>
+          <w:bCs/>
+          <w:lang w:val="en-GB"/>
+        </w:rPr>
+        <w:t>Data Types of ndarrays</w:t>
+      </w:r>
+    </w:p>
+    <w:p>
+      <w:pPr>
+        <w:rPr>
+          <w:rFonts w:hint="default"/>
+          <w:b/>
+          <w:bCs/>
+          <w:lang w:val="en-GB"/>
+        </w:rPr>
+      </w:pPr>
+    </w:p>
+    <w:p>
+      <w:pPr>
+        <w:rPr>
+          <w:rFonts w:hint="default"/>
+          <w:b/>
+          <w:bCs/>
+          <w:lang w:val="en-GB"/>
+        </w:rPr>
+      </w:pPr>
+    </w:p>
+    <w:p>
+      <w:pPr>
+        <w:rPr>
+          <w:rFonts w:hint="default"/>
+          <w:b w:val="0"/>
+          <w:bCs w:val="0"/>
+          <w:lang w:val="en-GB"/>
+        </w:rPr>
+      </w:pPr>
+      <w:r>
+        <w:rPr>
+          <w:rFonts w:hint="default"/>
+          <w:b w:val="0"/>
+          <w:bCs w:val="0"/>
+          <w:lang w:val="en-GB"/>
+        </w:rPr>
+        <w:t xml:space="preserve">arr1 = np.array([1, 2, 3], </w:t>
+      </w:r>
+      <w:r>
+        <w:rPr>
+          <w:rFonts w:hint="default"/>
+          <w:b/>
+          <w:bCs/>
+          <w:lang w:val="en-GB"/>
+        </w:rPr>
+        <w:t>dtype=np.float64</w:t>
+      </w:r>
+      <w:r>
+        <w:rPr>
+          <w:rFonts w:hint="default"/>
+          <w:b w:val="0"/>
+          <w:bCs w:val="0"/>
+          <w:lang w:val="en-GB"/>
+        </w:rPr>
+        <w:t>)</w:t>
+      </w:r>
+    </w:p>
+    <w:p>
+      <w:pPr>
+        <w:rPr>
+          <w:rFonts w:hint="default"/>
+          <w:b w:val="0"/>
+          <w:bCs w:val="0"/>
+          <w:lang w:val="en-GB"/>
+        </w:rPr>
+      </w:pPr>
+    </w:p>
+    <w:p>
+      <w:pPr>
+        <w:rPr>
+          <w:rFonts w:hint="default"/>
+          <w:b w:val="0"/>
+          <w:bCs w:val="0"/>
+          <w:lang w:val="en-GB"/>
+        </w:rPr>
+      </w:pPr>
+      <w:r>
+        <w:rPr>
+          <w:rFonts w:hint="default"/>
+          <w:b w:val="0"/>
+          <w:bCs w:val="0"/>
+          <w:lang w:val="en-GB"/>
+        </w:rPr>
+        <w:t xml:space="preserve">arr2 = np.array([1, 2, 3], </w:t>
+      </w:r>
+      <w:r>
+        <w:rPr>
+          <w:rFonts w:hint="default"/>
+          <w:b/>
+          <w:bCs/>
+          <w:lang w:val="en-GB"/>
+        </w:rPr>
+        <w:t>dtype=np.int32</w:t>
+      </w:r>
+      <w:r>
+        <w:rPr>
+          <w:rFonts w:hint="default"/>
+          <w:b w:val="0"/>
+          <w:bCs w:val="0"/>
+          <w:lang w:val="en-GB"/>
+        </w:rPr>
+        <w:t>)</w:t>
+      </w:r>
+    </w:p>
+    <w:p>
+      <w:pPr>
+        <w:rPr>
+          <w:rFonts w:hint="default"/>
+          <w:b w:val="0"/>
+          <w:bCs w:val="0"/>
+          <w:lang w:val="en-GB"/>
+        </w:rPr>
+      </w:pPr>
+    </w:p>
+    <w:p>
+      <w:pPr>
+        <w:rPr>
+          <w:rFonts w:hint="default"/>
+          <w:b w:val="0"/>
+          <w:bCs w:val="0"/>
+          <w:lang w:val="en-GB"/>
+        </w:rPr>
+      </w:pPr>
+    </w:p>
+    <w:p>
+      <w:pPr>
+        <w:rPr>
+          <w:rFonts w:hint="default"/>
+          <w:b w:val="0"/>
+          <w:bCs w:val="0"/>
+          <w:lang w:val="en-GB"/>
+        </w:rPr>
+      </w:pPr>
+      <w:r>
+        <w:rPr>
+          <w:rFonts w:hint="default"/>
+          <w:b w:val="0"/>
+          <w:bCs w:val="0"/>
+          <w:lang w:val="en-GB"/>
+        </w:rPr>
+        <w:t>arr = np.array([1,2,3,4,5])</w:t>
+      </w:r>
+    </w:p>
+    <w:p>
+      <w:pPr>
+        <w:rPr>
+          <w:rFonts w:hint="default"/>
+          <w:b w:val="0"/>
+          <w:bCs w:val="0"/>
+          <w:lang w:val="en-GB"/>
+        </w:rPr>
+      </w:pPr>
+    </w:p>
+    <w:p>
+      <w:pPr>
+        <w:rPr>
+          <w:rFonts w:hint="default"/>
+          <w:b/>
+          <w:bCs/>
+          <w:lang w:val="en-GB"/>
+        </w:rPr>
+      </w:pPr>
+      <w:r>
+        <w:rPr>
+          <w:rFonts w:hint="default"/>
+          <w:b w:val="0"/>
+          <w:bCs w:val="0"/>
+          <w:lang w:val="en-GB"/>
+        </w:rPr>
+        <w:t>float_arr = arr.</w:t>
+      </w:r>
+      <w:r>
+        <w:rPr>
+          <w:rFonts w:hint="default"/>
+          <w:b/>
+          <w:bCs/>
+          <w:lang w:val="en-GB"/>
+        </w:rPr>
+        <w:t>astype(np.float64)</w:t>
+      </w:r>
+      <w:r>
+        <w:rPr>
+          <w:rFonts w:hint="default"/>
+          <w:b/>
+          <w:bCs/>
+          <w:lang w:val="en-GB"/>
+        </w:rPr>
+        <w:tab/>
+      </w:r>
+      <w:r>
+        <w:rPr>
+          <w:rFonts w:hint="default"/>
+          <w:b/>
+          <w:bCs/>
+          <w:lang w:val="en-GB"/>
+        </w:rPr>
+        <w:t>#casting</w:t>
+      </w:r>
+    </w:p>
+    <w:p>
+      <w:pPr>
+        <w:rPr>
+          <w:rFonts w:hint="default"/>
+          <w:b w:val="0"/>
+          <w:bCs w:val="0"/>
+          <w:lang w:val="en-GB"/>
+        </w:rPr>
+      </w:pPr>
+    </w:p>
+    <w:p>
+      <w:pPr>
+        <w:rPr>
+          <w:rFonts w:hint="default"/>
+          <w:b w:val="0"/>
+          <w:bCs w:val="0"/>
+          <w:lang w:val="en-GB"/>
+        </w:rPr>
+      </w:pPr>
+      <w:r>
+        <w:rPr>
+          <w:rFonts w:hint="default"/>
+          <w:b/>
+          <w:bCs/>
+          <w:lang w:val="en-GB"/>
+        </w:rPr>
+        <w:t>astype</w:t>
+      </w:r>
+      <w:r>
+        <w:rPr>
+          <w:rFonts w:hint="default"/>
+          <w:b w:val="0"/>
+          <w:bCs w:val="0"/>
+          <w:lang w:val="en-GB"/>
+        </w:rPr>
+        <w:t xml:space="preserve"> always creates a new array (a copy of the data), even</w:t>
+      </w:r>
+    </w:p>
+    <w:p>
+      <w:pPr>
+        <w:rPr>
+          <w:rFonts w:hint="default"/>
+          <w:b w:val="0"/>
+          <w:bCs w:val="0"/>
+          <w:lang w:val="en-GB"/>
+        </w:rPr>
+      </w:pPr>
+      <w:r>
+        <w:rPr>
+          <w:rFonts w:hint="default"/>
+          <w:b w:val="0"/>
+          <w:bCs w:val="0"/>
+          <w:lang w:val="en-GB"/>
+        </w:rPr>
+        <w:t>if the new dtype is the same as the old dtype.</w:t>
+      </w:r>
+    </w:p>
+    <w:p>
+      <w:pPr>
+        <w:rPr>
+          <w:rFonts w:hint="default"/>
+          <w:b w:val="0"/>
+          <w:bCs w:val="0"/>
+          <w:lang w:val="en-GB"/>
+        </w:rPr>
+      </w:pPr>
+    </w:p>
+    <w:p>
+      <w:pPr>
+        <w:rPr>
+          <w:rFonts w:hint="default"/>
+          <w:b w:val="0"/>
+          <w:bCs w:val="0"/>
+          <w:lang w:val="en-GB"/>
+        </w:rPr>
+      </w:pPr>
+    </w:p>
+    <w:p>
+      <w:pPr>
+        <w:rPr>
+          <w:rFonts w:hint="default"/>
+          <w:b/>
+          <w:bCs/>
+          <w:lang w:val="en-GB"/>
+        </w:rPr>
+      </w:pPr>
+      <w:r>
+        <w:rPr>
+          <w:rFonts w:hint="default"/>
+          <w:b/>
+          <w:bCs/>
+          <w:lang w:val="en-GB"/>
+        </w:rPr>
+        <w:t>Operations on Numpy Arrays</w:t>
+      </w:r>
+    </w:p>
+    <w:p>
+      <w:pPr>
+        <w:bidi w:val="0"/>
+        <w:rPr>
+          <w:rFonts w:hint="default"/>
+          <w:lang w:val="en-GB"/>
+        </w:rPr>
+      </w:pPr>
+    </w:p>
+    <w:p>
+      <w:pPr>
+        <w:bidi w:val="0"/>
+        <w:rPr>
+          <w:rFonts w:hint="default"/>
+          <w:lang w:val="en-GB"/>
+        </w:rPr>
+      </w:pPr>
+      <w:r>
+        <w:rPr>
+          <w:rFonts w:hint="default"/>
+          <w:lang w:val="en-GB"/>
+        </w:rPr>
+        <w:t>Any arithmetic operations between equal-size arrays applies the operation element-wise:</w:t>
+      </w:r>
+    </w:p>
+    <w:p>
+      <w:pPr>
+        <w:bidi w:val="0"/>
+        <w:rPr>
+          <w:rFonts w:hint="default"/>
+          <w:lang w:val="en-GB"/>
+        </w:rPr>
+      </w:pPr>
+    </w:p>
+    <w:p>
+      <w:pPr>
+        <w:bidi w:val="0"/>
+        <w:rPr>
+          <w:rFonts w:hint="default"/>
+          <w:lang w:val="en-GB"/>
+        </w:rPr>
+      </w:pPr>
+      <w:r>
+        <w:rPr>
+          <w:rFonts w:hint="default"/>
+          <w:lang w:val="en-GB"/>
+        </w:rPr>
+        <w:t>arr * arr,</w:t>
+      </w:r>
+      <w:r>
+        <w:rPr>
+          <w:rFonts w:hint="default"/>
+          <w:lang w:val="en-GB"/>
+        </w:rPr>
+        <w:tab/>
+      </w:r>
+      <w:r>
+        <w:rPr>
+          <w:rFonts w:hint="default"/>
+          <w:lang w:val="en-GB"/>
+        </w:rPr>
+        <w:t xml:space="preserve"> arr - arr, </w:t>
+      </w:r>
+      <w:r>
+        <w:t>1 / arr</w:t>
+      </w:r>
+      <w:r>
+        <w:rPr>
+          <w:rFonts w:hint="default"/>
+          <w:lang w:val="en-GB"/>
+        </w:rPr>
+        <w:t xml:space="preserve">, </w:t>
+      </w:r>
+      <w:r>
+        <w:t>arr ** 0.5</w:t>
+      </w:r>
+      <w:r>
+        <w:rPr>
+          <w:rFonts w:hint="default"/>
+          <w:lang w:val="en-GB"/>
+        </w:rPr>
+        <w:t xml:space="preserve">, </w:t>
+      </w:r>
+      <w:r>
+        <w:t>arr2 &gt; arr</w:t>
+      </w:r>
+    </w:p>
+    <w:p>
+      <w:pPr>
+        <w:bidi w:val="0"/>
+        <w:rPr>
+          <w:rFonts w:hint="default"/>
+          <w:lang w:val="en-GB"/>
+        </w:rPr>
+      </w:pPr>
+    </w:p>
+    <w:p>
+      <w:pPr>
+        <w:bidi w:val="0"/>
+        <w:rPr>
+          <w:rFonts w:hint="default"/>
+          <w:b/>
+          <w:bCs/>
+          <w:lang w:val="en-GB"/>
+        </w:rPr>
+      </w:pPr>
+      <w:r>
+        <w:rPr>
+          <w:rFonts w:hint="default"/>
+          <w:b/>
+          <w:bCs/>
+          <w:lang w:val="en-GB"/>
+        </w:rPr>
+        <w:t>Basic Indexing and Slicing</w:t>
+      </w:r>
+    </w:p>
+    <w:p>
+      <w:pPr>
+        <w:bidi w:val="0"/>
+        <w:rPr>
+          <w:rFonts w:hint="default"/>
+          <w:b/>
+          <w:bCs/>
+          <w:lang w:val="en-GB"/>
+        </w:rPr>
+      </w:pPr>
+    </w:p>
+    <w:p>
+      <w:pPr>
+        <w:bidi w:val="0"/>
+      </w:pPr>
+      <w:r>
+        <w:t>array slices are views on the original array.This means that the data is not copied, and any modifications to the view will be reflected in the source array</w:t>
+      </w:r>
+    </w:p>
+    <w:p>
+      <w:pPr>
+        <w:bidi w:val="0"/>
+      </w:pPr>
+    </w:p>
+    <w:p>
+      <w:pPr>
+        <w:bidi w:val="0"/>
+        <w:rPr>
+          <w:rFonts w:hint="default"/>
+          <w:lang w:val="en-GB"/>
+        </w:rPr>
+      </w:pPr>
+      <w:r>
+        <w:rPr>
+          <w:rFonts w:hint="default"/>
+          <w:lang w:val="en-GB"/>
+        </w:rPr>
+        <w:t>#1d</w:t>
+      </w:r>
+    </w:p>
+    <w:p>
+      <w:pPr>
+        <w:bidi w:val="0"/>
+        <w:rPr>
+          <w:rFonts w:hint="default"/>
+          <w:lang w:val="en-GB"/>
+        </w:rPr>
+      </w:pPr>
+      <w:r>
+        <w:rPr>
+          <w:rFonts w:hint="default"/>
+          <w:lang w:val="en-GB"/>
+        </w:rPr>
+        <w:t>arr = np.arange(10) &gt;&gt; array([0, 1, 2, 3, 4, 5, 6, 7, 8, 9])</w:t>
+      </w:r>
+    </w:p>
+    <w:p>
+      <w:pPr>
+        <w:bidi w:val="0"/>
+        <w:rPr>
+          <w:rFonts w:hint="default"/>
+          <w:lang w:val="en-GB"/>
+        </w:rPr>
+      </w:pPr>
+      <w:r>
+        <w:rPr>
+          <w:rFonts w:hint="default"/>
+          <w:lang w:val="en-GB"/>
+        </w:rPr>
+        <w:t>arr[5] &gt;&gt; 5</w:t>
+      </w:r>
+    </w:p>
+    <w:p>
+      <w:pPr>
+        <w:bidi w:val="0"/>
+        <w:rPr>
+          <w:rFonts w:hint="default"/>
+          <w:lang w:val="en-GB"/>
+        </w:rPr>
+      </w:pPr>
+      <w:r>
+        <w:rPr>
+          <w:rFonts w:hint="default"/>
+          <w:lang w:val="en-GB"/>
+        </w:rPr>
+        <w:t>arr[5:8] &gt;&gt; ([5,6,7])</w:t>
+      </w:r>
+    </w:p>
+    <w:p>
+      <w:pPr>
+        <w:bidi w:val="0"/>
+        <w:rPr>
+          <w:rFonts w:hint="default"/>
+          <w:lang w:val="en-GB"/>
+        </w:rPr>
+      </w:pPr>
+    </w:p>
+    <w:p>
+      <w:pPr>
+        <w:bidi w:val="0"/>
+        <w:rPr>
+          <w:rFonts w:hint="default"/>
+          <w:lang w:val="en-GB"/>
+        </w:rPr>
+      </w:pPr>
+      <w:r>
+        <w:t>arr[5:8] = 12</w:t>
+      </w:r>
+      <w:r>
+        <w:rPr>
+          <w:rFonts w:hint="default"/>
+          <w:lang w:val="en-GB"/>
+        </w:rPr>
+        <w:t xml:space="preserve"> &gt;&gt; array([ 0, 1, 2, 3, 4, 12, 12, 12, 8, 9])</w:t>
+      </w:r>
+    </w:p>
+    <w:p>
+      <w:pPr>
+        <w:bidi w:val="0"/>
+        <w:rPr>
+          <w:rFonts w:hint="default"/>
+          <w:lang w:val="en-GB"/>
+        </w:rPr>
+      </w:pPr>
+    </w:p>
+    <w:p>
+      <w:pPr>
+        <w:bidi w:val="0"/>
+        <w:rPr>
+          <w:rFonts w:hint="default"/>
+          <w:b/>
+          <w:bCs/>
+          <w:lang w:val="en-GB"/>
+        </w:rPr>
+      </w:pPr>
+      <w:r>
+        <w:rPr>
+          <w:rFonts w:hint="default"/>
+          <w:lang w:val="en-GB"/>
+        </w:rPr>
+        <w:t xml:space="preserve">If you want a copy of a slice of an ndarray instead of a view, you will need to explicitly copy the array—for; </w:t>
+      </w:r>
+      <w:r>
+        <w:rPr>
+          <w:rFonts w:hint="default"/>
+          <w:b/>
+          <w:bCs/>
+          <w:lang w:val="en-GB"/>
+        </w:rPr>
+        <w:t>arr[5:8].copy()</w:t>
+      </w:r>
+    </w:p>
+    <w:p>
+      <w:pPr>
+        <w:bidi w:val="0"/>
+        <w:rPr>
+          <w:rFonts w:hint="default"/>
+          <w:b/>
+          <w:bCs/>
+          <w:lang w:val="en-GB"/>
+        </w:rPr>
+      </w:pPr>
+    </w:p>
+    <w:p>
+      <w:pPr>
+        <w:bidi w:val="0"/>
+        <w:rPr>
+          <w:rFonts w:hint="default"/>
+          <w:lang w:val="en-GB"/>
+        </w:rPr>
+      </w:pPr>
+      <w:r>
+        <w:rPr>
+          <w:rFonts w:hint="default"/>
+          <w:lang w:val="en-GB"/>
+        </w:rPr>
+        <w:t># nd array;</w:t>
+      </w:r>
+    </w:p>
+    <w:p>
+      <w:pPr>
+        <w:rPr>
+          <w:rFonts w:hint="default"/>
+          <w:lang w:val="en-US"/>
+        </w:rPr>
+      </w:pPr>
+    </w:p>
+    <w:p>
+      <w:pPr>
+        <w:rPr>
+          <w:rFonts w:hint="default"/>
+          <w:lang w:val="en-US"/>
+        </w:rPr>
+      </w:pPr>
+      <w:r>
+        <w:rPr>
+          <w:rFonts w:hint="default"/>
+          <w:lang w:val="en-US"/>
+        </w:rPr>
+        <w:t>arr2d = np.array([[1, 2, 3], [4, 5, 6], [7, 8, 9]])</w:t>
+      </w:r>
+    </w:p>
+    <w:p>
+      <w:pPr>
+        <w:rPr>
+          <w:rFonts w:hint="default"/>
+          <w:lang w:val="en-US"/>
+        </w:rPr>
+      </w:pPr>
+    </w:p>
+    <w:p>
+      <w:pPr>
+        <w:rPr>
+          <w:rFonts w:hint="default"/>
+          <w:lang w:val="en-US"/>
+        </w:rPr>
+      </w:pPr>
+      <w:r>
+        <w:rPr>
+          <w:rFonts w:hint="default"/>
+          <w:lang w:val="en-US"/>
+        </w:rPr>
+        <w:t xml:space="preserve">arr2d[2] </w:t>
+      </w:r>
+      <w:r>
+        <w:rPr>
+          <w:rFonts w:hint="default"/>
+          <w:lang w:val="en-GB"/>
+        </w:rPr>
+        <w:t>&gt;&gt;</w:t>
+      </w:r>
+      <w:r>
+        <w:rPr>
+          <w:rFonts w:hint="default"/>
+          <w:lang w:val="en-GB"/>
+        </w:rPr>
+        <w:tab/>
+      </w:r>
+      <w:r>
+        <w:rPr>
+          <w:rFonts w:hint="default"/>
+          <w:lang w:val="en-US"/>
+        </w:rPr>
+        <w:t>array([7, 8, 9])</w:t>
+      </w:r>
+    </w:p>
+    <w:p>
+      <w:pPr>
+        <w:rPr>
+          <w:rFonts w:hint="default"/>
+          <w:lang w:val="en-US"/>
+        </w:rPr>
+      </w:pPr>
+    </w:p>
+    <w:p>
+      <w:pPr>
+        <w:rPr>
+          <w:rFonts w:hint="default"/>
+          <w:lang w:val="en-GB"/>
+        </w:rPr>
+      </w:pPr>
+      <w:r>
+        <w:rPr>
+          <w:rFonts w:hint="default"/>
+          <w:lang w:val="en-US"/>
+        </w:rPr>
+        <w:t>arr2d[0][2]</w:t>
+      </w:r>
+      <w:r>
+        <w:rPr>
+          <w:rFonts w:hint="default"/>
+          <w:lang w:val="en-GB"/>
+        </w:rPr>
+        <w:t xml:space="preserve"> &gt;&gt; 3  or arr2d[0,2]</w:t>
+      </w:r>
+    </w:p>
+    <w:p>
+      <w:pPr>
+        <w:rPr>
+          <w:rFonts w:hint="default"/>
+          <w:lang w:val="en-US"/>
+        </w:rPr>
+      </w:pPr>
+    </w:p>
+    <w:p>
+      <w:pPr>
+        <w:rPr>
+          <w:rFonts w:hint="default"/>
+          <w:lang w:val="en-US"/>
+        </w:rPr>
+      </w:pPr>
+    </w:p>
+    <w:p>
+      <w:pPr>
+        <w:rPr>
+          <w:rFonts w:hint="default"/>
+          <w:lang w:val="en-US"/>
+        </w:rPr>
+      </w:pPr>
+    </w:p>
+    <w:p>
+      <w:pPr>
+        <w:rPr>
+          <w:rFonts w:hint="default"/>
+          <w:lang w:val="en-US"/>
+        </w:rPr>
+      </w:pPr>
+    </w:p>
+    <w:p>
+      <w:pPr>
+        <w:rPr>
+          <w:rFonts w:hint="default"/>
+          <w:lang w:val="en-US"/>
+        </w:rPr>
+      </w:pPr>
+    </w:p>
+    <w:p>
+      <w:pPr>
+        <w:rPr>
+          <w:rFonts w:hint="default"/>
+          <w:lang w:val="en-US"/>
+        </w:rPr>
+      </w:pPr>
+    </w:p>
+    <w:p>
+      <w:pPr>
+        <w:bidi w:val="0"/>
+        <w:rPr>
+          <w:rFonts w:hint="default"/>
+          <w:lang w:val="en-GB"/>
+        </w:rPr>
+      </w:pPr>
+      <w:r>
+        <w:rPr>
+          <w:rFonts w:hint="default"/>
+          <w:lang w:val="en-US"/>
+        </w:rPr>
+        <w:t>arr3d = np.array([</w:t>
+      </w:r>
+      <w:r>
+        <w:rPr>
+          <w:rFonts w:hint="default"/>
+          <w:b/>
+          <w:bCs/>
+          <w:lang w:val="en-US"/>
+        </w:rPr>
+        <w:t>[</w:t>
+      </w:r>
+      <w:r>
+        <w:rPr>
+          <w:rFonts w:hint="default"/>
+          <w:lang w:val="en-US"/>
+        </w:rPr>
+        <w:t>[1, 2, 3], [4, 5, 6]</w:t>
+      </w:r>
+      <w:r>
+        <w:rPr>
+          <w:rFonts w:hint="default"/>
+          <w:b/>
+          <w:bCs/>
+          <w:lang w:val="en-US"/>
+        </w:rPr>
+        <w:t>]</w:t>
+      </w:r>
+      <w:r>
+        <w:rPr>
+          <w:rFonts w:hint="default"/>
+          <w:lang w:val="en-US"/>
+        </w:rPr>
+        <w:t xml:space="preserve">, </w:t>
+      </w:r>
+      <w:r>
+        <w:rPr>
+          <w:rFonts w:hint="default"/>
+          <w:b/>
+          <w:bCs/>
+          <w:lang w:val="en-US"/>
+        </w:rPr>
+        <w:t>[</w:t>
+      </w:r>
+      <w:r>
+        <w:rPr>
+          <w:rFonts w:hint="default"/>
+          <w:lang w:val="en-US"/>
+        </w:rPr>
+        <w:t>[7, 8, 9], [10, 11, 12]</w:t>
+      </w:r>
+      <w:r>
+        <w:rPr>
+          <w:rFonts w:hint="default"/>
+          <w:b/>
+          <w:bCs/>
+          <w:lang w:val="en-US"/>
+        </w:rPr>
+        <w:t>]</w:t>
+      </w:r>
+      <w:r>
+        <w:rPr>
+          <w:rFonts w:hint="default"/>
+          <w:lang w:val="en-US"/>
+        </w:rPr>
+        <w:t>])</w:t>
+      </w:r>
+      <w:r>
+        <w:rPr>
+          <w:rFonts w:hint="default"/>
+          <w:lang w:val="en-GB"/>
+        </w:rPr>
+        <w:t xml:space="preserve"> has shape of 2x2x3</w:t>
+      </w:r>
+    </w:p>
+    <w:p>
+      <w:pPr>
+        <w:bidi w:val="0"/>
+        <w:rPr>
+          <w:rFonts w:hint="default"/>
+          <w:lang w:val="en-US"/>
+        </w:rPr>
+      </w:pPr>
+    </w:p>
+    <w:p>
+      <w:pPr>
+        <w:bidi w:val="0"/>
+        <w:rPr>
+          <w:rFonts w:hint="default"/>
+          <w:lang w:val="en-US"/>
+        </w:rPr>
+      </w:pPr>
+    </w:p>
+    <w:p>
+      <w:pPr>
+        <w:bidi w:val="0"/>
+        <w:rPr>
+          <w:rFonts w:hint="default"/>
+          <w:lang w:val="en-US"/>
+        </w:rPr>
+      </w:pPr>
+    </w:p>
+    <w:p>
+      <w:pPr>
+        <w:bidi w:val="0"/>
+        <w:rPr>
+          <w:rFonts w:hint="default"/>
+          <w:lang w:val="en-GB"/>
+        </w:rPr>
+      </w:pPr>
+      <w:r>
+        <w:t>arr3d[0]</w:t>
+      </w:r>
+      <w:r>
+        <w:rPr>
+          <w:rFonts w:hint="default"/>
+          <w:lang w:val="en-GB"/>
+        </w:rPr>
+        <w:t xml:space="preserve"> &gt;&gt; a</w:t>
+      </w:r>
+      <w:r>
+        <w:t>rray([[1, 2, 3], [4, 5, 6]])</w:t>
+      </w:r>
+    </w:p>
+    <w:p>
+      <w:pPr>
+        <w:rPr>
+          <w:rFonts w:hint="default"/>
+          <w:lang w:val="en-US"/>
+        </w:rPr>
+      </w:pPr>
+    </w:p>
+    <w:p>
+      <w:pPr>
+        <w:rPr>
+          <w:rFonts w:hint="default"/>
+          <w:lang w:val="en-GB"/>
+        </w:rPr>
+      </w:pPr>
+      <w:r>
+        <w:rPr>
+          <w:rFonts w:hint="default"/>
+          <w:lang w:val="en-US"/>
+        </w:rPr>
+        <w:t>arr3d[1, 0]</w:t>
+      </w:r>
+      <w:r>
+        <w:rPr>
+          <w:rFonts w:hint="default"/>
+          <w:lang w:val="en-GB"/>
+        </w:rPr>
+        <w:t xml:space="preserve"> &gt;&gt; arr3d[1][0] &gt;&gt;  array([7, 8, 9])</w:t>
+      </w:r>
+    </w:p>
+    <w:p>
+      <w:pPr>
+        <w:rPr>
+          <w:rFonts w:hint="default"/>
+          <w:lang w:val="en-GB"/>
+        </w:rPr>
+      </w:pPr>
+    </w:p>
+    <w:p>
+      <w:pPr>
+        <w:rPr>
+          <w:rFonts w:hint="default"/>
+          <w:lang w:val="en-GB"/>
+        </w:rPr>
+      </w:pPr>
+      <w:r>
+        <w:rPr>
+          <w:rFonts w:hint="default"/>
+          <w:lang w:val="en-GB"/>
+        </w:rPr>
+        <w:t xml:space="preserve"> </w:t>
+      </w:r>
+    </w:p>
+    <w:p>
+      <w:pPr>
+        <w:rPr>
+          <w:rFonts w:hint="default"/>
+          <w:lang w:val="en-GB"/>
+        </w:rPr>
+      </w:pPr>
+      <w:r>
+        <w:rPr>
+          <w:rFonts w:hint="default"/>
+          <w:lang w:val="en-GB"/>
+        </w:rPr>
+        <w:t>#slicing nd arrays</w:t>
+      </w:r>
+    </w:p>
+    <w:p>
+      <w:pPr>
+        <w:rPr>
+          <w:rFonts w:hint="default"/>
+          <w:lang w:val="en-GB"/>
+        </w:rPr>
+      </w:pPr>
+    </w:p>
+    <w:p>
+      <w:pPr>
+        <w:rPr>
+          <w:rFonts w:hint="default"/>
+          <w:lang w:val="en-GB"/>
+        </w:rPr>
+      </w:pPr>
+      <w:r>
+        <w:rPr>
+          <w:rFonts w:hint="default"/>
+          <w:lang w:val="en-GB"/>
+        </w:rPr>
+        <w:t>arr [ dim1,dim2,dim3,..dim_n]</w:t>
+      </w:r>
+    </w:p>
+    <w:p>
+      <w:pPr>
+        <w:rPr>
+          <w:rFonts w:hint="default"/>
+          <w:lang w:val="en-US"/>
+        </w:rPr>
+      </w:pPr>
+    </w:p>
+    <w:p>
+      <w:pPr>
+        <w:rPr>
+          <w:rFonts w:hint="default"/>
+          <w:lang w:val="en-US"/>
+        </w:rPr>
+      </w:pPr>
+      <w:r>
+        <w:rPr>
+          <w:rFonts w:hint="default"/>
+          <w:lang w:val="en-US"/>
+        </w:rPr>
+        <w:t>arr2d[:2]</w:t>
+      </w:r>
+      <w:r>
+        <w:rPr>
+          <w:rFonts w:hint="default"/>
+          <w:lang w:val="en-GB"/>
+        </w:rPr>
+        <w:t xml:space="preserve"> &gt;&gt;</w:t>
+      </w:r>
+      <w:r>
+        <w:rPr>
+          <w:rFonts w:hint="default"/>
+          <w:lang w:val="en-GB"/>
+        </w:rPr>
+        <w:tab/>
+      </w:r>
+      <w:r>
+        <w:rPr>
+          <w:rFonts w:hint="default"/>
+          <w:lang w:val="en-US"/>
+        </w:rPr>
+        <w:t>array([[1, 2, 3], [4, 5, 6]])</w:t>
+      </w:r>
+    </w:p>
+    <w:p>
+      <w:pPr>
+        <w:rPr>
+          <w:rFonts w:hint="default"/>
+          <w:lang w:val="en-US"/>
+        </w:rPr>
+      </w:pPr>
+    </w:p>
+    <w:p>
+      <w:pPr>
+        <w:rPr>
+          <w:rFonts w:hint="default"/>
+          <w:lang w:val="en-US"/>
+        </w:rPr>
+      </w:pPr>
+      <w:r>
+        <w:rPr>
+          <w:rFonts w:hint="default"/>
+          <w:lang w:val="en-US"/>
+        </w:rPr>
+        <w:t>arr2d[:2, 1:]</w:t>
+      </w:r>
+      <w:r>
+        <w:rPr>
+          <w:rFonts w:hint="default"/>
+          <w:lang w:val="en-GB"/>
+        </w:rPr>
+        <w:t xml:space="preserve"> &gt;&gt; ([[</w:t>
+      </w:r>
+      <w:r>
+        <w:rPr>
+          <w:rFonts w:hint="default"/>
+          <w:lang w:val="en-US"/>
+        </w:rPr>
+        <w:t xml:space="preserve"> 2, 3</w:t>
+      </w:r>
+      <w:r>
+        <w:rPr>
+          <w:rFonts w:hint="default"/>
+          <w:lang w:val="en-GB"/>
+        </w:rPr>
+        <w:t>],</w:t>
+      </w:r>
+      <w:r>
+        <w:rPr>
+          <w:rFonts w:hint="default"/>
+          <w:lang w:val="en-US"/>
+        </w:rPr>
+        <w:t xml:space="preserve"> </w:t>
+      </w:r>
+      <w:r>
+        <w:rPr>
+          <w:rFonts w:hint="default"/>
+          <w:lang w:val="en-GB"/>
+        </w:rPr>
+        <w:t>[</w:t>
+      </w:r>
+      <w:r>
+        <w:rPr>
+          <w:rFonts w:hint="default"/>
+          <w:lang w:val="en-US"/>
+        </w:rPr>
+        <w:t>5, 6</w:t>
+      </w:r>
+      <w:r>
+        <w:rPr>
+          <w:rFonts w:hint="default"/>
+          <w:lang w:val="en-GB"/>
+        </w:rPr>
+        <w:t>]])</w:t>
+      </w:r>
+    </w:p>
+    <w:p>
+      <w:pPr>
+        <w:rPr>
+          <w:rFonts w:hint="default"/>
+          <w:lang w:val="en-US"/>
+        </w:rPr>
+      </w:pPr>
+    </w:p>
+    <w:p>
+      <w:pPr>
+        <w:rPr>
+          <w:rFonts w:hint="default"/>
+          <w:lang w:val="en-US"/>
+        </w:rPr>
+      </w:pPr>
+      <w:r>
+        <w:rPr>
+          <w:rFonts w:hint="default"/>
+          <w:lang w:val="en-US"/>
+        </w:rPr>
+        <w:t xml:space="preserve">arr2d[:, :1] </w:t>
+      </w:r>
+      <w:r>
+        <w:rPr>
+          <w:rFonts w:hint="default"/>
+          <w:lang w:val="en-GB"/>
+        </w:rPr>
+        <w:t>&gt;&gt;</w:t>
+      </w:r>
+      <w:r>
+        <w:rPr>
+          <w:rFonts w:hint="default"/>
+          <w:lang w:val="en-US"/>
+        </w:rPr>
+        <w:t xml:space="preserve"> array([[1], [4], [7]])</w:t>
+      </w:r>
+    </w:p>
+    <w:p>
+      <w:pPr>
+        <w:rPr>
+          <w:rFonts w:hint="default"/>
+          <w:lang w:val="en-US"/>
+        </w:rPr>
+      </w:pPr>
+    </w:p>
+    <w:p>
+      <w:pPr>
+        <w:rPr>
+          <w:rFonts w:hint="default"/>
+          <w:lang w:val="en-US"/>
+        </w:rPr>
+      </w:pPr>
+    </w:p>
+    <w:p>
+      <w:pPr>
+        <w:rPr>
+          <w:rFonts w:hint="default"/>
+          <w:lang w:val="en-GB"/>
+        </w:rPr>
+      </w:pPr>
+      <w:r>
+        <w:rPr>
+          <w:rFonts w:hint="default"/>
+          <w:lang w:val="en-GB"/>
+        </w:rPr>
+        <w:t>nb</w:t>
+      </w:r>
+    </w:p>
+    <w:p>
+      <w:pPr>
+        <w:rPr>
+          <w:rFonts w:hint="default"/>
+          <w:lang w:val="en-GB"/>
+        </w:rPr>
+      </w:pPr>
+      <w:r>
+        <w:rPr>
+          <w:rFonts w:hint="default"/>
+          <w:lang w:val="en-GB"/>
+        </w:rPr>
+        <w:t>take a (3,3) shaped array;</w:t>
+      </w:r>
+    </w:p>
+    <w:p>
+      <w:pPr>
+        <w:rPr>
+          <w:rFonts w:hint="default"/>
+          <w:lang w:val="en-GB"/>
+        </w:rPr>
+      </w:pPr>
+      <w:r>
+        <w:rPr>
+          <w:rFonts w:hint="default"/>
+          <w:lang w:val="en-GB"/>
+        </w:rPr>
+        <w:t>arr[2] and arr[2,:] &gt;&gt; shape(3,)</w:t>
+      </w:r>
+    </w:p>
+    <w:p>
+      <w:pPr>
+        <w:rPr>
+          <w:rFonts w:hint="default"/>
+          <w:lang w:val="en-GB"/>
+        </w:rPr>
+      </w:pPr>
+      <w:r>
+        <w:rPr>
+          <w:rFonts w:hint="default"/>
+          <w:lang w:val="en-GB"/>
+        </w:rPr>
+        <w:t xml:space="preserve">arr[2:,:] </w:t>
+      </w:r>
+      <w:r>
+        <w:rPr>
+          <w:rFonts w:hint="default"/>
+          <w:lang w:val="en-GB"/>
+        </w:rPr>
+        <w:tab/>
+      </w:r>
+      <w:r>
+        <w:rPr>
+          <w:rFonts w:hint="default"/>
+          <w:lang w:val="en-GB"/>
+        </w:rPr>
+        <w:tab/>
+      </w:r>
+      <w:r>
+        <w:rPr>
+          <w:rFonts w:hint="default"/>
+          <w:lang w:val="en-GB"/>
+        </w:rPr>
+        <w:t xml:space="preserve">  &gt;&gt; shape(1,3)</w:t>
+      </w:r>
+      <w:r>
+        <w:rPr>
+          <w:rFonts w:hint="default"/>
+          <w:lang w:val="en-GB"/>
+        </w:rPr>
+        <w:tab/>
+      </w:r>
+    </w:p>
+    <w:p>
+      <w:pPr>
+        <w:rPr>
+          <w:rFonts w:hint="default"/>
+          <w:lang w:val="en-US"/>
+        </w:rPr>
+      </w:pPr>
+    </w:p>
+    <w:p>
+      <w:pPr>
+        <w:rPr>
+          <w:rFonts w:hint="default"/>
+          <w:lang w:val="en-US"/>
+        </w:rPr>
+      </w:pPr>
+    </w:p>
+    <w:p>
+      <w:pPr>
+        <w:rPr>
+          <w:rFonts w:hint="default"/>
+          <w:b/>
+          <w:bCs/>
+          <w:lang w:val="en-GB"/>
+        </w:rPr>
+      </w:pPr>
+      <w:r>
+        <w:rPr>
+          <w:rFonts w:hint="default"/>
+          <w:b/>
+          <w:bCs/>
+          <w:lang w:val="en-GB"/>
+        </w:rPr>
+        <w:t>Boolean Indexing</w:t>
+      </w:r>
+    </w:p>
+    <w:p>
+      <w:pPr>
+        <w:rPr>
+          <w:rFonts w:hint="default"/>
+          <w:lang w:val="en-GB"/>
+        </w:rPr>
+      </w:pPr>
+    </w:p>
+    <w:p>
+      <w:pPr>
+        <w:rPr>
+          <w:rFonts w:hint="default"/>
+          <w:lang w:val="en-GB"/>
+        </w:rPr>
+      </w:pPr>
+      <w:r>
+        <w:rPr>
+          <w:rFonts w:hint="default"/>
+          <w:lang w:val="en-GB"/>
+        </w:rPr>
+        <w:t>names = np.array(['Bob', 'Joe', 'Will', 'Bob', 'Will', 'Joe', 'Joe'])</w:t>
+      </w:r>
+    </w:p>
+    <w:p>
+      <w:pPr>
+        <w:rPr>
+          <w:rFonts w:hint="default"/>
+          <w:lang w:val="en-GB"/>
+        </w:rPr>
+      </w:pPr>
+    </w:p>
+    <w:p>
+      <w:pPr>
+        <w:rPr>
+          <w:rFonts w:hint="default"/>
+          <w:lang w:val="en-GB"/>
+        </w:rPr>
+      </w:pPr>
+      <w:r>
+        <w:rPr>
+          <w:rFonts w:hint="default"/>
+          <w:lang w:val="en-GB"/>
+        </w:rPr>
+        <w:t>names == 'Bob' &gt;&gt; array([ True, False, False, True, False, False, False], dtype=bool)</w:t>
+      </w:r>
+    </w:p>
+    <w:p>
+      <w:pPr>
+        <w:rPr>
+          <w:rFonts w:hint="default"/>
+          <w:lang w:val="en-US"/>
+        </w:rPr>
+      </w:pPr>
+    </w:p>
+    <w:p>
+      <w:pPr>
+        <w:rPr>
+          <w:rFonts w:hint="default"/>
+          <w:lang w:val="en-GB"/>
+        </w:rPr>
+      </w:pPr>
+      <w:r>
+        <w:rPr>
+          <w:rFonts w:hint="default"/>
+          <w:lang w:val="en-US"/>
+        </w:rPr>
+        <w:t xml:space="preserve"> data = np.random.randn(7, 4)</w:t>
+      </w:r>
+      <w:r>
+        <w:rPr>
+          <w:rFonts w:hint="default"/>
+          <w:lang w:val="en-GB"/>
+        </w:rPr>
+        <w:t xml:space="preserve"> # a shape(7,4) of random numbers</w:t>
+      </w:r>
+    </w:p>
+    <w:p>
+      <w:pPr>
+        <w:rPr>
+          <w:rFonts w:hint="default"/>
+          <w:lang w:val="en-US"/>
+        </w:rPr>
+      </w:pPr>
+    </w:p>
+    <w:p>
+      <w:pPr>
+        <w:rPr>
+          <w:rFonts w:hint="default"/>
+          <w:lang w:val="en-GB"/>
+        </w:rPr>
+      </w:pPr>
+      <w:r>
+        <w:rPr>
+          <w:rFonts w:hint="default"/>
+          <w:lang w:val="en-GB"/>
+        </w:rPr>
+        <w:t xml:space="preserve">data[names == ‘Bob’] # selects row where conditon is </w:t>
+      </w:r>
+      <w:r>
+        <w:rPr>
+          <w:rFonts w:hint="default"/>
+          <w:b/>
+          <w:bCs/>
+          <w:lang w:val="en-GB"/>
+        </w:rPr>
+        <w:t>true</w:t>
+      </w:r>
+    </w:p>
+    <w:p>
+      <w:pPr>
+        <w:rPr>
+          <w:rFonts w:hint="default"/>
+          <w:lang w:val="en-US"/>
+        </w:rPr>
+      </w:pPr>
+    </w:p>
+    <w:p>
+      <w:pPr>
+        <w:rPr>
+          <w:rFonts w:hint="default"/>
+          <w:lang w:val="en-GB"/>
+        </w:rPr>
+      </w:pPr>
+      <w:r>
+        <w:rPr>
+          <w:rFonts w:hint="default"/>
+          <w:lang w:val="en-GB"/>
+        </w:rPr>
+        <w:t>nb:len of names and axis of data must be the same,ie, names 7,rows 7</w:t>
+      </w:r>
+    </w:p>
+    <w:p>
+      <w:pPr>
+        <w:rPr>
+          <w:rFonts w:hint="default"/>
+          <w:lang w:val="en-US"/>
+        </w:rPr>
+      </w:pPr>
+    </w:p>
+    <w:p>
+      <w:pPr>
+        <w:rPr>
+          <w:rFonts w:hint="default"/>
+          <w:lang w:val="en-US"/>
+        </w:rPr>
+      </w:pPr>
+    </w:p>
+    <w:p>
+      <w:pPr>
+        <w:rPr>
+          <w:rFonts w:hint="default"/>
+          <w:lang w:val="en-GB"/>
+        </w:rPr>
+      </w:pPr>
+      <w:r>
+        <w:rPr>
+          <w:rFonts w:hint="default"/>
+          <w:lang w:val="en-US"/>
+        </w:rPr>
+        <w:t>data[names == 'Bob', 2:]</w:t>
+      </w:r>
+      <w:r>
+        <w:rPr>
+          <w:rFonts w:hint="default"/>
+          <w:lang w:val="en-GB"/>
+        </w:rPr>
+        <w:t xml:space="preserve"> # rows where names == 'Bob' and index the columns</w:t>
+      </w:r>
+    </w:p>
+    <w:p>
+      <w:pPr>
+        <w:rPr>
+          <w:rFonts w:hint="default"/>
+          <w:lang w:val="en-US"/>
+        </w:rPr>
+      </w:pPr>
+    </w:p>
+    <w:p>
+      <w:pPr>
+        <w:rPr>
+          <w:rFonts w:hint="default"/>
+          <w:lang w:val="en-US"/>
+        </w:rPr>
+      </w:pPr>
+      <w:r>
+        <w:rPr>
+          <w:rFonts w:hint="default"/>
+          <w:lang w:val="en-US"/>
+        </w:rPr>
+        <w:t xml:space="preserve"> names </w:t>
+      </w:r>
+      <w:r>
+        <w:rPr>
+          <w:rFonts w:hint="default"/>
+          <w:b/>
+          <w:bCs/>
+          <w:lang w:val="en-US"/>
+        </w:rPr>
+        <w:t>!=</w:t>
+      </w:r>
+      <w:r>
+        <w:rPr>
+          <w:rFonts w:hint="default"/>
+          <w:lang w:val="en-US"/>
+        </w:rPr>
+        <w:t xml:space="preserve"> 'Bob'</w:t>
+      </w:r>
+      <w:r>
+        <w:rPr>
+          <w:rFonts w:hint="default"/>
+          <w:lang w:val="en-GB"/>
+        </w:rPr>
+        <w:t xml:space="preserve"> , or </w:t>
+      </w:r>
+      <w:r>
+        <w:rPr>
+          <w:rFonts w:hint="default"/>
+          <w:b/>
+          <w:bCs/>
+          <w:lang w:val="en-GB"/>
+        </w:rPr>
+        <w:t xml:space="preserve"> </w:t>
+      </w:r>
+      <w:r>
+        <w:rPr>
+          <w:rFonts w:hint="default"/>
+          <w:b/>
+          <w:bCs/>
+          <w:lang w:val="en-US"/>
+        </w:rPr>
+        <w:t>~</w:t>
+      </w:r>
+      <w:r>
+        <w:rPr>
+          <w:rFonts w:hint="default"/>
+          <w:lang w:val="en-US"/>
+        </w:rPr>
+        <w:t>(names == 'Bob')</w:t>
+      </w:r>
+    </w:p>
+    <w:p>
+      <w:pPr>
+        <w:rPr>
+          <w:rFonts w:hint="default"/>
+          <w:lang w:val="en-US"/>
+        </w:rPr>
+      </w:pPr>
+    </w:p>
+    <w:p>
+      <w:pPr>
+        <w:rPr>
+          <w:rFonts w:hint="default"/>
+          <w:lang w:val="en-US"/>
+        </w:rPr>
+      </w:pPr>
+      <w:r>
+        <w:rPr>
+          <w:rFonts w:hint="default"/>
+          <w:lang w:val="en-US"/>
+        </w:rPr>
+        <w:t>Selecting data from an array by boolean indexing always creates a copy of the data,even if the returned array is unchanged.</w:t>
+      </w:r>
+    </w:p>
+    <w:p>
+      <w:pPr>
+        <w:rPr>
+          <w:rFonts w:hint="default"/>
+          <w:lang w:val="en-US"/>
+        </w:rPr>
+      </w:pPr>
+    </w:p>
+    <w:p>
+      <w:pPr>
+        <w:rPr>
+          <w:rFonts w:hint="default"/>
+          <w:lang w:val="en-US"/>
+        </w:rPr>
+      </w:pPr>
+    </w:p>
+    <w:p>
+      <w:pPr>
+        <w:rPr>
+          <w:rFonts w:hint="default"/>
+          <w:lang w:val="en-GB"/>
+        </w:rPr>
+      </w:pPr>
+      <w:r>
+        <w:rPr>
+          <w:rFonts w:hint="default"/>
+          <w:lang w:val="en-GB"/>
+        </w:rPr>
+        <w:t>Fancy Indexing</w:t>
+      </w:r>
+    </w:p>
+    <w:p>
+      <w:pPr>
+        <w:rPr>
+          <w:rFonts w:hint="default"/>
+          <w:lang w:val="en-GB"/>
+        </w:rPr>
+      </w:pPr>
+      <w:r>
+        <w:rPr>
+          <w:rFonts w:hint="default"/>
+          <w:lang w:val="en-US"/>
+        </w:rPr>
+        <w:t>indexing using integer arrays</w:t>
+      </w:r>
+      <w:r>
+        <w:rPr>
+          <w:rFonts w:hint="default"/>
+          <w:lang w:val="en-GB"/>
+        </w:rPr>
+        <w:t>, used to select out a subset of the rows in a particular order, you can simply pass a list or ndarray of integers specifying the desired order:</w:t>
+      </w:r>
+    </w:p>
+    <w:p>
+      <w:pPr>
+        <w:rPr>
+          <w:rFonts w:hint="default"/>
+          <w:lang w:val="en-GB"/>
+        </w:rPr>
+      </w:pPr>
+    </w:p>
+    <w:p>
+      <w:pPr>
+        <w:rPr>
+          <w:rFonts w:hint="default"/>
+          <w:lang w:val="en-GB"/>
+        </w:rPr>
+      </w:pPr>
+      <w:r>
+        <w:rPr>
+          <w:rFonts w:hint="default"/>
+          <w:lang w:val="en-GB"/>
+        </w:rPr>
+        <w:t>eg 1:</w:t>
+      </w:r>
+    </w:p>
+    <w:p>
+      <w:pPr>
+        <w:rPr>
+          <w:rFonts w:hint="default"/>
+          <w:lang w:val="en-GB"/>
+        </w:rPr>
+      </w:pPr>
+      <w:r>
+        <w:rPr>
+          <w:rFonts w:hint="default"/>
+          <w:lang w:val="en-GB"/>
+        </w:rPr>
+        <w:t>array(</w:t>
+      </w:r>
+    </w:p>
+    <w:p>
+      <w:pPr>
+        <w:rPr>
+          <w:rFonts w:hint="default"/>
+          <w:lang w:val="en-GB"/>
+        </w:rPr>
+      </w:pPr>
+      <w:r>
+        <w:rPr>
+          <w:rFonts w:hint="default"/>
+          <w:lang w:val="en-GB"/>
+        </w:rPr>
+        <w:t>[[ 0., 0., 0., 0.],</w:t>
+      </w:r>
+    </w:p>
+    <w:p>
+      <w:pPr>
+        <w:rPr>
+          <w:rFonts w:hint="default"/>
+          <w:lang w:val="en-GB"/>
+        </w:rPr>
+      </w:pPr>
+      <w:r>
+        <w:rPr>
+          <w:rFonts w:hint="default"/>
+          <w:lang w:val="en-GB"/>
+        </w:rPr>
+        <w:t xml:space="preserve"> [ 1., 1., 1., 1.],</w:t>
+      </w:r>
+    </w:p>
+    <w:p>
+      <w:pPr>
+        <w:rPr>
+          <w:rFonts w:hint="default"/>
+          <w:lang w:val="en-GB"/>
+        </w:rPr>
+      </w:pPr>
+      <w:r>
+        <w:rPr>
+          <w:rFonts w:hint="default"/>
+          <w:lang w:val="en-GB"/>
+        </w:rPr>
+        <w:t xml:space="preserve"> [ 2., 2., 2., 2.],</w:t>
+      </w:r>
+    </w:p>
+    <w:p>
+      <w:pPr>
+        <w:rPr>
+          <w:rFonts w:hint="default"/>
+          <w:lang w:val="en-GB"/>
+        </w:rPr>
+      </w:pPr>
+      <w:r>
+        <w:rPr>
+          <w:rFonts w:hint="default"/>
+          <w:lang w:val="en-GB"/>
+        </w:rPr>
+        <w:t xml:space="preserve"> [ 3., 3., 3., 3.],</w:t>
+      </w:r>
+    </w:p>
+    <w:p>
+      <w:pPr>
+        <w:rPr>
+          <w:rFonts w:hint="default"/>
+          <w:lang w:val="en-GB"/>
+        </w:rPr>
+      </w:pPr>
+      <w:r>
+        <w:rPr>
+          <w:rFonts w:hint="default"/>
+          <w:lang w:val="en-GB"/>
+        </w:rPr>
+        <w:t xml:space="preserve"> [ 4., 4., 4., 4.],</w:t>
+      </w:r>
+    </w:p>
+    <w:p>
+      <w:pPr>
+        <w:rPr>
+          <w:rFonts w:hint="default"/>
+          <w:lang w:val="en-GB"/>
+        </w:rPr>
+      </w:pPr>
+      <w:r>
+        <w:rPr>
+          <w:rFonts w:hint="default"/>
+          <w:lang w:val="en-GB"/>
+        </w:rPr>
+        <w:t xml:space="preserve"> [ 5., 5., 5., 5.],</w:t>
+      </w:r>
+    </w:p>
+    <w:p>
+      <w:pPr>
+        <w:rPr>
+          <w:rFonts w:hint="default"/>
+          <w:lang w:val="en-GB"/>
+        </w:rPr>
+      </w:pPr>
+      <w:r>
+        <w:rPr>
+          <w:rFonts w:hint="default"/>
+          <w:lang w:val="en-GB"/>
+        </w:rPr>
+        <w:t xml:space="preserve"> [ 6., 6., 6., 6.],</w:t>
+      </w:r>
+    </w:p>
+    <w:p>
+      <w:pPr>
+        <w:rPr>
+          <w:rFonts w:hint="default"/>
+          <w:lang w:val="en-GB"/>
+        </w:rPr>
+      </w:pPr>
+      <w:r>
+        <w:rPr>
+          <w:rFonts w:hint="default"/>
+          <w:lang w:val="en-GB"/>
+        </w:rPr>
+        <w:t xml:space="preserve"> [ 7., 7., 7., 7.]])</w:t>
+      </w:r>
+    </w:p>
+    <w:p>
+      <w:pPr>
+        <w:rPr>
+          <w:rFonts w:hint="default"/>
+          <w:lang w:val="en-GB"/>
+        </w:rPr>
+      </w:pPr>
+    </w:p>
+    <w:p>
+      <w:pPr>
+        <w:rPr>
+          <w:rFonts w:hint="default"/>
+          <w:lang w:val="en-GB"/>
+        </w:rPr>
+      </w:pPr>
+      <w:r>
+        <w:rPr>
+          <w:rFonts w:hint="default"/>
+          <w:lang w:val="en-US"/>
+        </w:rPr>
+        <w:t xml:space="preserve">arr[[4, 3, 0, 6]] </w:t>
+      </w:r>
+      <w:r>
+        <w:rPr>
+          <w:rFonts w:hint="default"/>
+          <w:lang w:val="en-GB"/>
+        </w:rPr>
+        <w:tab/>
+      </w:r>
+      <w:r>
+        <w:rPr>
+          <w:rFonts w:hint="default"/>
+          <w:lang w:val="en-GB"/>
+        </w:rPr>
+        <w:t>&gt;&gt;&gt;</w:t>
+      </w:r>
+    </w:p>
+    <w:p>
+      <w:pPr>
+        <w:rPr>
+          <w:rFonts w:hint="default"/>
+          <w:lang w:val="en-US"/>
+        </w:rPr>
+      </w:pPr>
+    </w:p>
+    <w:p>
+      <w:pPr>
+        <w:rPr>
+          <w:rFonts w:hint="default"/>
+          <w:lang w:val="en-US"/>
+        </w:rPr>
+      </w:pPr>
+      <w:r>
+        <w:rPr>
+          <w:rFonts w:hint="default"/>
+          <w:lang w:val="en-US"/>
+        </w:rPr>
+        <w:t xml:space="preserve">array([[ 4., 4., 4., 4.], </w:t>
+      </w:r>
+    </w:p>
+    <w:p>
+      <w:pPr>
+        <w:ind w:firstLine="829" w:firstLineChars="377"/>
+        <w:rPr>
+          <w:rFonts w:hint="default"/>
+          <w:lang w:val="en-US"/>
+        </w:rPr>
+      </w:pPr>
+      <w:r>
+        <w:rPr>
+          <w:rFonts w:hint="default"/>
+          <w:lang w:val="en-US"/>
+        </w:rPr>
+        <w:t>[ 3., 3., 3., 3.],</w:t>
+      </w:r>
+    </w:p>
+    <w:p>
+      <w:pPr>
+        <w:ind w:firstLine="829" w:firstLineChars="377"/>
+        <w:rPr>
+          <w:rFonts w:hint="default"/>
+          <w:lang w:val="en-US"/>
+        </w:rPr>
+      </w:pPr>
+      <w:r>
+        <w:rPr>
+          <w:rFonts w:hint="default"/>
+          <w:lang w:val="en-US"/>
+        </w:rPr>
+        <w:t xml:space="preserve">[ 0., 0., 0., 0.], </w:t>
+      </w:r>
+    </w:p>
+    <w:p>
+      <w:pPr>
+        <w:ind w:firstLine="829" w:firstLineChars="377"/>
+        <w:rPr>
+          <w:rFonts w:hint="default"/>
+          <w:lang w:val="en-US"/>
+        </w:rPr>
+      </w:pPr>
+      <w:r>
+        <w:rPr>
+          <w:rFonts w:hint="default"/>
+          <w:lang w:val="en-US"/>
+        </w:rPr>
+        <w:t>[ 6., 6., 6., 6.]])</w:t>
+      </w:r>
+    </w:p>
+    <w:p>
+      <w:pPr>
+        <w:rPr>
+          <w:rFonts w:hint="default"/>
+          <w:lang w:val="en-US"/>
+        </w:rPr>
+      </w:pPr>
+    </w:p>
+    <w:p>
+      <w:pPr>
+        <w:rPr>
+          <w:rFonts w:hint="default"/>
+          <w:lang w:val="en-GB"/>
+        </w:rPr>
+      </w:pPr>
+      <w:r>
+        <w:rPr>
+          <w:rFonts w:hint="default"/>
+          <w:lang w:val="en-GB"/>
+        </w:rPr>
+        <w:t xml:space="preserve">eg 2: </w:t>
+      </w:r>
+    </w:p>
+    <w:p>
+      <w:pPr>
+        <w:rPr>
+          <w:rFonts w:hint="default"/>
+          <w:lang w:val="en-US"/>
+        </w:rPr>
+      </w:pPr>
+      <w:r>
+        <w:rPr>
+          <w:rFonts w:hint="default"/>
+          <w:lang w:val="en-US"/>
+        </w:rPr>
+        <w:t>array(</w:t>
+      </w:r>
+    </w:p>
+    <w:p>
+      <w:pPr>
+        <w:rPr>
+          <w:rFonts w:hint="default"/>
+          <w:lang w:val="en-US"/>
+        </w:rPr>
+      </w:pPr>
+      <w:r>
+        <w:rPr>
+          <w:rFonts w:hint="default"/>
+          <w:lang w:val="en-US"/>
+        </w:rPr>
+        <w:t>[[ 0, 1, 2, 3],</w:t>
+      </w:r>
+    </w:p>
+    <w:p>
+      <w:pPr>
+        <w:rPr>
+          <w:rFonts w:hint="default"/>
+          <w:lang w:val="en-US"/>
+        </w:rPr>
+      </w:pPr>
+      <w:r>
+        <w:rPr>
+          <w:rFonts w:hint="default"/>
+          <w:lang w:val="en-US"/>
+        </w:rPr>
+        <w:t xml:space="preserve"> [ 4, 5, 6, 7],</w:t>
+      </w:r>
+    </w:p>
+    <w:p>
+      <w:pPr>
+        <w:rPr>
+          <w:rFonts w:hint="default"/>
+          <w:lang w:val="en-US"/>
+        </w:rPr>
+      </w:pPr>
+      <w:r>
+        <w:rPr>
+          <w:rFonts w:hint="default"/>
+          <w:lang w:val="en-US"/>
+        </w:rPr>
+        <w:t xml:space="preserve"> [ 8, 9, 10, 11],</w:t>
+      </w:r>
+    </w:p>
+    <w:p>
+      <w:pPr>
+        <w:rPr>
+          <w:rFonts w:hint="default"/>
+          <w:lang w:val="en-US"/>
+        </w:rPr>
+      </w:pPr>
+      <w:r>
+        <w:rPr>
+          <w:rFonts w:hint="default"/>
+          <w:lang w:val="en-US"/>
+        </w:rPr>
+        <w:t xml:space="preserve"> [12, 13, 14, 15],</w:t>
+      </w:r>
+    </w:p>
+    <w:p>
+      <w:pPr>
+        <w:rPr>
+          <w:rFonts w:hint="default"/>
+          <w:lang w:val="en-US"/>
+        </w:rPr>
+      </w:pPr>
+      <w:r>
+        <w:rPr>
+          <w:rFonts w:hint="default"/>
+          <w:lang w:val="en-US"/>
+        </w:rPr>
+        <w:t xml:space="preserve"> [16, 17, 18, 19],</w:t>
+      </w:r>
+    </w:p>
+    <w:p>
+      <w:pPr>
+        <w:rPr>
+          <w:rFonts w:hint="default"/>
+          <w:lang w:val="en-US"/>
+        </w:rPr>
+      </w:pPr>
+      <w:r>
+        <w:rPr>
+          <w:rFonts w:hint="default"/>
+          <w:lang w:val="en-US"/>
+        </w:rPr>
+        <w:t xml:space="preserve"> [20, 21, 22, 23],</w:t>
+      </w:r>
+    </w:p>
+    <w:p>
+      <w:pPr>
+        <w:rPr>
+          <w:rFonts w:hint="default"/>
+          <w:lang w:val="en-US"/>
+        </w:rPr>
+      </w:pPr>
+      <w:r>
+        <w:rPr>
+          <w:rFonts w:hint="default"/>
+          <w:lang w:val="en-US"/>
+        </w:rPr>
+        <w:t xml:space="preserve"> [24, 25, 26, 27],</w:t>
+      </w:r>
+    </w:p>
+    <w:p>
+      <w:pPr>
+        <w:rPr>
+          <w:rFonts w:hint="default"/>
+          <w:lang w:val="en-US"/>
+        </w:rPr>
+      </w:pPr>
+      <w:r>
+        <w:rPr>
+          <w:rFonts w:hint="default"/>
+          <w:lang w:val="en-US"/>
+        </w:rPr>
+        <w:t xml:space="preserve"> [28, 29, 30, 31]])</w:t>
+      </w:r>
+    </w:p>
+    <w:p>
+      <w:pPr>
+        <w:rPr>
+          <w:rFonts w:hint="default"/>
+          <w:lang w:val="en-US"/>
+        </w:rPr>
+      </w:pPr>
+    </w:p>
+    <w:p>
+      <w:pPr>
+        <w:rPr>
+          <w:rFonts w:hint="default"/>
+          <w:lang w:val="en-US"/>
+        </w:rPr>
+      </w:pPr>
+      <w:r>
+        <w:rPr>
+          <w:rFonts w:hint="default"/>
+          <w:lang w:val="en-US"/>
+        </w:rPr>
+        <w:t>arr[[1, 5, 7, 2], [0, 3, 1, 2]]</w:t>
+      </w:r>
+      <w:r>
+        <w:rPr>
+          <w:rFonts w:hint="default"/>
+          <w:lang w:val="en-GB"/>
+        </w:rPr>
+        <w:t xml:space="preserve">  &gt;&gt; </w:t>
+      </w:r>
+      <w:r>
+        <w:rPr>
+          <w:rFonts w:hint="default"/>
+          <w:lang w:val="en-US"/>
+        </w:rPr>
+        <w:t>array([ 4, 23, 29, 10])</w:t>
+      </w:r>
+    </w:p>
+    <w:p>
+      <w:pPr>
+        <w:rPr>
+          <w:rFonts w:hint="default"/>
+          <w:lang w:val="en-US"/>
+        </w:rPr>
+      </w:pPr>
+    </w:p>
+    <w:p>
+      <w:pPr>
+        <w:rPr>
+          <w:rFonts w:hint="default"/>
+          <w:lang w:val="en-US"/>
+        </w:rPr>
+      </w:pPr>
+    </w:p>
+    <w:p>
+      <w:pPr>
+        <w:rPr>
+          <w:rFonts w:hint="default"/>
+          <w:lang w:val="en-US"/>
+        </w:rPr>
+      </w:pPr>
+    </w:p>
+    <w:p>
+      <w:pPr>
+        <w:rPr>
+          <w:rFonts w:hint="default"/>
+          <w:lang w:val="en-US"/>
+        </w:rPr>
+      </w:pPr>
+    </w:p>
+    <w:p>
+      <w:pPr>
+        <w:rPr>
+          <w:rFonts w:hint="default"/>
+          <w:lang w:val="en-US"/>
+        </w:rPr>
+      </w:pPr>
+    </w:p>
+    <w:p>
+      <w:pPr>
+        <w:rPr>
+          <w:rFonts w:hint="default"/>
+          <w:lang w:val="en-US"/>
+        </w:rPr>
+      </w:pPr>
+    </w:p>
+    <w:p>
+      <w:pPr>
+        <w:rPr>
+          <w:rFonts w:hint="default"/>
+          <w:lang w:val="en-US"/>
+        </w:rPr>
+      </w:pPr>
+    </w:p>
+    <w:p>
+      <w:pPr>
+        <w:bidi w:val="0"/>
+        <w:rPr>
+          <w:rFonts w:hint="default"/>
+          <w:b w:val="0"/>
+          <w:bCs w:val="0"/>
+          <w:lang w:val="en-US"/>
+        </w:rPr>
+      </w:pPr>
+    </w:p>
+    <w:p>
+      <w:pPr>
+        <w:bidi w:val="0"/>
+        <w:rPr>
+          <w:rFonts w:hint="default"/>
+          <w:b/>
+          <w:bCs/>
+          <w:lang w:val="en-US"/>
+        </w:rPr>
+      </w:pPr>
+      <w:r>
+        <w:rPr>
+          <w:rFonts w:hint="default"/>
+          <w:b w:val="0"/>
+          <w:bCs w:val="0"/>
+          <w:lang w:val="en-US"/>
+        </w:rPr>
+        <w:t>T</w:t>
+      </w:r>
+      <w:r>
+        <w:rPr>
+          <w:b w:val="0"/>
+          <w:bCs w:val="0"/>
+        </w:rPr>
+        <w:t>he biggest difference is that pandas is designed for working with tabular or</w:t>
+      </w:r>
+      <w:r>
+        <w:rPr>
+          <w:b/>
+          <w:bCs/>
+        </w:rPr>
+        <w:t xml:space="preserve"> heterogeneous data.</w:t>
+      </w:r>
+      <w:r>
+        <w:rPr>
+          <w:b w:val="0"/>
+          <w:bCs w:val="0"/>
+        </w:rPr>
+        <w:t xml:space="preserve"> NumPy, by con‐ trast, is best suited for working with </w:t>
+      </w:r>
+      <w:r>
+        <w:rPr>
+          <w:b/>
+          <w:bCs/>
+        </w:rPr>
+        <w:t>homogeneous numerical array data.</w:t>
+      </w:r>
+    </w:p>
+    <w:p>
+      <w:pPr>
+        <w:bidi w:val="0"/>
+        <w:rPr>
+          <w:rFonts w:hint="default"/>
+          <w:lang w:val="en-US" w:eastAsia="zh-CN"/>
+        </w:rPr>
+      </w:pPr>
+    </w:p>
+    <w:p>
+      <w:pPr>
+        <w:bidi w:val="0"/>
+        <w:rPr>
+          <w:rFonts w:hint="default"/>
+        </w:rPr>
+      </w:pPr>
+      <w:r>
+        <w:rPr>
+          <w:rFonts w:hint="default"/>
+          <w:lang w:val="en-US" w:eastAsia="zh-CN"/>
+        </w:rPr>
+        <w:t>import pandas as pd</w:t>
+      </w:r>
+    </w:p>
+    <w:p>
+      <w:pPr>
+        <w:bidi w:val="0"/>
+        <w:rPr>
+          <w:rFonts w:hint="default"/>
+          <w:lang w:val="en-US" w:eastAsia="zh-CN"/>
+        </w:rPr>
+      </w:pPr>
+      <w:r>
+        <w:rPr>
+          <w:rFonts w:hint="default"/>
+          <w:lang w:val="en-US" w:eastAsia="zh-CN"/>
+        </w:rPr>
+        <w:t>from pandas import Series, DataFrame</w:t>
+      </w:r>
+    </w:p>
+    <w:p>
+      <w:pPr>
+        <w:bidi w:val="0"/>
+        <w:rPr>
+          <w:rFonts w:hint="default"/>
+          <w:lang w:val="en-US" w:eastAsia="zh-CN"/>
+        </w:rPr>
+      </w:pPr>
+    </w:p>
+    <w:p>
+      <w:pPr>
+        <w:bidi w:val="0"/>
+        <w:rPr>
+          <w:rFonts w:hint="default"/>
+          <w:lang w:val="en-US" w:eastAsia="zh-CN"/>
+        </w:rPr>
+      </w:pPr>
+      <w:r>
+        <w:rPr>
+          <w:rFonts w:hint="default"/>
+          <w:lang w:val="en-US" w:eastAsia="zh-CN"/>
+        </w:rPr>
+        <w:t> </w:t>
+      </w:r>
+    </w:p>
+    <w:p>
+      <w:pPr>
+        <w:bidi w:val="0"/>
+        <w:rPr>
+          <w:rFonts w:hint="default"/>
+          <w:lang w:val="en-US" w:eastAsia="zh-CN"/>
+        </w:rPr>
+      </w:pPr>
+      <w:r>
+        <w:rPr>
+          <w:rFonts w:hint="default"/>
+          <w:b/>
+          <w:bCs/>
+          <w:lang w:val="en-US" w:eastAsia="zh-CN"/>
+        </w:rPr>
+        <w:t xml:space="preserve">A Series </w:t>
+      </w:r>
+      <w:r>
+        <w:rPr>
+          <w:rFonts w:hint="default"/>
+          <w:lang w:val="en-US" w:eastAsia="zh-CN"/>
+        </w:rPr>
+        <w:t xml:space="preserve">is a one-dimensional array-like object containing a sequence of values (of similar types to NumPy types) and an associated </w:t>
+      </w:r>
+      <w:r>
+        <w:rPr>
+          <w:rFonts w:hint="default"/>
+          <w:b/>
+          <w:bCs/>
+          <w:i/>
+          <w:iCs/>
+          <w:lang w:val="en-US" w:eastAsia="zh-CN"/>
+        </w:rPr>
+        <w:t>array of data labels</w:t>
+      </w:r>
+      <w:r>
+        <w:rPr>
+          <w:rFonts w:hint="default"/>
+          <w:lang w:val="en-US" w:eastAsia="zh-CN"/>
+        </w:rPr>
+        <w:t>, called its index</w:t>
+      </w:r>
+    </w:p>
+    <w:p>
+      <w:pPr>
+        <w:bidi w:val="0"/>
+        <w:rPr>
+          <w:rFonts w:hint="default"/>
+          <w:lang w:val="en-US" w:eastAsia="zh-CN"/>
+        </w:rPr>
+      </w:pPr>
+    </w:p>
+    <w:p>
+      <w:pPr>
+        <w:bidi w:val="0"/>
+        <w:rPr>
+          <w:rFonts w:hint="default"/>
+          <w:lang w:val="en-US" w:eastAsia="zh-CN"/>
+        </w:rPr>
+      </w:pPr>
+    </w:p>
+    <w:p>
+      <w:pPr>
+        <w:bidi w:val="0"/>
+        <w:rPr>
+          <w:rFonts w:hint="default"/>
+          <w:lang w:val="en-US" w:eastAsia="zh-CN"/>
+        </w:rPr>
+      </w:pPr>
+      <w:r>
+        <w:rPr>
+          <w:rFonts w:hint="default"/>
+          <w:lang w:val="en-US" w:eastAsia="zh-CN"/>
+        </w:rPr>
+        <w:t>obj = pd.Series([4, 7, -5, 3])</w:t>
+      </w:r>
+    </w:p>
+    <w:p>
+      <w:pPr>
+        <w:bidi w:val="0"/>
+        <w:rPr>
+          <w:rFonts w:hint="default"/>
+          <w:lang w:val="en-US" w:eastAsia="zh-CN"/>
+        </w:rPr>
+      </w:pPr>
+      <w:r>
+        <w:rPr>
+          <w:rFonts w:hint="default"/>
+          <w:lang w:val="en-US" w:eastAsia="zh-CN"/>
+        </w:rPr>
+        <w:t>obj.values   &gt;&gt; array([ 4, 7, -5, 3])</w:t>
+      </w:r>
+    </w:p>
+    <w:p>
+      <w:pPr>
+        <w:bidi w:val="0"/>
+        <w:rPr>
+          <w:rFonts w:hint="default"/>
+          <w:lang w:val="en-US" w:eastAsia="zh-CN"/>
+        </w:rPr>
+      </w:pPr>
+      <w:r>
+        <w:rPr>
+          <w:rFonts w:hint="default"/>
+          <w:lang w:val="en-US" w:eastAsia="zh-CN"/>
+        </w:rPr>
+        <w:t xml:space="preserve">obj.index </w:t>
+      </w:r>
+      <w:r>
+        <w:rPr>
+          <w:rFonts w:hint="default"/>
+          <w:lang w:val="en-US" w:eastAsia="zh-CN"/>
+        </w:rPr>
+        <w:tab/>
+        <w:t>&gt;&gt;  RangeIndex(start=0, stop=4, step=1)</w:t>
+      </w:r>
+    </w:p>
+    <w:p>
+      <w:pPr>
+        <w:bidi w:val="0"/>
+        <w:rPr>
+          <w:rFonts w:hint="default"/>
+          <w:lang w:val="en-US" w:eastAsia="zh-CN"/>
+        </w:rPr>
+      </w:pPr>
+    </w:p>
+    <w:p>
+      <w:pPr>
+        <w:bidi w:val="0"/>
+        <w:rPr>
+          <w:rFonts w:hint="default"/>
+          <w:lang w:val="en-US" w:eastAsia="zh-CN"/>
+        </w:rPr>
+      </w:pPr>
+      <w:r>
+        <w:t>obj2 = pd.Series([4, 7, -5, 3], index=['d', 'b', 'a', 'c'])</w:t>
+      </w:r>
+    </w:p>
+    <w:p>
+      <w:pPr>
+        <w:bidi w:val="0"/>
+        <w:rPr>
+          <w:rFonts w:hint="default"/>
+          <w:lang w:val="en-US" w:eastAsia="zh-CN"/>
+        </w:rPr>
+      </w:pPr>
+      <w:r>
+        <w:t xml:space="preserve">obj2.index </w:t>
+      </w:r>
+      <w:r>
+        <w:rPr>
+          <w:rFonts w:hint="default"/>
+          <w:lang w:val="en-US"/>
+        </w:rPr>
+        <w:t xml:space="preserve">  &gt;&gt;  </w:t>
+      </w:r>
+      <w:r>
+        <w:t>Index(['d', 'b', 'a', 'c'], dtype='object')</w:t>
+      </w:r>
+    </w:p>
+    <w:p>
+      <w:pPr>
+        <w:bidi w:val="0"/>
+        <w:rPr>
+          <w:rFonts w:hint="default"/>
+          <w:lang w:val="en-US" w:eastAsia="zh-CN"/>
+        </w:rPr>
+      </w:pPr>
+    </w:p>
+    <w:p>
+      <w:pPr>
+        <w:bidi w:val="0"/>
+        <w:rPr>
+          <w:rFonts w:hint="default"/>
+          <w:lang w:val="en-US" w:eastAsia="zh-CN"/>
+        </w:rPr>
+      </w:pPr>
+    </w:p>
+    <w:p>
+      <w:pPr>
+        <w:bidi w:val="0"/>
+        <w:rPr>
+          <w:rFonts w:hint="default"/>
+          <w:lang w:val="en-US" w:eastAsia="zh-CN"/>
+        </w:rPr>
+      </w:pPr>
+      <w:r>
+        <w:t>sdata = {'Ohio': 35000, 'Texas': 71000, 'Oregon': 16000, 'Utah':5000}</w:t>
+      </w:r>
+    </w:p>
+    <w:p>
+      <w:pPr>
+        <w:bidi w:val="0"/>
+        <w:rPr>
+          <w:rFonts w:hint="default"/>
+          <w:lang w:val="en-US" w:eastAsia="zh-CN"/>
+        </w:rPr>
+      </w:pPr>
+      <w:r>
+        <w:t>obj3 = pd.Series(sdata)</w:t>
+      </w:r>
+    </w:p>
+    <w:p>
+      <w:pPr>
+        <w:bidi w:val="0"/>
+        <w:rPr>
+          <w:rFonts w:hint="default"/>
+          <w:lang w:val="en-US" w:eastAsia="zh-CN"/>
+        </w:rPr>
+      </w:pPr>
+    </w:p>
+    <w:p>
+      <w:pPr>
+        <w:bidi w:val="0"/>
+        <w:rPr>
+          <w:rFonts w:hint="default"/>
+          <w:lang w:val="en-US" w:eastAsia="zh-CN"/>
+        </w:rPr>
+      </w:pPr>
+      <w:r>
+        <w:t>isnull and notnull functions in pandas should be used to detect missing data</w:t>
+      </w:r>
+    </w:p>
+    <w:p>
+      <w:pPr>
+        <w:bidi w:val="0"/>
+        <w:rPr>
+          <w:rFonts w:hint="default"/>
+          <w:lang w:val="en-US" w:eastAsia="zh-CN"/>
+        </w:rPr>
+      </w:pPr>
+    </w:p>
+    <w:p>
+      <w:pPr>
+        <w:bidi w:val="0"/>
+        <w:rPr>
+          <w:rFonts w:hint="default"/>
+          <w:lang w:val="en-US" w:eastAsia="zh-CN"/>
+        </w:rPr>
+      </w:pPr>
+      <w:r>
+        <w:t>pd.isnull(obj4)</w:t>
+      </w:r>
+      <w:r>
+        <w:rPr>
+          <w:rFonts w:hint="default"/>
+          <w:lang w:val="en-US"/>
+        </w:rPr>
+        <w:t xml:space="preserve"> or  </w:t>
+      </w:r>
+      <w:r>
+        <w:t>pd.notnull(obj4)</w:t>
+      </w:r>
+    </w:p>
+    <w:p>
+      <w:pPr>
+        <w:bidi w:val="0"/>
+        <w:rPr>
+          <w:rFonts w:hint="default"/>
+          <w:lang w:val="en-US" w:eastAsia="zh-CN"/>
+        </w:rPr>
+      </w:pPr>
+    </w:p>
+    <w:p>
+      <w:pPr>
+        <w:bidi w:val="0"/>
+        <w:rPr>
+          <w:rFonts w:hint="default"/>
+          <w:lang w:val="en-US" w:eastAsia="zh-CN"/>
+        </w:rPr>
+      </w:pPr>
+    </w:p>
+    <w:p>
+      <w:pPr>
+        <w:bidi w:val="0"/>
+        <w:rPr>
+          <w:rFonts w:hint="default"/>
+          <w:lang w:val="en-US" w:eastAsia="zh-CN"/>
+        </w:rPr>
+      </w:pPr>
+      <w:r>
+        <w:t>Series object itself and its index have a name attribute</w:t>
+      </w:r>
+    </w:p>
+    <w:p>
+      <w:pPr>
+        <w:bidi w:val="0"/>
+        <w:rPr>
+          <w:rFonts w:hint="default"/>
+          <w:lang w:val="en-US" w:eastAsia="zh-CN"/>
+        </w:rPr>
+      </w:pPr>
+    </w:p>
+    <w:p>
+      <w:pPr>
+        <w:bidi w:val="0"/>
+      </w:pPr>
+      <w:r>
+        <w:t xml:space="preserve">obj4.name = 'population' </w:t>
+      </w:r>
+    </w:p>
+    <w:p>
+      <w:pPr>
+        <w:bidi w:val="0"/>
+      </w:pPr>
+      <w:r>
+        <w:t>obj4.index.name = 'state' In [40]</w:t>
+      </w:r>
+    </w:p>
+    <w:p>
+      <w:pPr>
+        <w:bidi w:val="0"/>
+        <w:rPr>
+          <w:rFonts w:hint="default"/>
+          <w:lang w:val="en-US" w:eastAsia="zh-CN"/>
+        </w:rPr>
+      </w:pPr>
+      <w:r>
+        <w:rPr>
+          <w:rFonts w:hint="default"/>
+          <w:lang w:val="en-US"/>
+        </w:rPr>
+        <w:t>&gt;&gt;&gt;</w:t>
+      </w:r>
+      <w:r>
+        <w:t xml:space="preserve"> state California NaN Ohio 35000.0 Oregon 16000.0 Texas 71000.0 Name: population, dtype: float64</w:t>
+      </w:r>
+    </w:p>
+    <w:p>
+      <w:pPr>
+        <w:bidi w:val="0"/>
+        <w:rPr>
+          <w:rFonts w:hint="default"/>
+          <w:lang w:val="en-US" w:eastAsia="zh-CN"/>
+        </w:rPr>
+      </w:pPr>
+    </w:p>
+    <w:p>
+      <w:pPr>
+        <w:bidi w:val="0"/>
+        <w:rPr>
+          <w:rFonts w:hint="default"/>
+          <w:lang w:val="en-US" w:eastAsia="zh-CN"/>
+        </w:rPr>
+      </w:pPr>
+    </w:p>
+    <w:p>
+      <w:pPr>
+        <w:bidi w:val="0"/>
+        <w:rPr>
+          <w:rFonts w:hint="default"/>
+          <w:lang w:val="en-US" w:eastAsia="zh-CN"/>
+        </w:rPr>
+      </w:pPr>
+    </w:p>
+    <w:p>
+      <w:pPr>
+        <w:bidi w:val="0"/>
+        <w:rPr>
+          <w:rFonts w:hint="default"/>
+          <w:lang w:val="en-US" w:eastAsia="zh-CN"/>
+        </w:rPr>
+      </w:pPr>
+      <w:r>
+        <w:rPr>
+          <w:rFonts w:hint="default"/>
+          <w:b/>
+          <w:bCs/>
+          <w:lang w:val="en-US" w:eastAsia="zh-CN"/>
+        </w:rPr>
+        <w:t>A DataFrame</w:t>
+      </w:r>
+      <w:r>
+        <w:rPr>
+          <w:rFonts w:hint="default"/>
+          <w:lang w:val="en-US" w:eastAsia="zh-CN"/>
+        </w:rPr>
+        <w:t xml:space="preserve"> represents a rectangular table of data and contains an ordered collection of columns, each of which can be a different value type (numeric, string, boolean, etc.).</w:t>
+      </w:r>
+    </w:p>
+    <w:p>
+      <w:pPr>
+        <w:bidi w:val="0"/>
+        <w:rPr>
+          <w:rFonts w:hint="default"/>
+          <w:lang w:val="en-US" w:eastAsia="zh-CN"/>
+        </w:rPr>
+      </w:pPr>
+    </w:p>
+    <w:p>
+      <w:pPr>
+        <w:bidi w:val="0"/>
+        <w:rPr>
+          <w:rFonts w:hint="default"/>
+          <w:lang w:val="en-US" w:eastAsia="zh-CN"/>
+        </w:rPr>
+      </w:pPr>
+      <w:r>
+        <w:t>hough one of the most common is from a dict of equal-length lists or NumPy arrays:</w:t>
+      </w:r>
+    </w:p>
+    <w:p>
+      <w:pPr>
+        <w:bidi w:val="0"/>
+        <w:rPr>
+          <w:rFonts w:hint="default"/>
+          <w:lang w:val="en-US" w:eastAsia="zh-CN"/>
+        </w:rPr>
+      </w:pPr>
+      <w:r>
+        <w:t>frame = pd.DataFrame(data)</w:t>
+      </w:r>
+    </w:p>
+    <w:p>
+      <w:pPr>
+        <w:bidi w:val="0"/>
+        <w:rPr>
+          <w:rFonts w:hint="default"/>
+          <w:lang w:val="en-US" w:eastAsia="zh-CN"/>
+        </w:rPr>
+      </w:pPr>
+    </w:p>
+    <w:p>
+      <w:pPr>
+        <w:bidi w:val="0"/>
+        <w:rPr>
+          <w:rFonts w:hint="default"/>
+          <w:lang w:val="en-US" w:eastAsia="zh-CN"/>
+        </w:rPr>
+      </w:pPr>
+    </w:p>
+    <w:p>
+      <w:pPr>
+        <w:bidi w:val="0"/>
+        <w:rPr>
+          <w:rFonts w:hint="default"/>
+          <w:lang w:val="en-US" w:eastAsia="zh-CN"/>
+        </w:rPr>
+      </w:pPr>
+      <w:r>
+        <w:t>frame.head()</w:t>
+      </w:r>
+      <w:r>
+        <w:rPr>
+          <w:rFonts w:hint="default"/>
+          <w:lang w:val="en-US"/>
+        </w:rPr>
+        <w:t xml:space="preserve"> </w:t>
+      </w:r>
+      <w:r>
+        <w:rPr>
+          <w:rFonts w:hint="default"/>
+          <w:lang w:val="en-GB"/>
+        </w:rPr>
+        <w:tab/>
+        <w:t>#</w:t>
+      </w:r>
+      <w:r>
+        <w:t>selects only the first five rows:</w:t>
+      </w:r>
       <w:bookmarkStart w:id="0" w:name="_GoBack"/>
       <w:bookmarkEnd w:id="0"/>
     </w:p>
     <w:p>
       <w:pPr>
-        <w:rPr>
-          <w:rFonts w:hint="default"/>
-          <w:lang w:val="en-US"/>
-        </w:rPr>
-      </w:pPr>
-      <w:r>
-        <w:rPr>
-          <w:rFonts w:hint="default"/>
-          <w:lang w:val="en-US"/>
-        </w:rPr>
-        <w:t># Access the DataFrame</w:t>
-      </w:r>
-    </w:p>
-    <w:p>
-      <w:pPr>
-        <w:rPr>
-          <w:rFonts w:hint="default"/>
-          <w:lang w:val="en-US"/>
-        </w:rPr>
-      </w:pPr>
-      <w:r>
-        <w:rPr>
-          <w:rFonts w:hint="default"/>
-          <w:lang w:val="en-US"/>
-        </w:rPr>
-        <w:t>performance_data = loaded_data["performance_data"]</w:t>
-      </w:r>
-    </w:p>
-    <w:p>
-      <w:pPr>
-        <w:rPr>
-          <w:rFonts w:hint="default"/>
-          <w:lang w:val="en-US"/>
-        </w:rPr>
-      </w:pPr>
-    </w:p>
-    <w:p>
-      <w:pPr>
-        <w:rPr>
-          <w:rFonts w:hint="default"/>
-          <w:lang w:val="en-US"/>
-        </w:rPr>
-      </w:pPr>
-      <w:r>
-        <w:rPr>
-          <w:rFonts w:hint="default"/>
-          <w:lang w:val="en-US"/>
-        </w:rPr>
-        <w:t>print(performance_data)</w:t>
-      </w:r>
-    </w:p>
-    <w:p>
-      <w:pPr>
-        <w:rPr>
-          <w:rFonts w:hint="default"/>
-          <w:lang w:val="en-US"/>
-        </w:rPr>
-      </w:pPr>
-      <w:r>
-        <w:rPr>
-          <w:rFonts w:hint="default"/>
-          <w:lang w:val="en-US"/>
-        </w:rPr>
-        <w:t>```</w:t>
-      </w:r>
-    </w:p>
-    <w:p>
-      <w:pPr>
-        <w:rPr>
-          <w:rFonts w:hint="default"/>
-          <w:lang w:val="en-US"/>
-        </w:rPr>
-      </w:pPr>
-    </w:p>
-    <w:p>
-      <w:pPr>
-        <w:rPr>
-          <w:rFonts w:hint="default"/>
-          <w:lang w:val="en-US"/>
-        </w:rPr>
-      </w:pPr>
-      <w:r>
-        <w:rPr>
-          <w:rFonts w:hint="default"/>
-          <w:lang w:val="en-US"/>
-        </w:rPr>
-        <w:t>This way, you'll be able to save and load your `performance_data` correctly using `pickle`.</w:t>
-      </w:r>
-    </w:p>
-    <w:p>
-      <w:pPr>
-        <w:rPr>
-          <w:rFonts w:hint="default"/>
-          <w:lang w:val="en-US"/>
-        </w:rPr>
-      </w:pPr>
-    </w:p>
-    <w:p>
-      <w:pPr>
-        <w:rPr>
-          <w:rFonts w:hint="default"/>
-          <w:lang w:val="en-US"/>
-        </w:rPr>
-      </w:pPr>
-    </w:p>
-    <w:p>
-      <w:pPr>
-        <w:rPr>
-          <w:rFonts w:hint="default"/>
-          <w:lang w:val="en-US"/>
-        </w:rPr>
-      </w:pPr>
-    </w:p>
-    <w:p>
-      <w:pPr>
-        <w:rPr>
-          <w:rFonts w:hint="default"/>
-          <w:lang w:val="en-US"/>
-        </w:rPr>
-      </w:pPr>
-    </w:p>
-    <w:p>
-      <w:pPr>
-        <w:rPr>
-          <w:rFonts w:hint="default"/>
-          <w:lang w:val="en-US"/>
-        </w:rPr>
-      </w:pPr>
-    </w:p>
-    <w:p>
-      <w:pPr>
-        <w:rPr>
-          <w:rFonts w:hint="default"/>
-          <w:lang w:val="en-US"/>
-        </w:rPr>
-      </w:pPr>
-    </w:p>
-    <w:p>
-      <w:pPr>
-        <w:rPr>
-          <w:rFonts w:hint="default"/>
-          <w:lang w:val="en-US"/>
-        </w:rPr>
-      </w:pPr>
-    </w:p>
-    <w:p>
-      <w:pPr>
-        <w:rPr>
-          <w:rFonts w:hint="default"/>
-          <w:lang w:val="en-US"/>
-        </w:rPr>
-      </w:pPr>
-    </w:p>
-    <w:p>
-      <w:pPr>
-        <w:rPr>
-          <w:rFonts w:hint="default"/>
-          <w:lang w:val="en-US"/>
-        </w:rPr>
-      </w:pPr>
-    </w:p>
-    <w:p>
-      <w:pPr>
-        <w:rPr>
-          <w:rFonts w:hint="default"/>
-          <w:lang w:val="en-US"/>
-        </w:rPr>
-      </w:pPr>
-    </w:p>
-    <w:p>
-      <w:pPr>
-        <w:rPr>
-          <w:rFonts w:hint="default"/>
-          <w:lang w:val="en-US"/>
-        </w:rPr>
-      </w:pPr>
-    </w:p>
-    <w:p>
-      <w:pPr>
-        <w:rPr>
-          <w:rFonts w:hint="default"/>
-          <w:lang w:val="en-US"/>
-        </w:rPr>
-      </w:pPr>
-    </w:p>
-    <w:p>
-      <w:pPr>
-        <w:rPr>
-          <w:rFonts w:hint="default"/>
-          <w:lang w:val="en-US"/>
-        </w:rPr>
-      </w:pPr>
-    </w:p>
-    <w:p>
-      <w:pPr>
-        <w:rPr>
-          <w:rFonts w:hint="default"/>
-          <w:lang w:val="en-US"/>
-        </w:rPr>
-      </w:pPr>
-    </w:p>
-    <w:p>
-      <w:pPr>
-        <w:rPr>
-          <w:rFonts w:hint="default"/>
-          <w:lang w:val="en-US"/>
-        </w:rPr>
-      </w:pPr>
-    </w:p>
-    <w:p>
-      <w:pPr>
-        <w:rPr>
-          <w:rFonts w:hint="default"/>
-          <w:lang w:val="en-US"/>
-        </w:rPr>
-      </w:pPr>
-    </w:p>
-    <w:p>
-      <w:pPr>
-        <w:rPr>
-          <w:rFonts w:hint="default"/>
-          <w:lang w:val="en-US"/>
-        </w:rPr>
-      </w:pPr>
-    </w:p>
-    <w:p>
-      <w:pPr>
-        <w:rPr>
-          <w:rFonts w:hint="default"/>
-          <w:lang w:val="en-US"/>
-        </w:rPr>
-      </w:pPr>
-    </w:p>
-    <w:p>
-      <w:pPr>
-        <w:rPr>
-          <w:rFonts w:hint="default"/>
-          <w:lang w:val="en-US"/>
-        </w:rPr>
-      </w:pPr>
-    </w:p>
-    <w:p>
-      <w:pPr>
-        <w:rPr>
-          <w:rFonts w:hint="default"/>
-          <w:lang w:val="en-US"/>
-        </w:rPr>
-      </w:pPr>
-    </w:p>
-    <w:p>
-      <w:pPr>
-        <w:rPr>
-          <w:rFonts w:hint="default"/>
-          <w:lang w:val="en-US"/>
-        </w:rPr>
-      </w:pPr>
-    </w:p>
-    <w:p>
-      <w:pPr>
-        <w:rPr>
-          <w:rFonts w:hint="default"/>
-          <w:lang w:val="en-US"/>
-        </w:rPr>
-      </w:pPr>
-    </w:p>
-    <w:p>
-      <w:pPr>
-        <w:rPr>
-          <w:rFonts w:hint="default"/>
-          <w:lang w:val="en-US"/>
-        </w:rPr>
-      </w:pPr>
-    </w:p>
-    <w:p>
-      <w:pPr>
-        <w:rPr>
-          <w:rFonts w:hint="default"/>
-          <w:lang w:val="en-US"/>
-        </w:rPr>
-      </w:pPr>
-    </w:p>
-    <w:p>
-      <w:pPr>
-        <w:rPr>
-          <w:rFonts w:hint="default"/>
-          <w:lang w:val="en-US"/>
-        </w:rPr>
-      </w:pPr>
-    </w:p>
-    <w:p>
-      <w:pPr>
-        <w:rPr>
-          <w:rFonts w:hint="default"/>
-          <w:lang w:val="en-US"/>
-        </w:rPr>
-      </w:pPr>
-    </w:p>
-    <w:p>
-      <w:pPr>
-        <w:rPr>
-          <w:rFonts w:hint="default"/>
-          <w:lang w:val="en-US"/>
-        </w:rPr>
-      </w:pPr>
-    </w:p>
-    <w:p>
-      <w:pPr>
-        <w:rPr>
-          <w:rFonts w:hint="default"/>
-          <w:lang w:val="en-US"/>
-        </w:rPr>
-      </w:pPr>
-    </w:p>
-    <w:p>
-      <w:pPr>
-        <w:keepNext w:val="0"/>
-        <w:keepLines w:val="0"/>
-        <w:widowControl/>
-        <w:suppressLineNumbers w:val="0"/>
-        <w:pBdr>
-          <w:top w:val="none" w:color="auto" w:sz="0" w:space="0"/>
-          <w:left w:val="none" w:color="auto" w:sz="0" w:space="0"/>
-          <w:bottom w:val="none" w:color="auto" w:sz="0" w:space="0"/>
-          <w:right w:val="none" w:color="auto" w:sz="0" w:space="0"/>
-        </w:pBdr>
-        <w:shd w:val="clear" w:fill="FFFFFF"/>
         <w:bidi w:val="0"/>
-        <w:spacing w:before="0" w:beforeAutospacing="0" w:after="0" w:afterAutospacing="0" w:line="252" w:lineRule="atLeast"/>
-        <w:ind w:left="0" w:right="0" w:firstLine="0"/>
-        <w:jc w:val="left"/>
-        <w:textAlignment w:val="baseline"/>
-        <w:rPr>
-          <w:rStyle w:val="7"/>
-          <w:rFonts w:hint="default" w:ascii="Consolas" w:hAnsi="Consolas" w:eastAsia="Consolas" w:cs="Consolas"/>
-          <w:b/>
-          <w:bCs/>
-          <w:i w:val="0"/>
-          <w:iCs w:val="0"/>
-          <w:caps w:val="0"/>
-          <w:color w:val="auto"/>
-          <w:spacing w:val="2"/>
-          <w:kern w:val="0"/>
-          <w:sz w:val="22"/>
-          <w:szCs w:val="22"/>
-          <w:shd w:val="clear" w:fill="FFFFFF"/>
-          <w:vertAlign w:val="baseline"/>
-          <w:lang w:val="en-US" w:eastAsia="zh-CN" w:bidi="ar"/>
-        </w:rPr>
-      </w:pPr>
-      <w:r>
-        <w:rPr>
-          <w:rStyle w:val="7"/>
-          <w:rFonts w:hint="default" w:ascii="Consolas" w:hAnsi="Consolas" w:eastAsia="Consolas" w:cs="Consolas"/>
-          <w:b/>
-          <w:bCs/>
-          <w:i w:val="0"/>
-          <w:iCs w:val="0"/>
-          <w:caps w:val="0"/>
-          <w:color w:val="auto"/>
-          <w:spacing w:val="2"/>
-          <w:kern w:val="0"/>
-          <w:sz w:val="22"/>
-          <w:szCs w:val="22"/>
-          <w:shd w:val="clear" w:fill="FFFFFF"/>
-          <w:vertAlign w:val="baseline"/>
-          <w:lang w:val="en-US" w:eastAsia="zh-CN" w:bidi="ar"/>
+        <w:rPr>
+          <w:rFonts w:hint="default"/>
+          <w:lang w:val="en-US" w:eastAsia="zh-CN"/>
+        </w:rPr>
+      </w:pPr>
+    </w:p>
+    <w:p>
+      <w:pPr>
+        <w:bidi w:val="0"/>
+        <w:rPr>
+          <w:rFonts w:hint="default"/>
+          <w:lang w:val="en-GB" w:eastAsia="zh-CN"/>
+        </w:rPr>
+      </w:pPr>
+      <w:r>
+        <w:t>frame2['state']</w:t>
+      </w:r>
+      <w:r>
+        <w:rPr>
+          <w:rFonts w:hint="default"/>
+          <w:lang w:val="en-GB"/>
+        </w:rPr>
+        <w:t xml:space="preserve"> or </w:t>
+      </w:r>
+      <w:r>
+        <w:t>frame2</w:t>
+      </w:r>
+      <w:r>
+        <w:rPr>
+          <w:rFonts w:hint="default"/>
+          <w:lang w:val="en-GB"/>
+        </w:rPr>
+        <w:t>.</w:t>
+      </w:r>
+      <w:r>
+        <w:t>state</w:t>
+      </w:r>
+    </w:p>
+    <w:p>
+      <w:pPr>
+        <w:bidi w:val="0"/>
+        <w:rPr>
+          <w:rFonts w:hint="default"/>
+          <w:lang w:val="en-US" w:eastAsia="zh-CN"/>
+        </w:rPr>
+      </w:pPr>
+    </w:p>
+    <w:p>
+      <w:pPr>
+        <w:bidi w:val="0"/>
+        <w:rPr>
+          <w:rFonts w:hint="default"/>
+          <w:lang w:val="en-GB" w:eastAsia="zh-CN"/>
+        </w:rPr>
+      </w:pPr>
+      <w:r>
+        <w:t>frame2.loc['three']</w:t>
+      </w:r>
+      <w:r>
+        <w:rPr>
+          <w:rFonts w:hint="default"/>
+          <w:lang w:val="en-GB"/>
+        </w:rPr>
+        <w:t xml:space="preserve"> #</w:t>
+      </w:r>
+      <w:r>
+        <w:t>retrieve</w:t>
+      </w:r>
+      <w:r>
+        <w:rPr>
+          <w:rFonts w:hint="default"/>
+          <w:lang w:val="en-GB"/>
+        </w:rPr>
+        <w:t xml:space="preserve"> r</w:t>
+      </w:r>
+      <w:r>
+        <w:t>ows  by position or name with the  loc attribute</w:t>
+      </w:r>
+    </w:p>
+    <w:p>
+      <w:pPr>
+        <w:bidi w:val="0"/>
+        <w:rPr>
+          <w:rFonts w:hint="default"/>
+          <w:lang w:val="en-US" w:eastAsia="zh-CN"/>
+        </w:rPr>
+      </w:pPr>
+    </w:p>
+    <w:p>
+      <w:pPr>
+        <w:bidi w:val="0"/>
+        <w:rPr>
+          <w:rFonts w:hint="default"/>
+          <w:lang w:val="en-US" w:eastAsia="zh-CN"/>
+        </w:rPr>
+      </w:pPr>
+    </w:p>
+    <w:p>
+      <w:pPr>
+        <w:bidi w:val="0"/>
+        <w:rPr>
+          <w:rFonts w:hint="default"/>
+          <w:lang w:val="en-US" w:eastAsia="zh-CN"/>
+        </w:rPr>
+      </w:pPr>
+    </w:p>
+    <w:p>
+      <w:pPr>
+        <w:bidi w:val="0"/>
+        <w:rPr>
+          <w:rFonts w:hint="default"/>
+          <w:lang w:val="en-GB" w:eastAsia="zh-CN"/>
+        </w:rPr>
+      </w:pPr>
+      <w:r>
+        <w:rPr>
+          <w:rFonts w:ascii="SimSun" w:hAnsi="SimSun" w:eastAsia="SimSun" w:cs="SimSun"/>
+          <w:sz w:val="24"/>
+          <w:szCs w:val="24"/>
+        </w:rPr>
+        <w:t>frame2['</w:t>
+      </w:r>
+      <w:r>
+        <w:rPr>
+          <w:rFonts w:hint="default" w:ascii="SimSun" w:hAnsi="SimSun" w:eastAsia="SimSun" w:cs="SimSun"/>
+          <w:sz w:val="24"/>
+          <w:szCs w:val="24"/>
+          <w:lang w:val="en-GB"/>
+        </w:rPr>
+        <w:t>column</w:t>
+      </w:r>
+      <w:r>
+        <w:rPr>
+          <w:rFonts w:ascii="SimSun" w:hAnsi="SimSun" w:eastAsia="SimSun" w:cs="SimSun"/>
+          <w:sz w:val="24"/>
+          <w:szCs w:val="24"/>
+        </w:rPr>
+        <w:t>'] = 16.5</w:t>
+      </w:r>
+      <w:r>
+        <w:rPr>
+          <w:rFonts w:hint="default" w:ascii="SimSun" w:hAnsi="SimSun" w:eastAsia="SimSun" w:cs="SimSun"/>
+          <w:sz w:val="24"/>
+          <w:szCs w:val="24"/>
+          <w:lang w:val="en-GB"/>
+        </w:rPr>
+        <w:t xml:space="preserve">  #</w:t>
+      </w:r>
+      <w:r>
+        <w:rPr>
+          <w:rFonts w:ascii="SimSun" w:hAnsi="SimSun" w:eastAsia="SimSun" w:cs="SimSun"/>
+          <w:sz w:val="24"/>
+          <w:szCs w:val="24"/>
+        </w:rPr>
+        <w:t>Columns can be modified by assignment</w:t>
+      </w:r>
+    </w:p>
+    <w:p>
+      <w:pPr>
+        <w:bidi w:val="0"/>
+        <w:rPr>
+          <w:rFonts w:hint="default"/>
+          <w:lang w:val="en-US" w:eastAsia="zh-CN"/>
+        </w:rPr>
+      </w:pPr>
+    </w:p>
+    <w:p>
+      <w:pPr>
+        <w:bidi w:val="0"/>
+        <w:rPr>
+          <w:rFonts w:hint="default"/>
+          <w:lang w:val="en-US" w:eastAsia="zh-CN"/>
+        </w:rPr>
+      </w:pPr>
+    </w:p>
+    <w:p>
+      <w:pPr>
+        <w:bidi w:val="0"/>
+        <w:rPr>
+          <w:rFonts w:hint="default"/>
+          <w:lang w:val="en-US" w:eastAsia="zh-CN"/>
+        </w:rPr>
+      </w:pPr>
+    </w:p>
+    <w:p>
+      <w:pPr>
+        <w:bidi w:val="0"/>
+        <w:rPr>
+          <w:rFonts w:hint="default"/>
+          <w:lang w:val="en-US" w:eastAsia="zh-CN"/>
+        </w:rPr>
+      </w:pPr>
+    </w:p>
+    <w:p>
+      <w:pPr>
+        <w:bidi w:val="0"/>
+        <w:rPr>
+          <w:rFonts w:hint="default"/>
+          <w:lang w:val="en-US" w:eastAsia="zh-CN"/>
+        </w:rPr>
+      </w:pPr>
+    </w:p>
+    <w:p>
+      <w:pPr>
+        <w:bidi w:val="0"/>
+        <w:rPr>
+          <w:rFonts w:hint="default"/>
+          <w:lang w:val="en-US" w:eastAsia="zh-CN"/>
+        </w:rPr>
+      </w:pPr>
+    </w:p>
+    <w:p>
+      <w:pPr>
+        <w:bidi w:val="0"/>
+        <w:rPr>
+          <w:rFonts w:hint="default"/>
+          <w:lang w:val="en-US" w:eastAsia="zh-CN"/>
+        </w:rPr>
+      </w:pPr>
+    </w:p>
+    <w:p>
+      <w:pPr>
+        <w:bidi w:val="0"/>
+        <w:rPr>
+          <w:rFonts w:hint="default"/>
+          <w:lang w:val="en-US" w:eastAsia="zh-CN"/>
+        </w:rPr>
+      </w:pPr>
+    </w:p>
+    <w:p>
+      <w:pPr>
+        <w:bidi w:val="0"/>
+        <w:rPr>
+          <w:rFonts w:hint="default"/>
+          <w:lang w:val="en-US" w:eastAsia="zh-CN"/>
+        </w:rPr>
+      </w:pPr>
+    </w:p>
+    <w:p>
+      <w:pPr>
+        <w:bidi w:val="0"/>
+        <w:rPr>
+          <w:rFonts w:hint="default"/>
+          <w:lang w:val="en-US" w:eastAsia="zh-CN"/>
+        </w:rPr>
+      </w:pPr>
+    </w:p>
+    <w:p>
+      <w:pPr>
+        <w:bidi w:val="0"/>
+        <w:rPr>
+          <w:rFonts w:hint="default"/>
+          <w:lang w:val="en-US" w:eastAsia="zh-CN"/>
+        </w:rPr>
+      </w:pPr>
+    </w:p>
+    <w:p>
+      <w:pPr>
+        <w:bidi w:val="0"/>
+        <w:rPr>
+          <w:rFonts w:hint="default"/>
+          <w:lang w:val="en-US" w:eastAsia="zh-CN"/>
+        </w:rPr>
+      </w:pPr>
+    </w:p>
+    <w:p>
+      <w:pPr>
+        <w:bidi w:val="0"/>
+        <w:rPr>
+          <w:rFonts w:hint="default"/>
+          <w:lang w:val="en-US" w:eastAsia="zh-CN"/>
+        </w:rPr>
+      </w:pPr>
+    </w:p>
+    <w:p>
+      <w:pPr>
+        <w:bidi w:val="0"/>
+        <w:rPr>
+          <w:rFonts w:hint="default"/>
+        </w:rPr>
+      </w:pPr>
+      <w:r>
+        <w:rPr>
+          <w:rFonts w:hint="default"/>
+          <w:lang w:val="en-US" w:eastAsia="zh-CN"/>
+        </w:rPr>
+        <w:t>df = pd.DataFrame({'number': np.random.randint(1, 100, 10)})</w:t>
+      </w:r>
+    </w:p>
+    <w:p>
+      <w:pPr>
+        <w:bidi w:val="0"/>
+        <w:rPr>
+          <w:rFonts w:hint="default"/>
+        </w:rPr>
+      </w:pPr>
+      <w:r>
+        <w:rPr>
+          <w:rFonts w:hint="default"/>
+          <w:lang w:val="en-US" w:eastAsia="zh-CN"/>
+        </w:rPr>
+        <w:t>df['bins'] = pd.cut(x=df['number'], bins=[1, 20, 40, 60, 80, 100],</w:t>
+      </w:r>
+    </w:p>
+    <w:p>
+      <w:pPr>
+        <w:bidi w:val="0"/>
+        <w:rPr>
+          <w:rFonts w:hint="default"/>
+        </w:rPr>
+      </w:pPr>
+      <w:r>
+        <w:rPr>
+          <w:rFonts w:hint="default"/>
+          <w:lang w:val="en-US" w:eastAsia="zh-CN"/>
+        </w:rPr>
+        <w:t>                    labels=['1 to 20', '21 to 40', '41 to 60',</w:t>
+      </w:r>
+    </w:p>
+    <w:p>
+      <w:pPr>
+        <w:bidi w:val="0"/>
+        <w:rPr>
+          <w:rFonts w:hint="default"/>
+        </w:rPr>
+      </w:pPr>
+      <w:r>
+        <w:rPr>
+          <w:rFonts w:hint="default"/>
+          <w:lang w:val="en-US" w:eastAsia="zh-CN"/>
+        </w:rPr>
+        <w:t>                            '61 to 80', '81 to 100'])</w:t>
+      </w:r>
+    </w:p>
+    <w:p>
+      <w:pPr>
+        <w:bidi w:val="0"/>
+        <w:rPr>
+          <w:rFonts w:hint="default"/>
+        </w:rPr>
+      </w:pPr>
+      <w:r>
+        <w:rPr>
+          <w:rFonts w:hint="default"/>
+          <w:lang w:val="en-US" w:eastAsia="zh-CN"/>
+        </w:rPr>
+        <w:t> </w:t>
+      </w:r>
+    </w:p>
+    <w:p>
+      <w:pPr>
+        <w:bidi w:val="0"/>
+        <w:rPr>
+          <w:rFonts w:hint="default"/>
+        </w:rPr>
+      </w:pPr>
+      <w:r>
+        <w:rPr>
+          <w:rFonts w:hint="default"/>
+          <w:lang w:val="en-US" w:eastAsia="zh-CN"/>
+        </w:rPr>
+        <w:t>print(df)</w:t>
+      </w:r>
+    </w:p>
+    <w:p>
+      <w:pPr>
+        <w:bidi w:val="0"/>
+        <w:rPr>
+          <w:rFonts w:hint="default"/>
+        </w:rPr>
+      </w:pPr>
+      <w:r>
+        <w:rPr>
+          <w:rFonts w:hint="default"/>
+          <w:lang w:val="en-US" w:eastAsia="zh-CN"/>
+        </w:rPr>
+        <w:t> </w:t>
+      </w:r>
+    </w:p>
+    <w:p>
+      <w:pPr>
+        <w:bidi w:val="0"/>
+        <w:rPr>
+          <w:rFonts w:hint="default"/>
+        </w:rPr>
+      </w:pPr>
+      <w:r>
+        <w:rPr>
+          <w:rFonts w:hint="default"/>
+          <w:lang w:val="en-US" w:eastAsia="zh-CN"/>
+        </w:rPr>
+        <w:t># We can check the frequency of each bin</w:t>
+      </w:r>
+    </w:p>
+    <w:p>
+      <w:pPr>
+        <w:bidi w:val="0"/>
+        <w:rPr>
+          <w:rFonts w:hint="default"/>
+        </w:rPr>
+      </w:pPr>
+      <w:r>
+        <w:rPr>
+          <w:rFonts w:hint="default"/>
+          <w:lang w:val="en-US" w:eastAsia="zh-CN"/>
+        </w:rPr>
+        <w:t>print(df['bins'].unique())</w:t>
+      </w:r>
+    </w:p>
+    <w:p>
+      <w:pPr>
+        <w:rPr>
+          <w:rFonts w:hint="default"/>
+          <w:lang w:val="en-US"/>
+        </w:rPr>
+      </w:pPr>
+    </w:p>
+    <w:p>
+      <w:pPr>
+        <w:rPr>
+          <w:rFonts w:hint="default"/>
+          <w:lang w:val="en-US"/>
+        </w:rPr>
+      </w:pPr>
+    </w:p>
+    <w:p>
+      <w:pPr>
+        <w:rPr>
+          <w:rFonts w:hint="default"/>
+          <w:lang w:val="en-US"/>
+        </w:rPr>
+      </w:pPr>
+    </w:p>
+    <w:p>
+      <w:pPr>
+        <w:rPr>
+          <w:rFonts w:hint="default"/>
+          <w:lang w:val="en-US"/>
+        </w:rPr>
+      </w:pPr>
+    </w:p>
+    <w:p>
+      <w:pPr>
+        <w:rPr>
+          <w:rFonts w:hint="default"/>
+          <w:lang w:val="en-US"/>
+        </w:rPr>
+      </w:pPr>
+    </w:p>
+    <w:p>
+      <w:pPr>
+        <w:rPr>
+          <w:rFonts w:hint="default"/>
+          <w:lang w:val="en-US"/>
+        </w:rPr>
+      </w:pPr>
+    </w:p>
+    <w:p>
+      <w:pPr>
+        <w:rPr>
+          <w:rFonts w:hint="default"/>
+          <w:lang w:val="en-US"/>
+        </w:rPr>
+      </w:pPr>
+    </w:p>
+    <w:p>
+      <w:pPr>
+        <w:rPr>
+          <w:rFonts w:hint="default"/>
+          <w:lang w:val="en-US"/>
+        </w:rPr>
+      </w:pPr>
+    </w:p>
+    <w:p>
+      <w:pPr>
+        <w:rPr>
+          <w:rFonts w:hint="default"/>
+          <w:lang w:val="en-US"/>
+        </w:rPr>
+      </w:pPr>
+    </w:p>
+    <w:p>
+      <w:pPr>
+        <w:rPr>
+          <w:rFonts w:hint="default"/>
+          <w:lang w:val="en-US"/>
+        </w:rPr>
+      </w:pPr>
+    </w:p>
+    <w:p>
+      <w:pPr>
+        <w:rPr>
+          <w:rFonts w:hint="default"/>
+          <w:lang w:val="en-US"/>
+        </w:rPr>
+      </w:pPr>
+    </w:p>
+    <w:p>
+      <w:pPr>
+        <w:rPr>
+          <w:rFonts w:hint="default"/>
+          <w:lang w:val="en-US"/>
+        </w:rPr>
+      </w:pPr>
+    </w:p>
+    <w:p>
+      <w:pPr>
+        <w:rPr>
+          <w:rFonts w:hint="default"/>
+          <w:lang w:val="en-US"/>
+        </w:rPr>
+      </w:pPr>
+    </w:p>
+    <w:p>
+      <w:pPr>
+        <w:bidi w:val="0"/>
+        <w:rPr>
+          <w:rFonts w:hint="default"/>
+          <w:lang w:val="en-US" w:eastAsia="zh-CN"/>
+        </w:rPr>
+      </w:pPr>
+      <w:r>
+        <w:rPr>
+          <w:rFonts w:hint="default"/>
+          <w:lang w:val="en-US" w:eastAsia="zh-CN"/>
         </w:rPr>
         <w:t>Pandas cut() function is used to separate the array elements into different bins . The cut function is mainly used to perform statistical analysis on scalar data. </w:t>
       </w:r>
-    </w:p>
-    <w:p>
-      <w:pPr>
-        <w:keepNext w:val="0"/>
-        <w:keepLines w:val="0"/>
-        <w:widowControl/>
-        <w:suppressLineNumbers w:val="0"/>
-        <w:pBdr>
-          <w:top w:val="none" w:color="auto" w:sz="0" w:space="0"/>
-          <w:left w:val="none" w:color="auto" w:sz="0" w:space="0"/>
-          <w:bottom w:val="none" w:color="auto" w:sz="0" w:space="0"/>
-          <w:right w:val="none" w:color="auto" w:sz="0" w:space="0"/>
-        </w:pBdr>
-        <w:shd w:val="clear" w:fill="FFFFFF"/>
-        <w:bidi w:val="0"/>
-        <w:spacing w:before="0" w:beforeAutospacing="0" w:after="0" w:afterAutospacing="0" w:line="252" w:lineRule="atLeast"/>
-        <w:ind w:left="0" w:right="0" w:firstLine="0"/>
-        <w:jc w:val="left"/>
-        <w:textAlignment w:val="baseline"/>
-        <w:rPr>
-          <w:rStyle w:val="7"/>
-          <w:rFonts w:hint="default" w:ascii="Consolas" w:hAnsi="Consolas" w:eastAsia="Consolas" w:cs="Consolas"/>
-          <w:b/>
-          <w:bCs/>
-          <w:i w:val="0"/>
-          <w:iCs w:val="0"/>
-          <w:caps w:val="0"/>
-          <w:color w:val="006699"/>
-          <w:spacing w:val="2"/>
-          <w:kern w:val="0"/>
-          <w:sz w:val="22"/>
-          <w:szCs w:val="22"/>
-          <w:shd w:val="clear" w:fill="FFFFFF"/>
-          <w:vertAlign w:val="baseline"/>
-          <w:lang w:val="en-US" w:eastAsia="zh-CN" w:bidi="ar"/>
-        </w:rPr>
-      </w:pPr>
-    </w:p>
-    <w:p>
-      <w:pPr>
-        <w:keepNext w:val="0"/>
-        <w:keepLines w:val="0"/>
-        <w:widowControl/>
-        <w:suppressLineNumbers w:val="0"/>
-        <w:pBdr>
-          <w:top w:val="none" w:color="auto" w:sz="0" w:space="0"/>
-          <w:left w:val="none" w:color="auto" w:sz="0" w:space="0"/>
-          <w:bottom w:val="none" w:color="auto" w:sz="0" w:space="0"/>
-          <w:right w:val="none" w:color="auto" w:sz="0" w:space="0"/>
-        </w:pBdr>
-        <w:shd w:val="clear" w:fill="FFFFFF"/>
-        <w:bidi w:val="0"/>
-        <w:spacing w:before="0" w:beforeAutospacing="0" w:after="0" w:afterAutospacing="0" w:line="252" w:lineRule="atLeast"/>
-        <w:ind w:left="0" w:right="0" w:firstLine="0"/>
-        <w:jc w:val="left"/>
-        <w:textAlignment w:val="baseline"/>
-        <w:rPr>
-          <w:rFonts w:ascii="Consolas" w:hAnsi="Consolas" w:eastAsia="Consolas" w:cs="Consolas"/>
-          <w:i w:val="0"/>
-          <w:iCs w:val="0"/>
-          <w:caps w:val="0"/>
-          <w:color w:val="273239"/>
-          <w:spacing w:val="2"/>
-        </w:rPr>
-      </w:pPr>
-      <w:r>
-        <w:rPr>
-          <w:rStyle w:val="7"/>
-          <w:rFonts w:hint="default" w:ascii="Consolas" w:hAnsi="Consolas" w:eastAsia="Consolas" w:cs="Consolas"/>
-          <w:b/>
-          <w:bCs/>
-          <w:i w:val="0"/>
-          <w:iCs w:val="0"/>
-          <w:caps w:val="0"/>
-          <w:color w:val="006699"/>
-          <w:spacing w:val="2"/>
-          <w:kern w:val="0"/>
-          <w:sz w:val="22"/>
-          <w:szCs w:val="22"/>
-          <w:shd w:val="clear" w:fill="FFFFFF"/>
-          <w:vertAlign w:val="baseline"/>
-          <w:lang w:val="en-US" w:eastAsia="zh-CN" w:bidi="ar"/>
-        </w:rPr>
-        <w:t>import</w:t>
-      </w:r>
-      <w:r>
-        <w:rPr>
-          <w:rFonts w:hint="default" w:ascii="Consolas" w:hAnsi="Consolas" w:eastAsia="Consolas" w:cs="Consolas"/>
-          <w:i w:val="0"/>
-          <w:iCs w:val="0"/>
-          <w:caps w:val="0"/>
-          <w:color w:val="273239"/>
-          <w:spacing w:val="2"/>
-          <w:kern w:val="0"/>
-          <w:sz w:val="24"/>
-          <w:szCs w:val="24"/>
-          <w:shd w:val="clear" w:fill="FFFFFF"/>
-          <w:vertAlign w:val="baseline"/>
-          <w:lang w:val="en-US" w:eastAsia="zh-CN" w:bidi="ar"/>
-        </w:rPr>
-        <w:t xml:space="preserve"> </w:t>
-      </w:r>
-      <w:r>
-        <w:rPr>
-          <w:rStyle w:val="7"/>
-          <w:rFonts w:hint="default" w:ascii="Consolas" w:hAnsi="Consolas" w:eastAsia="Consolas" w:cs="Consolas"/>
-          <w:b w:val="0"/>
-          <w:bCs w:val="0"/>
-          <w:i w:val="0"/>
-          <w:iCs w:val="0"/>
-          <w:caps w:val="0"/>
-          <w:color w:val="000000"/>
-          <w:spacing w:val="2"/>
-          <w:kern w:val="0"/>
-          <w:sz w:val="22"/>
-          <w:szCs w:val="22"/>
-          <w:shd w:val="clear" w:fill="FFFFFF"/>
-          <w:vertAlign w:val="baseline"/>
-          <w:lang w:val="en-US" w:eastAsia="zh-CN" w:bidi="ar"/>
-        </w:rPr>
-        <w:t>pandas as pd</w:t>
-      </w:r>
-    </w:p>
-    <w:p>
-      <w:pPr>
-        <w:keepNext w:val="0"/>
-        <w:keepLines w:val="0"/>
-        <w:widowControl/>
-        <w:suppressLineNumbers w:val="0"/>
-        <w:pBdr>
-          <w:top w:val="none" w:color="auto" w:sz="0" w:space="0"/>
-          <w:left w:val="none" w:color="auto" w:sz="0" w:space="0"/>
-          <w:bottom w:val="none" w:color="auto" w:sz="0" w:space="0"/>
-          <w:right w:val="none" w:color="auto" w:sz="0" w:space="0"/>
-        </w:pBdr>
-        <w:shd w:val="clear" w:fill="FFFFFF"/>
-        <w:bidi w:val="0"/>
-        <w:spacing w:before="0" w:beforeAutospacing="0" w:after="0" w:afterAutospacing="0" w:line="252" w:lineRule="atLeast"/>
-        <w:ind w:left="0" w:right="0" w:firstLine="0"/>
-        <w:jc w:val="left"/>
-        <w:textAlignment w:val="baseline"/>
-        <w:rPr>
-          <w:rFonts w:hint="default" w:ascii="Consolas" w:hAnsi="Consolas" w:eastAsia="Consolas" w:cs="Consolas"/>
-          <w:i w:val="0"/>
-          <w:iCs w:val="0"/>
-          <w:caps w:val="0"/>
-          <w:color w:val="273239"/>
-          <w:spacing w:val="2"/>
-        </w:rPr>
-      </w:pPr>
-      <w:r>
-        <w:rPr>
-          <w:rStyle w:val="7"/>
-          <w:rFonts w:hint="default" w:ascii="Consolas" w:hAnsi="Consolas" w:eastAsia="Consolas" w:cs="Consolas"/>
-          <w:b/>
-          <w:bCs/>
-          <w:i w:val="0"/>
-          <w:iCs w:val="0"/>
-          <w:caps w:val="0"/>
-          <w:color w:val="006699"/>
-          <w:spacing w:val="2"/>
-          <w:kern w:val="0"/>
-          <w:sz w:val="22"/>
-          <w:szCs w:val="22"/>
-          <w:shd w:val="clear" w:fill="FFFFFF"/>
-          <w:vertAlign w:val="baseline"/>
-          <w:lang w:val="en-US" w:eastAsia="zh-CN" w:bidi="ar"/>
-        </w:rPr>
-        <w:t>import</w:t>
-      </w:r>
-      <w:r>
-        <w:rPr>
-          <w:rFonts w:hint="default" w:ascii="Consolas" w:hAnsi="Consolas" w:eastAsia="Consolas" w:cs="Consolas"/>
-          <w:i w:val="0"/>
-          <w:iCs w:val="0"/>
-          <w:caps w:val="0"/>
-          <w:color w:val="273239"/>
-          <w:spacing w:val="2"/>
-          <w:kern w:val="0"/>
-          <w:sz w:val="24"/>
-          <w:szCs w:val="24"/>
-          <w:shd w:val="clear" w:fill="FFFFFF"/>
-          <w:vertAlign w:val="baseline"/>
-          <w:lang w:val="en-US" w:eastAsia="zh-CN" w:bidi="ar"/>
-        </w:rPr>
-        <w:t xml:space="preserve"> </w:t>
-      </w:r>
-      <w:r>
-        <w:rPr>
-          <w:rStyle w:val="7"/>
-          <w:rFonts w:hint="default" w:ascii="Consolas" w:hAnsi="Consolas" w:eastAsia="Consolas" w:cs="Consolas"/>
-          <w:b w:val="0"/>
-          <w:bCs w:val="0"/>
-          <w:i w:val="0"/>
-          <w:iCs w:val="0"/>
-          <w:caps w:val="0"/>
-          <w:color w:val="000000"/>
-          <w:spacing w:val="2"/>
-          <w:kern w:val="0"/>
-          <w:sz w:val="22"/>
-          <w:szCs w:val="22"/>
-          <w:shd w:val="clear" w:fill="FFFFFF"/>
-          <w:vertAlign w:val="baseline"/>
-          <w:lang w:val="en-US" w:eastAsia="zh-CN" w:bidi="ar"/>
-        </w:rPr>
-        <w:t>numpy as np</w:t>
-      </w:r>
-    </w:p>
-    <w:p>
-      <w:pPr>
-        <w:keepNext w:val="0"/>
-        <w:keepLines w:val="0"/>
-        <w:widowControl/>
-        <w:suppressLineNumbers w:val="0"/>
-        <w:pBdr>
-          <w:top w:val="none" w:color="auto" w:sz="0" w:space="0"/>
-          <w:left w:val="none" w:color="auto" w:sz="0" w:space="0"/>
-          <w:bottom w:val="none" w:color="auto" w:sz="0" w:space="0"/>
-          <w:right w:val="none" w:color="auto" w:sz="0" w:space="0"/>
-        </w:pBdr>
-        <w:shd w:val="clear" w:fill="FFFFFF"/>
-        <w:bidi w:val="0"/>
-        <w:spacing w:before="0" w:beforeAutospacing="0" w:after="0" w:afterAutospacing="0" w:line="252" w:lineRule="atLeast"/>
-        <w:ind w:left="0" w:right="0" w:firstLine="0"/>
-        <w:jc w:val="left"/>
-        <w:textAlignment w:val="baseline"/>
-        <w:rPr>
-          <w:rFonts w:hint="default" w:ascii="Consolas" w:hAnsi="Consolas" w:eastAsia="Consolas" w:cs="Consolas"/>
-          <w:i w:val="0"/>
-          <w:iCs w:val="0"/>
-          <w:caps w:val="0"/>
-          <w:color w:val="273239"/>
-          <w:spacing w:val="2"/>
-        </w:rPr>
-      </w:pPr>
-      <w:r>
-        <w:rPr>
-          <w:rFonts w:hint="default" w:ascii="Consolas" w:hAnsi="Consolas" w:eastAsia="Consolas" w:cs="Consolas"/>
-          <w:i w:val="0"/>
-          <w:iCs w:val="0"/>
-          <w:caps w:val="0"/>
-          <w:color w:val="273239"/>
-          <w:spacing w:val="2"/>
-          <w:kern w:val="0"/>
-          <w:sz w:val="24"/>
-          <w:szCs w:val="24"/>
-          <w:shd w:val="clear" w:fill="FFFFFF"/>
-          <w:vertAlign w:val="baseline"/>
-          <w:lang w:val="en-US" w:eastAsia="zh-CN" w:bidi="ar"/>
-        </w:rPr>
-        <w:t> </w:t>
-      </w:r>
-    </w:p>
-    <w:p>
-      <w:pPr>
-        <w:keepNext w:val="0"/>
-        <w:keepLines w:val="0"/>
-        <w:widowControl/>
-        <w:suppressLineNumbers w:val="0"/>
-        <w:pBdr>
-          <w:top w:val="none" w:color="auto" w:sz="0" w:space="0"/>
-          <w:left w:val="none" w:color="auto" w:sz="0" w:space="0"/>
-          <w:bottom w:val="none" w:color="auto" w:sz="0" w:space="0"/>
-          <w:right w:val="none" w:color="auto" w:sz="0" w:space="0"/>
-        </w:pBdr>
-        <w:shd w:val="clear" w:fill="FFFFFF"/>
-        <w:bidi w:val="0"/>
-        <w:spacing w:before="0" w:beforeAutospacing="0" w:after="0" w:afterAutospacing="0" w:line="252" w:lineRule="atLeast"/>
-        <w:ind w:left="0" w:right="0" w:firstLine="0"/>
-        <w:jc w:val="left"/>
-        <w:textAlignment w:val="baseline"/>
-        <w:rPr>
-          <w:rFonts w:hint="default" w:ascii="Consolas" w:hAnsi="Consolas" w:eastAsia="Consolas" w:cs="Consolas"/>
-          <w:i w:val="0"/>
-          <w:iCs w:val="0"/>
-          <w:caps w:val="0"/>
-          <w:color w:val="273239"/>
-          <w:spacing w:val="2"/>
-        </w:rPr>
-      </w:pPr>
-      <w:r>
-        <w:rPr>
-          <w:rStyle w:val="7"/>
-          <w:rFonts w:hint="default" w:ascii="Consolas" w:hAnsi="Consolas" w:eastAsia="Consolas" w:cs="Consolas"/>
-          <w:b w:val="0"/>
-          <w:bCs w:val="0"/>
-          <w:i w:val="0"/>
-          <w:iCs w:val="0"/>
-          <w:caps w:val="0"/>
-          <w:color w:val="000000"/>
-          <w:spacing w:val="2"/>
-          <w:kern w:val="0"/>
-          <w:sz w:val="22"/>
-          <w:szCs w:val="22"/>
-          <w:shd w:val="clear" w:fill="FFFFFF"/>
-          <w:vertAlign w:val="baseline"/>
-          <w:lang w:val="en-US" w:eastAsia="zh-CN" w:bidi="ar"/>
-        </w:rPr>
-        <w:t xml:space="preserve">df </w:t>
-      </w:r>
-      <w:r>
-        <w:rPr>
-          <w:rStyle w:val="7"/>
-          <w:rFonts w:hint="default" w:ascii="Consolas" w:hAnsi="Consolas" w:eastAsia="Consolas" w:cs="Consolas"/>
-          <w:b/>
-          <w:bCs/>
-          <w:i w:val="0"/>
-          <w:iCs w:val="0"/>
-          <w:caps w:val="0"/>
-          <w:color w:val="006699"/>
-          <w:spacing w:val="2"/>
-          <w:kern w:val="0"/>
-          <w:sz w:val="22"/>
-          <w:szCs w:val="22"/>
-          <w:shd w:val="clear" w:fill="FFFFFF"/>
-          <w:vertAlign w:val="baseline"/>
-          <w:lang w:val="en-US" w:eastAsia="zh-CN" w:bidi="ar"/>
-        </w:rPr>
-        <w:t>=</w:t>
-      </w:r>
-      <w:r>
-        <w:rPr>
-          <w:rFonts w:hint="default" w:ascii="Consolas" w:hAnsi="Consolas" w:eastAsia="Consolas" w:cs="Consolas"/>
-          <w:i w:val="0"/>
-          <w:iCs w:val="0"/>
-          <w:caps w:val="0"/>
-          <w:color w:val="273239"/>
-          <w:spacing w:val="2"/>
-          <w:kern w:val="0"/>
-          <w:sz w:val="24"/>
-          <w:szCs w:val="24"/>
-          <w:shd w:val="clear" w:fill="FFFFFF"/>
-          <w:vertAlign w:val="baseline"/>
-          <w:lang w:val="en-US" w:eastAsia="zh-CN" w:bidi="ar"/>
-        </w:rPr>
-        <w:t xml:space="preserve"> </w:t>
-      </w:r>
-      <w:r>
-        <w:rPr>
-          <w:rStyle w:val="7"/>
-          <w:rFonts w:hint="default" w:ascii="Consolas" w:hAnsi="Consolas" w:eastAsia="Consolas" w:cs="Consolas"/>
-          <w:b w:val="0"/>
-          <w:bCs w:val="0"/>
-          <w:i w:val="0"/>
-          <w:iCs w:val="0"/>
-          <w:caps w:val="0"/>
-          <w:color w:val="000000"/>
-          <w:spacing w:val="2"/>
-          <w:kern w:val="0"/>
-          <w:sz w:val="22"/>
-          <w:szCs w:val="22"/>
-          <w:shd w:val="clear" w:fill="FFFFFF"/>
-          <w:vertAlign w:val="baseline"/>
-          <w:lang w:val="en-US" w:eastAsia="zh-CN" w:bidi="ar"/>
-        </w:rPr>
-        <w:t>pd.DataFrame({</w:t>
-      </w:r>
-      <w:r>
-        <w:rPr>
-          <w:rStyle w:val="7"/>
-          <w:rFonts w:hint="default" w:ascii="Consolas" w:hAnsi="Consolas" w:eastAsia="Consolas" w:cs="Consolas"/>
-          <w:b w:val="0"/>
-          <w:bCs w:val="0"/>
-          <w:i w:val="0"/>
-          <w:iCs w:val="0"/>
-          <w:caps w:val="0"/>
-          <w:color w:val="0000FF"/>
-          <w:spacing w:val="2"/>
-          <w:kern w:val="0"/>
-          <w:sz w:val="22"/>
-          <w:szCs w:val="22"/>
-          <w:shd w:val="clear" w:fill="FFFFFF"/>
-          <w:vertAlign w:val="baseline"/>
-          <w:lang w:val="en-US" w:eastAsia="zh-CN" w:bidi="ar"/>
-        </w:rPr>
-        <w:t>'number'</w:t>
-      </w:r>
-      <w:r>
-        <w:rPr>
-          <w:rStyle w:val="7"/>
-          <w:rFonts w:hint="default" w:ascii="Consolas" w:hAnsi="Consolas" w:eastAsia="Consolas" w:cs="Consolas"/>
-          <w:b w:val="0"/>
-          <w:bCs w:val="0"/>
-          <w:i w:val="0"/>
-          <w:iCs w:val="0"/>
-          <w:caps w:val="0"/>
-          <w:color w:val="000000"/>
-          <w:spacing w:val="2"/>
-          <w:kern w:val="0"/>
-          <w:sz w:val="22"/>
-          <w:szCs w:val="22"/>
-          <w:shd w:val="clear" w:fill="FFFFFF"/>
-          <w:vertAlign w:val="baseline"/>
-          <w:lang w:val="en-US" w:eastAsia="zh-CN" w:bidi="ar"/>
-        </w:rPr>
-        <w:t>: np.random.randint(</w:t>
-      </w:r>
-      <w:r>
-        <w:rPr>
-          <w:rStyle w:val="7"/>
-          <w:rFonts w:hint="default" w:ascii="Consolas" w:hAnsi="Consolas" w:eastAsia="Consolas" w:cs="Consolas"/>
-          <w:b w:val="0"/>
-          <w:bCs w:val="0"/>
-          <w:i w:val="0"/>
-          <w:iCs w:val="0"/>
-          <w:caps w:val="0"/>
-          <w:color w:val="009900"/>
-          <w:spacing w:val="2"/>
-          <w:kern w:val="0"/>
-          <w:sz w:val="22"/>
-          <w:szCs w:val="22"/>
-          <w:shd w:val="clear" w:fill="FFFFFF"/>
-          <w:vertAlign w:val="baseline"/>
-          <w:lang w:val="en-US" w:eastAsia="zh-CN" w:bidi="ar"/>
-        </w:rPr>
-        <w:t>1</w:t>
-      </w:r>
-      <w:r>
-        <w:rPr>
-          <w:rStyle w:val="7"/>
-          <w:rFonts w:hint="default" w:ascii="Consolas" w:hAnsi="Consolas" w:eastAsia="Consolas" w:cs="Consolas"/>
-          <w:b w:val="0"/>
-          <w:bCs w:val="0"/>
-          <w:i w:val="0"/>
-          <w:iCs w:val="0"/>
-          <w:caps w:val="0"/>
-          <w:color w:val="000000"/>
-          <w:spacing w:val="2"/>
-          <w:kern w:val="0"/>
-          <w:sz w:val="22"/>
-          <w:szCs w:val="22"/>
-          <w:shd w:val="clear" w:fill="FFFFFF"/>
-          <w:vertAlign w:val="baseline"/>
-          <w:lang w:val="en-US" w:eastAsia="zh-CN" w:bidi="ar"/>
-        </w:rPr>
-        <w:t xml:space="preserve">, </w:t>
-      </w:r>
-      <w:r>
-        <w:rPr>
-          <w:rStyle w:val="7"/>
-          <w:rFonts w:hint="default" w:ascii="Consolas" w:hAnsi="Consolas" w:eastAsia="Consolas" w:cs="Consolas"/>
-          <w:b w:val="0"/>
-          <w:bCs w:val="0"/>
-          <w:i w:val="0"/>
-          <w:iCs w:val="0"/>
-          <w:caps w:val="0"/>
-          <w:color w:val="009900"/>
-          <w:spacing w:val="2"/>
-          <w:kern w:val="0"/>
-          <w:sz w:val="22"/>
-          <w:szCs w:val="22"/>
-          <w:shd w:val="clear" w:fill="FFFFFF"/>
-          <w:vertAlign w:val="baseline"/>
-          <w:lang w:val="en-US" w:eastAsia="zh-CN" w:bidi="ar"/>
-        </w:rPr>
-        <w:t>100</w:t>
-      </w:r>
-      <w:r>
-        <w:rPr>
-          <w:rStyle w:val="7"/>
-          <w:rFonts w:hint="default" w:ascii="Consolas" w:hAnsi="Consolas" w:eastAsia="Consolas" w:cs="Consolas"/>
-          <w:b w:val="0"/>
-          <w:bCs w:val="0"/>
-          <w:i w:val="0"/>
-          <w:iCs w:val="0"/>
-          <w:caps w:val="0"/>
-          <w:color w:val="000000"/>
-          <w:spacing w:val="2"/>
-          <w:kern w:val="0"/>
-          <w:sz w:val="22"/>
-          <w:szCs w:val="22"/>
-          <w:shd w:val="clear" w:fill="FFFFFF"/>
-          <w:vertAlign w:val="baseline"/>
-          <w:lang w:val="en-US" w:eastAsia="zh-CN" w:bidi="ar"/>
-        </w:rPr>
-        <w:t xml:space="preserve">, </w:t>
-      </w:r>
-      <w:r>
-        <w:rPr>
-          <w:rStyle w:val="7"/>
-          <w:rFonts w:hint="default" w:ascii="Consolas" w:hAnsi="Consolas" w:eastAsia="Consolas" w:cs="Consolas"/>
-          <w:b w:val="0"/>
-          <w:bCs w:val="0"/>
-          <w:i w:val="0"/>
-          <w:iCs w:val="0"/>
-          <w:caps w:val="0"/>
-          <w:color w:val="009900"/>
-          <w:spacing w:val="2"/>
-          <w:kern w:val="0"/>
-          <w:sz w:val="22"/>
-          <w:szCs w:val="22"/>
-          <w:shd w:val="clear" w:fill="FFFFFF"/>
-          <w:vertAlign w:val="baseline"/>
-          <w:lang w:val="en-US" w:eastAsia="zh-CN" w:bidi="ar"/>
-        </w:rPr>
-        <w:t>10</w:t>
-      </w:r>
-      <w:r>
-        <w:rPr>
-          <w:rStyle w:val="7"/>
-          <w:rFonts w:hint="default" w:ascii="Consolas" w:hAnsi="Consolas" w:eastAsia="Consolas" w:cs="Consolas"/>
-          <w:b w:val="0"/>
-          <w:bCs w:val="0"/>
-          <w:i w:val="0"/>
-          <w:iCs w:val="0"/>
-          <w:caps w:val="0"/>
-          <w:color w:val="000000"/>
-          <w:spacing w:val="2"/>
-          <w:kern w:val="0"/>
-          <w:sz w:val="22"/>
-          <w:szCs w:val="22"/>
-          <w:shd w:val="clear" w:fill="FFFFFF"/>
-          <w:vertAlign w:val="baseline"/>
-          <w:lang w:val="en-US" w:eastAsia="zh-CN" w:bidi="ar"/>
-        </w:rPr>
-        <w:t>)})</w:t>
-      </w:r>
-    </w:p>
-    <w:p>
-      <w:pPr>
-        <w:keepNext w:val="0"/>
-        <w:keepLines w:val="0"/>
-        <w:widowControl/>
-        <w:suppressLineNumbers w:val="0"/>
-        <w:pBdr>
-          <w:top w:val="none" w:color="auto" w:sz="0" w:space="0"/>
-          <w:left w:val="none" w:color="auto" w:sz="0" w:space="0"/>
-          <w:bottom w:val="none" w:color="auto" w:sz="0" w:space="0"/>
-          <w:right w:val="none" w:color="auto" w:sz="0" w:space="0"/>
-        </w:pBdr>
-        <w:shd w:val="clear" w:fill="FFFFFF"/>
-        <w:bidi w:val="0"/>
-        <w:spacing w:before="0" w:beforeAutospacing="0" w:after="0" w:afterAutospacing="0" w:line="252" w:lineRule="atLeast"/>
-        <w:ind w:left="0" w:right="0" w:firstLine="0"/>
-        <w:jc w:val="left"/>
-        <w:textAlignment w:val="baseline"/>
-        <w:rPr>
-          <w:rFonts w:hint="default" w:ascii="Consolas" w:hAnsi="Consolas" w:eastAsia="Consolas" w:cs="Consolas"/>
-          <w:i w:val="0"/>
-          <w:iCs w:val="0"/>
-          <w:caps w:val="0"/>
-          <w:color w:val="273239"/>
-          <w:spacing w:val="2"/>
-        </w:rPr>
-      </w:pPr>
-      <w:r>
-        <w:rPr>
-          <w:rStyle w:val="7"/>
-          <w:rFonts w:hint="default" w:ascii="Consolas" w:hAnsi="Consolas" w:eastAsia="Consolas" w:cs="Consolas"/>
-          <w:b w:val="0"/>
-          <w:bCs w:val="0"/>
-          <w:i w:val="0"/>
-          <w:iCs w:val="0"/>
-          <w:caps w:val="0"/>
-          <w:color w:val="000000"/>
-          <w:spacing w:val="2"/>
-          <w:kern w:val="0"/>
-          <w:sz w:val="22"/>
-          <w:szCs w:val="22"/>
-          <w:shd w:val="clear" w:fill="FFFFFF"/>
-          <w:vertAlign w:val="baseline"/>
-          <w:lang w:val="en-US" w:eastAsia="zh-CN" w:bidi="ar"/>
-        </w:rPr>
-        <w:t>df[</w:t>
-      </w:r>
-      <w:r>
-        <w:rPr>
-          <w:rStyle w:val="7"/>
-          <w:rFonts w:hint="default" w:ascii="Consolas" w:hAnsi="Consolas" w:eastAsia="Consolas" w:cs="Consolas"/>
-          <w:b w:val="0"/>
-          <w:bCs w:val="0"/>
-          <w:i w:val="0"/>
-          <w:iCs w:val="0"/>
-          <w:caps w:val="0"/>
-          <w:color w:val="0000FF"/>
-          <w:spacing w:val="2"/>
-          <w:kern w:val="0"/>
-          <w:sz w:val="22"/>
-          <w:szCs w:val="22"/>
-          <w:shd w:val="clear" w:fill="FFFFFF"/>
-          <w:vertAlign w:val="baseline"/>
-          <w:lang w:val="en-US" w:eastAsia="zh-CN" w:bidi="ar"/>
-        </w:rPr>
-        <w:t>'bins'</w:t>
-      </w:r>
-      <w:r>
-        <w:rPr>
-          <w:rStyle w:val="7"/>
-          <w:rFonts w:hint="default" w:ascii="Consolas" w:hAnsi="Consolas" w:eastAsia="Consolas" w:cs="Consolas"/>
-          <w:b w:val="0"/>
-          <w:bCs w:val="0"/>
-          <w:i w:val="0"/>
-          <w:iCs w:val="0"/>
-          <w:caps w:val="0"/>
-          <w:color w:val="000000"/>
-          <w:spacing w:val="2"/>
-          <w:kern w:val="0"/>
-          <w:sz w:val="22"/>
-          <w:szCs w:val="22"/>
-          <w:shd w:val="clear" w:fill="FFFFFF"/>
-          <w:vertAlign w:val="baseline"/>
-          <w:lang w:val="en-US" w:eastAsia="zh-CN" w:bidi="ar"/>
-        </w:rPr>
-        <w:t xml:space="preserve">] </w:t>
-      </w:r>
-      <w:r>
-        <w:rPr>
-          <w:rStyle w:val="7"/>
-          <w:rFonts w:hint="default" w:ascii="Consolas" w:hAnsi="Consolas" w:eastAsia="Consolas" w:cs="Consolas"/>
-          <w:b/>
-          <w:bCs/>
-          <w:i w:val="0"/>
-          <w:iCs w:val="0"/>
-          <w:caps w:val="0"/>
-          <w:color w:val="006699"/>
-          <w:spacing w:val="2"/>
-          <w:kern w:val="0"/>
-          <w:sz w:val="22"/>
-          <w:szCs w:val="22"/>
-          <w:shd w:val="clear" w:fill="FFFFFF"/>
-          <w:vertAlign w:val="baseline"/>
-          <w:lang w:val="en-US" w:eastAsia="zh-CN" w:bidi="ar"/>
-        </w:rPr>
-        <w:t>=</w:t>
-      </w:r>
-      <w:r>
-        <w:rPr>
-          <w:rFonts w:hint="default" w:ascii="Consolas" w:hAnsi="Consolas" w:eastAsia="Consolas" w:cs="Consolas"/>
-          <w:i w:val="0"/>
-          <w:iCs w:val="0"/>
-          <w:caps w:val="0"/>
-          <w:color w:val="273239"/>
-          <w:spacing w:val="2"/>
-          <w:kern w:val="0"/>
-          <w:sz w:val="24"/>
-          <w:szCs w:val="24"/>
-          <w:shd w:val="clear" w:fill="FFFFFF"/>
-          <w:vertAlign w:val="baseline"/>
-          <w:lang w:val="en-US" w:eastAsia="zh-CN" w:bidi="ar"/>
-        </w:rPr>
-        <w:t xml:space="preserve"> </w:t>
-      </w:r>
-      <w:r>
-        <w:rPr>
-          <w:rStyle w:val="7"/>
-          <w:rFonts w:hint="default" w:ascii="Consolas" w:hAnsi="Consolas" w:eastAsia="Consolas" w:cs="Consolas"/>
-          <w:b w:val="0"/>
-          <w:bCs w:val="0"/>
-          <w:i w:val="0"/>
-          <w:iCs w:val="0"/>
-          <w:caps w:val="0"/>
-          <w:color w:val="000000"/>
-          <w:spacing w:val="2"/>
-          <w:kern w:val="0"/>
-          <w:sz w:val="22"/>
-          <w:szCs w:val="22"/>
-          <w:shd w:val="clear" w:fill="FFFFFF"/>
-          <w:vertAlign w:val="baseline"/>
-          <w:lang w:val="en-US" w:eastAsia="zh-CN" w:bidi="ar"/>
-        </w:rPr>
-        <w:t>pd.cut(x</w:t>
-      </w:r>
-      <w:r>
-        <w:rPr>
-          <w:rStyle w:val="7"/>
-          <w:rFonts w:hint="default" w:ascii="Consolas" w:hAnsi="Consolas" w:eastAsia="Consolas" w:cs="Consolas"/>
-          <w:b/>
-          <w:bCs/>
-          <w:i w:val="0"/>
-          <w:iCs w:val="0"/>
-          <w:caps w:val="0"/>
-          <w:color w:val="006699"/>
-          <w:spacing w:val="2"/>
-          <w:kern w:val="0"/>
-          <w:sz w:val="22"/>
-          <w:szCs w:val="22"/>
-          <w:shd w:val="clear" w:fill="FFFFFF"/>
-          <w:vertAlign w:val="baseline"/>
-          <w:lang w:val="en-US" w:eastAsia="zh-CN" w:bidi="ar"/>
-        </w:rPr>
-        <w:t>=</w:t>
-      </w:r>
-      <w:r>
-        <w:rPr>
-          <w:rStyle w:val="7"/>
-          <w:rFonts w:hint="default" w:ascii="Consolas" w:hAnsi="Consolas" w:eastAsia="Consolas" w:cs="Consolas"/>
-          <w:b w:val="0"/>
-          <w:bCs w:val="0"/>
-          <w:i w:val="0"/>
-          <w:iCs w:val="0"/>
-          <w:caps w:val="0"/>
-          <w:color w:val="000000"/>
-          <w:spacing w:val="2"/>
-          <w:kern w:val="0"/>
-          <w:sz w:val="22"/>
-          <w:szCs w:val="22"/>
-          <w:shd w:val="clear" w:fill="FFFFFF"/>
-          <w:vertAlign w:val="baseline"/>
-          <w:lang w:val="en-US" w:eastAsia="zh-CN" w:bidi="ar"/>
-        </w:rPr>
-        <w:t>df[</w:t>
-      </w:r>
-      <w:r>
-        <w:rPr>
-          <w:rStyle w:val="7"/>
-          <w:rFonts w:hint="default" w:ascii="Consolas" w:hAnsi="Consolas" w:eastAsia="Consolas" w:cs="Consolas"/>
-          <w:b w:val="0"/>
-          <w:bCs w:val="0"/>
-          <w:i w:val="0"/>
-          <w:iCs w:val="0"/>
-          <w:caps w:val="0"/>
-          <w:color w:val="0000FF"/>
-          <w:spacing w:val="2"/>
-          <w:kern w:val="0"/>
-          <w:sz w:val="22"/>
-          <w:szCs w:val="22"/>
-          <w:shd w:val="clear" w:fill="FFFFFF"/>
-          <w:vertAlign w:val="baseline"/>
-          <w:lang w:val="en-US" w:eastAsia="zh-CN" w:bidi="ar"/>
-        </w:rPr>
-        <w:t>'number'</w:t>
-      </w:r>
-      <w:r>
-        <w:rPr>
-          <w:rStyle w:val="7"/>
-          <w:rFonts w:hint="default" w:ascii="Consolas" w:hAnsi="Consolas" w:eastAsia="Consolas" w:cs="Consolas"/>
-          <w:b w:val="0"/>
-          <w:bCs w:val="0"/>
-          <w:i w:val="0"/>
-          <w:iCs w:val="0"/>
-          <w:caps w:val="0"/>
-          <w:color w:val="000000"/>
-          <w:spacing w:val="2"/>
-          <w:kern w:val="0"/>
-          <w:sz w:val="22"/>
-          <w:szCs w:val="22"/>
-          <w:shd w:val="clear" w:fill="FFFFFF"/>
-          <w:vertAlign w:val="baseline"/>
-          <w:lang w:val="en-US" w:eastAsia="zh-CN" w:bidi="ar"/>
-        </w:rPr>
-        <w:t>], bins</w:t>
-      </w:r>
-      <w:r>
-        <w:rPr>
-          <w:rStyle w:val="7"/>
-          <w:rFonts w:hint="default" w:ascii="Consolas" w:hAnsi="Consolas" w:eastAsia="Consolas" w:cs="Consolas"/>
-          <w:b/>
-          <w:bCs/>
-          <w:i w:val="0"/>
-          <w:iCs w:val="0"/>
-          <w:caps w:val="0"/>
-          <w:color w:val="006699"/>
-          <w:spacing w:val="2"/>
-          <w:kern w:val="0"/>
-          <w:sz w:val="22"/>
-          <w:szCs w:val="22"/>
-          <w:shd w:val="clear" w:fill="FFFFFF"/>
-          <w:vertAlign w:val="baseline"/>
-          <w:lang w:val="en-US" w:eastAsia="zh-CN" w:bidi="ar"/>
-        </w:rPr>
-        <w:t>=</w:t>
-      </w:r>
-      <w:r>
-        <w:rPr>
-          <w:rStyle w:val="7"/>
-          <w:rFonts w:hint="default" w:ascii="Consolas" w:hAnsi="Consolas" w:eastAsia="Consolas" w:cs="Consolas"/>
-          <w:b w:val="0"/>
-          <w:bCs w:val="0"/>
-          <w:i w:val="0"/>
-          <w:iCs w:val="0"/>
-          <w:caps w:val="0"/>
-          <w:color w:val="000000"/>
-          <w:spacing w:val="2"/>
-          <w:kern w:val="0"/>
-          <w:sz w:val="22"/>
-          <w:szCs w:val="22"/>
-          <w:shd w:val="clear" w:fill="FFFFFF"/>
-          <w:vertAlign w:val="baseline"/>
-          <w:lang w:val="en-US" w:eastAsia="zh-CN" w:bidi="ar"/>
-        </w:rPr>
-        <w:t>[</w:t>
-      </w:r>
-      <w:r>
-        <w:rPr>
-          <w:rStyle w:val="7"/>
-          <w:rFonts w:hint="default" w:ascii="Consolas" w:hAnsi="Consolas" w:eastAsia="Consolas" w:cs="Consolas"/>
-          <w:b w:val="0"/>
-          <w:bCs w:val="0"/>
-          <w:i w:val="0"/>
-          <w:iCs w:val="0"/>
-          <w:caps w:val="0"/>
-          <w:color w:val="009900"/>
-          <w:spacing w:val="2"/>
-          <w:kern w:val="0"/>
-          <w:sz w:val="22"/>
-          <w:szCs w:val="22"/>
-          <w:shd w:val="clear" w:fill="FFFFFF"/>
-          <w:vertAlign w:val="baseline"/>
-          <w:lang w:val="en-US" w:eastAsia="zh-CN" w:bidi="ar"/>
-        </w:rPr>
-        <w:t>1</w:t>
-      </w:r>
-      <w:r>
-        <w:rPr>
-          <w:rStyle w:val="7"/>
-          <w:rFonts w:hint="default" w:ascii="Consolas" w:hAnsi="Consolas" w:eastAsia="Consolas" w:cs="Consolas"/>
-          <w:b w:val="0"/>
-          <w:bCs w:val="0"/>
-          <w:i w:val="0"/>
-          <w:iCs w:val="0"/>
-          <w:caps w:val="0"/>
-          <w:color w:val="000000"/>
-          <w:spacing w:val="2"/>
-          <w:kern w:val="0"/>
-          <w:sz w:val="22"/>
-          <w:szCs w:val="22"/>
-          <w:shd w:val="clear" w:fill="FFFFFF"/>
-          <w:vertAlign w:val="baseline"/>
-          <w:lang w:val="en-US" w:eastAsia="zh-CN" w:bidi="ar"/>
-        </w:rPr>
-        <w:t xml:space="preserve">, </w:t>
-      </w:r>
-      <w:r>
-        <w:rPr>
-          <w:rStyle w:val="7"/>
-          <w:rFonts w:hint="default" w:ascii="Consolas" w:hAnsi="Consolas" w:eastAsia="Consolas" w:cs="Consolas"/>
-          <w:b w:val="0"/>
-          <w:bCs w:val="0"/>
-          <w:i w:val="0"/>
-          <w:iCs w:val="0"/>
-          <w:caps w:val="0"/>
-          <w:color w:val="009900"/>
-          <w:spacing w:val="2"/>
-          <w:kern w:val="0"/>
-          <w:sz w:val="22"/>
-          <w:szCs w:val="22"/>
-          <w:shd w:val="clear" w:fill="FFFFFF"/>
-          <w:vertAlign w:val="baseline"/>
-          <w:lang w:val="en-US" w:eastAsia="zh-CN" w:bidi="ar"/>
-        </w:rPr>
-        <w:t>20</w:t>
-      </w:r>
-      <w:r>
-        <w:rPr>
-          <w:rStyle w:val="7"/>
-          <w:rFonts w:hint="default" w:ascii="Consolas" w:hAnsi="Consolas" w:eastAsia="Consolas" w:cs="Consolas"/>
-          <w:b w:val="0"/>
-          <w:bCs w:val="0"/>
-          <w:i w:val="0"/>
-          <w:iCs w:val="0"/>
-          <w:caps w:val="0"/>
-          <w:color w:val="000000"/>
-          <w:spacing w:val="2"/>
-          <w:kern w:val="0"/>
-          <w:sz w:val="22"/>
-          <w:szCs w:val="22"/>
-          <w:shd w:val="clear" w:fill="FFFFFF"/>
-          <w:vertAlign w:val="baseline"/>
-          <w:lang w:val="en-US" w:eastAsia="zh-CN" w:bidi="ar"/>
-        </w:rPr>
-        <w:t xml:space="preserve">, </w:t>
-      </w:r>
-      <w:r>
-        <w:rPr>
-          <w:rStyle w:val="7"/>
-          <w:rFonts w:hint="default" w:ascii="Consolas" w:hAnsi="Consolas" w:eastAsia="Consolas" w:cs="Consolas"/>
-          <w:b w:val="0"/>
-          <w:bCs w:val="0"/>
-          <w:i w:val="0"/>
-          <w:iCs w:val="0"/>
-          <w:caps w:val="0"/>
-          <w:color w:val="009900"/>
-          <w:spacing w:val="2"/>
-          <w:kern w:val="0"/>
-          <w:sz w:val="22"/>
-          <w:szCs w:val="22"/>
-          <w:shd w:val="clear" w:fill="FFFFFF"/>
-          <w:vertAlign w:val="baseline"/>
-          <w:lang w:val="en-US" w:eastAsia="zh-CN" w:bidi="ar"/>
-        </w:rPr>
-        <w:t>40</w:t>
-      </w:r>
-      <w:r>
-        <w:rPr>
-          <w:rStyle w:val="7"/>
-          <w:rFonts w:hint="default" w:ascii="Consolas" w:hAnsi="Consolas" w:eastAsia="Consolas" w:cs="Consolas"/>
-          <w:b w:val="0"/>
-          <w:bCs w:val="0"/>
-          <w:i w:val="0"/>
-          <w:iCs w:val="0"/>
-          <w:caps w:val="0"/>
-          <w:color w:val="000000"/>
-          <w:spacing w:val="2"/>
-          <w:kern w:val="0"/>
-          <w:sz w:val="22"/>
-          <w:szCs w:val="22"/>
-          <w:shd w:val="clear" w:fill="FFFFFF"/>
-          <w:vertAlign w:val="baseline"/>
-          <w:lang w:val="en-US" w:eastAsia="zh-CN" w:bidi="ar"/>
-        </w:rPr>
-        <w:t xml:space="preserve">, </w:t>
-      </w:r>
-      <w:r>
-        <w:rPr>
-          <w:rStyle w:val="7"/>
-          <w:rFonts w:hint="default" w:ascii="Consolas" w:hAnsi="Consolas" w:eastAsia="Consolas" w:cs="Consolas"/>
-          <w:b w:val="0"/>
-          <w:bCs w:val="0"/>
-          <w:i w:val="0"/>
-          <w:iCs w:val="0"/>
-          <w:caps w:val="0"/>
-          <w:color w:val="009900"/>
-          <w:spacing w:val="2"/>
-          <w:kern w:val="0"/>
-          <w:sz w:val="22"/>
-          <w:szCs w:val="22"/>
-          <w:shd w:val="clear" w:fill="FFFFFF"/>
-          <w:vertAlign w:val="baseline"/>
-          <w:lang w:val="en-US" w:eastAsia="zh-CN" w:bidi="ar"/>
-        </w:rPr>
-        <w:t>60</w:t>
-      </w:r>
-      <w:r>
-        <w:rPr>
-          <w:rStyle w:val="7"/>
-          <w:rFonts w:hint="default" w:ascii="Consolas" w:hAnsi="Consolas" w:eastAsia="Consolas" w:cs="Consolas"/>
-          <w:b w:val="0"/>
-          <w:bCs w:val="0"/>
-          <w:i w:val="0"/>
-          <w:iCs w:val="0"/>
-          <w:caps w:val="0"/>
-          <w:color w:val="000000"/>
-          <w:spacing w:val="2"/>
-          <w:kern w:val="0"/>
-          <w:sz w:val="22"/>
-          <w:szCs w:val="22"/>
-          <w:shd w:val="clear" w:fill="FFFFFF"/>
-          <w:vertAlign w:val="baseline"/>
-          <w:lang w:val="en-US" w:eastAsia="zh-CN" w:bidi="ar"/>
-        </w:rPr>
-        <w:t xml:space="preserve">, </w:t>
-      </w:r>
-      <w:r>
-        <w:rPr>
-          <w:rStyle w:val="7"/>
-          <w:rFonts w:hint="default" w:ascii="Consolas" w:hAnsi="Consolas" w:eastAsia="Consolas" w:cs="Consolas"/>
-          <w:b w:val="0"/>
-          <w:bCs w:val="0"/>
-          <w:i w:val="0"/>
-          <w:iCs w:val="0"/>
-          <w:caps w:val="0"/>
-          <w:color w:val="009900"/>
-          <w:spacing w:val="2"/>
-          <w:kern w:val="0"/>
-          <w:sz w:val="22"/>
-          <w:szCs w:val="22"/>
-          <w:shd w:val="clear" w:fill="FFFFFF"/>
-          <w:vertAlign w:val="baseline"/>
-          <w:lang w:val="en-US" w:eastAsia="zh-CN" w:bidi="ar"/>
-        </w:rPr>
-        <w:t>80</w:t>
-      </w:r>
-      <w:r>
-        <w:rPr>
-          <w:rStyle w:val="7"/>
-          <w:rFonts w:hint="default" w:ascii="Consolas" w:hAnsi="Consolas" w:eastAsia="Consolas" w:cs="Consolas"/>
-          <w:b w:val="0"/>
-          <w:bCs w:val="0"/>
-          <w:i w:val="0"/>
-          <w:iCs w:val="0"/>
-          <w:caps w:val="0"/>
-          <w:color w:val="000000"/>
-          <w:spacing w:val="2"/>
-          <w:kern w:val="0"/>
-          <w:sz w:val="22"/>
-          <w:szCs w:val="22"/>
-          <w:shd w:val="clear" w:fill="FFFFFF"/>
-          <w:vertAlign w:val="baseline"/>
-          <w:lang w:val="en-US" w:eastAsia="zh-CN" w:bidi="ar"/>
-        </w:rPr>
-        <w:t xml:space="preserve">, </w:t>
-      </w:r>
-      <w:r>
-        <w:rPr>
-          <w:rStyle w:val="7"/>
-          <w:rFonts w:hint="default" w:ascii="Consolas" w:hAnsi="Consolas" w:eastAsia="Consolas" w:cs="Consolas"/>
-          <w:b w:val="0"/>
-          <w:bCs w:val="0"/>
-          <w:i w:val="0"/>
-          <w:iCs w:val="0"/>
-          <w:caps w:val="0"/>
-          <w:color w:val="009900"/>
-          <w:spacing w:val="2"/>
-          <w:kern w:val="0"/>
-          <w:sz w:val="22"/>
-          <w:szCs w:val="22"/>
-          <w:shd w:val="clear" w:fill="FFFFFF"/>
-          <w:vertAlign w:val="baseline"/>
-          <w:lang w:val="en-US" w:eastAsia="zh-CN" w:bidi="ar"/>
-        </w:rPr>
-        <w:t>100</w:t>
-      </w:r>
-      <w:r>
-        <w:rPr>
-          <w:rStyle w:val="7"/>
-          <w:rFonts w:hint="default" w:ascii="Consolas" w:hAnsi="Consolas" w:eastAsia="Consolas" w:cs="Consolas"/>
-          <w:b w:val="0"/>
-          <w:bCs w:val="0"/>
-          <w:i w:val="0"/>
-          <w:iCs w:val="0"/>
-          <w:caps w:val="0"/>
-          <w:color w:val="000000"/>
-          <w:spacing w:val="2"/>
-          <w:kern w:val="0"/>
-          <w:sz w:val="22"/>
-          <w:szCs w:val="22"/>
-          <w:shd w:val="clear" w:fill="FFFFFF"/>
-          <w:vertAlign w:val="baseline"/>
-          <w:lang w:val="en-US" w:eastAsia="zh-CN" w:bidi="ar"/>
-        </w:rPr>
-        <w:t>],</w:t>
-      </w:r>
-    </w:p>
-    <w:p>
-      <w:pPr>
-        <w:keepNext w:val="0"/>
-        <w:keepLines w:val="0"/>
-        <w:widowControl/>
-        <w:suppressLineNumbers w:val="0"/>
-        <w:pBdr>
-          <w:top w:val="none" w:color="auto" w:sz="0" w:space="0"/>
-          <w:left w:val="none" w:color="auto" w:sz="0" w:space="0"/>
-          <w:bottom w:val="none" w:color="auto" w:sz="0" w:space="0"/>
-          <w:right w:val="none" w:color="auto" w:sz="0" w:space="0"/>
-        </w:pBdr>
-        <w:shd w:val="clear" w:fill="FFFFFF"/>
-        <w:bidi w:val="0"/>
-        <w:spacing w:before="0" w:beforeAutospacing="0" w:after="0" w:afterAutospacing="0" w:line="252" w:lineRule="atLeast"/>
-        <w:ind w:left="0" w:right="0" w:firstLine="0"/>
-        <w:jc w:val="left"/>
-        <w:textAlignment w:val="baseline"/>
-        <w:rPr>
-          <w:rFonts w:hint="default" w:ascii="Consolas" w:hAnsi="Consolas" w:eastAsia="Consolas" w:cs="Consolas"/>
-          <w:i w:val="0"/>
-          <w:iCs w:val="0"/>
-          <w:caps w:val="0"/>
-          <w:color w:val="273239"/>
-          <w:spacing w:val="2"/>
-        </w:rPr>
-      </w:pPr>
-      <w:r>
-        <w:rPr>
-          <w:rStyle w:val="7"/>
-          <w:rFonts w:hint="default" w:ascii="Consolas" w:hAnsi="Consolas" w:eastAsia="Consolas" w:cs="Consolas"/>
-          <w:b w:val="0"/>
-          <w:bCs w:val="0"/>
-          <w:i w:val="0"/>
-          <w:iCs w:val="0"/>
-          <w:caps w:val="0"/>
-          <w:color w:val="273239"/>
-          <w:spacing w:val="2"/>
-          <w:kern w:val="0"/>
-          <w:sz w:val="22"/>
-          <w:szCs w:val="22"/>
-          <w:shd w:val="clear" w:fill="FFFFFF"/>
-          <w:vertAlign w:val="baseline"/>
-          <w:lang w:val="en-US" w:eastAsia="zh-CN" w:bidi="ar"/>
-        </w:rPr>
-        <w:t>                    </w:t>
-      </w:r>
-      <w:r>
-        <w:rPr>
-          <w:rStyle w:val="7"/>
-          <w:rFonts w:hint="default" w:ascii="Consolas" w:hAnsi="Consolas" w:eastAsia="Consolas" w:cs="Consolas"/>
-          <w:b w:val="0"/>
-          <w:bCs w:val="0"/>
-          <w:i w:val="0"/>
-          <w:iCs w:val="0"/>
-          <w:caps w:val="0"/>
-          <w:color w:val="000000"/>
-          <w:spacing w:val="2"/>
-          <w:kern w:val="0"/>
-          <w:sz w:val="22"/>
-          <w:szCs w:val="22"/>
-          <w:shd w:val="clear" w:fill="FFFFFF"/>
-          <w:vertAlign w:val="baseline"/>
-          <w:lang w:val="en-US" w:eastAsia="zh-CN" w:bidi="ar"/>
-        </w:rPr>
-        <w:t>labels</w:t>
-      </w:r>
-      <w:r>
-        <w:rPr>
-          <w:rStyle w:val="7"/>
-          <w:rFonts w:hint="default" w:ascii="Consolas" w:hAnsi="Consolas" w:eastAsia="Consolas" w:cs="Consolas"/>
-          <w:b/>
-          <w:bCs/>
-          <w:i w:val="0"/>
-          <w:iCs w:val="0"/>
-          <w:caps w:val="0"/>
-          <w:color w:val="006699"/>
-          <w:spacing w:val="2"/>
-          <w:kern w:val="0"/>
-          <w:sz w:val="22"/>
-          <w:szCs w:val="22"/>
-          <w:shd w:val="clear" w:fill="FFFFFF"/>
-          <w:vertAlign w:val="baseline"/>
-          <w:lang w:val="en-US" w:eastAsia="zh-CN" w:bidi="ar"/>
-        </w:rPr>
-        <w:t>=</w:t>
-      </w:r>
-      <w:r>
-        <w:rPr>
-          <w:rStyle w:val="7"/>
-          <w:rFonts w:hint="default" w:ascii="Consolas" w:hAnsi="Consolas" w:eastAsia="Consolas" w:cs="Consolas"/>
-          <w:b w:val="0"/>
-          <w:bCs w:val="0"/>
-          <w:i w:val="0"/>
-          <w:iCs w:val="0"/>
-          <w:caps w:val="0"/>
-          <w:color w:val="000000"/>
-          <w:spacing w:val="2"/>
-          <w:kern w:val="0"/>
-          <w:sz w:val="22"/>
-          <w:szCs w:val="22"/>
-          <w:shd w:val="clear" w:fill="FFFFFF"/>
-          <w:vertAlign w:val="baseline"/>
-          <w:lang w:val="en-US" w:eastAsia="zh-CN" w:bidi="ar"/>
-        </w:rPr>
-        <w:t>[</w:t>
-      </w:r>
-      <w:r>
-        <w:rPr>
-          <w:rStyle w:val="7"/>
-          <w:rFonts w:hint="default" w:ascii="Consolas" w:hAnsi="Consolas" w:eastAsia="Consolas" w:cs="Consolas"/>
-          <w:b w:val="0"/>
-          <w:bCs w:val="0"/>
-          <w:i w:val="0"/>
-          <w:iCs w:val="0"/>
-          <w:caps w:val="0"/>
-          <w:color w:val="0000FF"/>
-          <w:spacing w:val="2"/>
-          <w:kern w:val="0"/>
-          <w:sz w:val="22"/>
-          <w:szCs w:val="22"/>
-          <w:shd w:val="clear" w:fill="FFFFFF"/>
-          <w:vertAlign w:val="baseline"/>
-          <w:lang w:val="en-US" w:eastAsia="zh-CN" w:bidi="ar"/>
-        </w:rPr>
-        <w:t>'1 to 20'</w:t>
-      </w:r>
-      <w:r>
-        <w:rPr>
-          <w:rStyle w:val="7"/>
-          <w:rFonts w:hint="default" w:ascii="Consolas" w:hAnsi="Consolas" w:eastAsia="Consolas" w:cs="Consolas"/>
-          <w:b w:val="0"/>
-          <w:bCs w:val="0"/>
-          <w:i w:val="0"/>
-          <w:iCs w:val="0"/>
-          <w:caps w:val="0"/>
-          <w:color w:val="000000"/>
-          <w:spacing w:val="2"/>
-          <w:kern w:val="0"/>
-          <w:sz w:val="22"/>
-          <w:szCs w:val="22"/>
-          <w:shd w:val="clear" w:fill="FFFFFF"/>
-          <w:vertAlign w:val="baseline"/>
-          <w:lang w:val="en-US" w:eastAsia="zh-CN" w:bidi="ar"/>
-        </w:rPr>
-        <w:t xml:space="preserve">, </w:t>
-      </w:r>
-      <w:r>
-        <w:rPr>
-          <w:rStyle w:val="7"/>
-          <w:rFonts w:hint="default" w:ascii="Consolas" w:hAnsi="Consolas" w:eastAsia="Consolas" w:cs="Consolas"/>
-          <w:b w:val="0"/>
-          <w:bCs w:val="0"/>
-          <w:i w:val="0"/>
-          <w:iCs w:val="0"/>
-          <w:caps w:val="0"/>
-          <w:color w:val="0000FF"/>
-          <w:spacing w:val="2"/>
-          <w:kern w:val="0"/>
-          <w:sz w:val="22"/>
-          <w:szCs w:val="22"/>
-          <w:shd w:val="clear" w:fill="FFFFFF"/>
-          <w:vertAlign w:val="baseline"/>
-          <w:lang w:val="en-US" w:eastAsia="zh-CN" w:bidi="ar"/>
-        </w:rPr>
-        <w:t>'21 to 40'</w:t>
-      </w:r>
-      <w:r>
-        <w:rPr>
-          <w:rStyle w:val="7"/>
-          <w:rFonts w:hint="default" w:ascii="Consolas" w:hAnsi="Consolas" w:eastAsia="Consolas" w:cs="Consolas"/>
-          <w:b w:val="0"/>
-          <w:bCs w:val="0"/>
-          <w:i w:val="0"/>
-          <w:iCs w:val="0"/>
-          <w:caps w:val="0"/>
-          <w:color w:val="000000"/>
-          <w:spacing w:val="2"/>
-          <w:kern w:val="0"/>
-          <w:sz w:val="22"/>
-          <w:szCs w:val="22"/>
-          <w:shd w:val="clear" w:fill="FFFFFF"/>
-          <w:vertAlign w:val="baseline"/>
-          <w:lang w:val="en-US" w:eastAsia="zh-CN" w:bidi="ar"/>
-        </w:rPr>
-        <w:t xml:space="preserve">, </w:t>
-      </w:r>
-      <w:r>
-        <w:rPr>
-          <w:rStyle w:val="7"/>
-          <w:rFonts w:hint="default" w:ascii="Consolas" w:hAnsi="Consolas" w:eastAsia="Consolas" w:cs="Consolas"/>
-          <w:b w:val="0"/>
-          <w:bCs w:val="0"/>
-          <w:i w:val="0"/>
-          <w:iCs w:val="0"/>
-          <w:caps w:val="0"/>
-          <w:color w:val="0000FF"/>
-          <w:spacing w:val="2"/>
-          <w:kern w:val="0"/>
-          <w:sz w:val="22"/>
-          <w:szCs w:val="22"/>
-          <w:shd w:val="clear" w:fill="FFFFFF"/>
-          <w:vertAlign w:val="baseline"/>
-          <w:lang w:val="en-US" w:eastAsia="zh-CN" w:bidi="ar"/>
-        </w:rPr>
-        <w:t>'41 to 60'</w:t>
-      </w:r>
-      <w:r>
-        <w:rPr>
-          <w:rStyle w:val="7"/>
-          <w:rFonts w:hint="default" w:ascii="Consolas" w:hAnsi="Consolas" w:eastAsia="Consolas" w:cs="Consolas"/>
-          <w:b w:val="0"/>
-          <w:bCs w:val="0"/>
-          <w:i w:val="0"/>
-          <w:iCs w:val="0"/>
-          <w:caps w:val="0"/>
-          <w:color w:val="000000"/>
-          <w:spacing w:val="2"/>
-          <w:kern w:val="0"/>
-          <w:sz w:val="22"/>
-          <w:szCs w:val="22"/>
-          <w:shd w:val="clear" w:fill="FFFFFF"/>
-          <w:vertAlign w:val="baseline"/>
-          <w:lang w:val="en-US" w:eastAsia="zh-CN" w:bidi="ar"/>
-        </w:rPr>
-        <w:t>,</w:t>
-      </w:r>
-    </w:p>
-    <w:p>
-      <w:pPr>
-        <w:keepNext w:val="0"/>
-        <w:keepLines w:val="0"/>
-        <w:widowControl/>
-        <w:suppressLineNumbers w:val="0"/>
-        <w:pBdr>
-          <w:top w:val="none" w:color="auto" w:sz="0" w:space="0"/>
-          <w:left w:val="none" w:color="auto" w:sz="0" w:space="0"/>
-          <w:bottom w:val="none" w:color="auto" w:sz="0" w:space="0"/>
-          <w:right w:val="none" w:color="auto" w:sz="0" w:space="0"/>
-        </w:pBdr>
-        <w:shd w:val="clear" w:fill="FFFFFF"/>
-        <w:bidi w:val="0"/>
-        <w:spacing w:before="0" w:beforeAutospacing="0" w:after="0" w:afterAutospacing="0" w:line="252" w:lineRule="atLeast"/>
-        <w:ind w:left="0" w:right="0" w:firstLine="0"/>
-        <w:jc w:val="left"/>
-        <w:textAlignment w:val="baseline"/>
-        <w:rPr>
-          <w:rFonts w:hint="default" w:ascii="Consolas" w:hAnsi="Consolas" w:eastAsia="Consolas" w:cs="Consolas"/>
-          <w:i w:val="0"/>
-          <w:iCs w:val="0"/>
-          <w:caps w:val="0"/>
-          <w:color w:val="273239"/>
-          <w:spacing w:val="2"/>
-        </w:rPr>
-      </w:pPr>
-      <w:r>
-        <w:rPr>
-          <w:rStyle w:val="7"/>
-          <w:rFonts w:hint="default" w:ascii="Consolas" w:hAnsi="Consolas" w:eastAsia="Consolas" w:cs="Consolas"/>
-          <w:b w:val="0"/>
-          <w:bCs w:val="0"/>
-          <w:i w:val="0"/>
-          <w:iCs w:val="0"/>
-          <w:caps w:val="0"/>
-          <w:color w:val="273239"/>
-          <w:spacing w:val="2"/>
-          <w:kern w:val="0"/>
-          <w:sz w:val="22"/>
-          <w:szCs w:val="22"/>
-          <w:shd w:val="clear" w:fill="FFFFFF"/>
-          <w:vertAlign w:val="baseline"/>
-          <w:lang w:val="en-US" w:eastAsia="zh-CN" w:bidi="ar"/>
-        </w:rPr>
-        <w:t>                            </w:t>
-      </w:r>
-      <w:r>
-        <w:rPr>
-          <w:rStyle w:val="7"/>
-          <w:rFonts w:hint="default" w:ascii="Consolas" w:hAnsi="Consolas" w:eastAsia="Consolas" w:cs="Consolas"/>
-          <w:b w:val="0"/>
-          <w:bCs w:val="0"/>
-          <w:i w:val="0"/>
-          <w:iCs w:val="0"/>
-          <w:caps w:val="0"/>
-          <w:color w:val="0000FF"/>
-          <w:spacing w:val="2"/>
-          <w:kern w:val="0"/>
-          <w:sz w:val="22"/>
-          <w:szCs w:val="22"/>
-          <w:shd w:val="clear" w:fill="FFFFFF"/>
-          <w:vertAlign w:val="baseline"/>
-          <w:lang w:val="en-US" w:eastAsia="zh-CN" w:bidi="ar"/>
-        </w:rPr>
-        <w:t>'61 to 80'</w:t>
-      </w:r>
-      <w:r>
-        <w:rPr>
-          <w:rStyle w:val="7"/>
-          <w:rFonts w:hint="default" w:ascii="Consolas" w:hAnsi="Consolas" w:eastAsia="Consolas" w:cs="Consolas"/>
-          <w:b w:val="0"/>
-          <w:bCs w:val="0"/>
-          <w:i w:val="0"/>
-          <w:iCs w:val="0"/>
-          <w:caps w:val="0"/>
-          <w:color w:val="000000"/>
-          <w:spacing w:val="2"/>
-          <w:kern w:val="0"/>
-          <w:sz w:val="22"/>
-          <w:szCs w:val="22"/>
-          <w:shd w:val="clear" w:fill="FFFFFF"/>
-          <w:vertAlign w:val="baseline"/>
-          <w:lang w:val="en-US" w:eastAsia="zh-CN" w:bidi="ar"/>
-        </w:rPr>
-        <w:t xml:space="preserve">, </w:t>
-      </w:r>
-      <w:r>
-        <w:rPr>
-          <w:rStyle w:val="7"/>
-          <w:rFonts w:hint="default" w:ascii="Consolas" w:hAnsi="Consolas" w:eastAsia="Consolas" w:cs="Consolas"/>
-          <w:b w:val="0"/>
-          <w:bCs w:val="0"/>
-          <w:i w:val="0"/>
-          <w:iCs w:val="0"/>
-          <w:caps w:val="0"/>
-          <w:color w:val="0000FF"/>
-          <w:spacing w:val="2"/>
-          <w:kern w:val="0"/>
-          <w:sz w:val="22"/>
-          <w:szCs w:val="22"/>
-          <w:shd w:val="clear" w:fill="FFFFFF"/>
-          <w:vertAlign w:val="baseline"/>
-          <w:lang w:val="en-US" w:eastAsia="zh-CN" w:bidi="ar"/>
-        </w:rPr>
-        <w:t>'81 to 100'</w:t>
-      </w:r>
-      <w:r>
-        <w:rPr>
-          <w:rStyle w:val="7"/>
-          <w:rFonts w:hint="default" w:ascii="Consolas" w:hAnsi="Consolas" w:eastAsia="Consolas" w:cs="Consolas"/>
-          <w:b w:val="0"/>
-          <w:bCs w:val="0"/>
-          <w:i w:val="0"/>
-          <w:iCs w:val="0"/>
-          <w:caps w:val="0"/>
-          <w:color w:val="000000"/>
-          <w:spacing w:val="2"/>
-          <w:kern w:val="0"/>
-          <w:sz w:val="22"/>
-          <w:szCs w:val="22"/>
-          <w:shd w:val="clear" w:fill="FFFFFF"/>
-          <w:vertAlign w:val="baseline"/>
-          <w:lang w:val="en-US" w:eastAsia="zh-CN" w:bidi="ar"/>
-        </w:rPr>
-        <w:t>])</w:t>
-      </w:r>
-    </w:p>
-    <w:p>
-      <w:pPr>
-        <w:keepNext w:val="0"/>
-        <w:keepLines w:val="0"/>
-        <w:widowControl/>
-        <w:suppressLineNumbers w:val="0"/>
-        <w:pBdr>
-          <w:top w:val="none" w:color="auto" w:sz="0" w:space="0"/>
-          <w:left w:val="none" w:color="auto" w:sz="0" w:space="0"/>
-          <w:bottom w:val="none" w:color="auto" w:sz="0" w:space="0"/>
-          <w:right w:val="none" w:color="auto" w:sz="0" w:space="0"/>
-        </w:pBdr>
-        <w:shd w:val="clear" w:fill="FFFFFF"/>
-        <w:bidi w:val="0"/>
-        <w:spacing w:before="0" w:beforeAutospacing="0" w:after="0" w:afterAutospacing="0" w:line="252" w:lineRule="atLeast"/>
-        <w:ind w:left="0" w:right="0" w:firstLine="0"/>
-        <w:jc w:val="left"/>
-        <w:textAlignment w:val="baseline"/>
-        <w:rPr>
-          <w:rFonts w:hint="default" w:ascii="Consolas" w:hAnsi="Consolas" w:eastAsia="Consolas" w:cs="Consolas"/>
-          <w:i w:val="0"/>
-          <w:iCs w:val="0"/>
-          <w:caps w:val="0"/>
-          <w:color w:val="273239"/>
-          <w:spacing w:val="2"/>
-        </w:rPr>
-      </w:pPr>
-      <w:r>
-        <w:rPr>
-          <w:rFonts w:hint="default" w:ascii="Consolas" w:hAnsi="Consolas" w:eastAsia="Consolas" w:cs="Consolas"/>
-          <w:i w:val="0"/>
-          <w:iCs w:val="0"/>
-          <w:caps w:val="0"/>
-          <w:color w:val="273239"/>
-          <w:spacing w:val="2"/>
-          <w:kern w:val="0"/>
-          <w:sz w:val="24"/>
-          <w:szCs w:val="24"/>
-          <w:shd w:val="clear" w:fill="FFFFFF"/>
-          <w:vertAlign w:val="baseline"/>
-          <w:lang w:val="en-US" w:eastAsia="zh-CN" w:bidi="ar"/>
-        </w:rPr>
-        <w:t> </w:t>
-      </w:r>
-    </w:p>
-    <w:p>
-      <w:pPr>
-        <w:keepNext w:val="0"/>
-        <w:keepLines w:val="0"/>
-        <w:widowControl/>
-        <w:suppressLineNumbers w:val="0"/>
-        <w:pBdr>
-          <w:top w:val="none" w:color="auto" w:sz="0" w:space="0"/>
-          <w:left w:val="none" w:color="auto" w:sz="0" w:space="0"/>
-          <w:bottom w:val="none" w:color="auto" w:sz="0" w:space="0"/>
-          <w:right w:val="none" w:color="auto" w:sz="0" w:space="0"/>
-        </w:pBdr>
-        <w:shd w:val="clear" w:fill="FFFFFF"/>
-        <w:bidi w:val="0"/>
-        <w:spacing w:before="0" w:beforeAutospacing="0" w:after="0" w:afterAutospacing="0" w:line="252" w:lineRule="atLeast"/>
-        <w:ind w:left="0" w:right="0" w:firstLine="0"/>
-        <w:jc w:val="left"/>
-        <w:textAlignment w:val="baseline"/>
-        <w:rPr>
-          <w:rFonts w:hint="default" w:ascii="Consolas" w:hAnsi="Consolas" w:eastAsia="Consolas" w:cs="Consolas"/>
-          <w:i w:val="0"/>
-          <w:iCs w:val="0"/>
-          <w:caps w:val="0"/>
-          <w:color w:val="273239"/>
-          <w:spacing w:val="2"/>
-        </w:rPr>
-      </w:pPr>
-      <w:r>
-        <w:rPr>
-          <w:rStyle w:val="7"/>
-          <w:rFonts w:hint="default" w:ascii="Consolas" w:hAnsi="Consolas" w:eastAsia="Consolas" w:cs="Consolas"/>
-          <w:b w:val="0"/>
-          <w:bCs w:val="0"/>
-          <w:i w:val="0"/>
-          <w:iCs w:val="0"/>
-          <w:caps w:val="0"/>
-          <w:color w:val="FF1493"/>
-          <w:spacing w:val="2"/>
-          <w:kern w:val="0"/>
-          <w:sz w:val="22"/>
-          <w:szCs w:val="22"/>
-          <w:shd w:val="clear" w:fill="FFFFFF"/>
-          <w:vertAlign w:val="baseline"/>
-          <w:lang w:val="en-US" w:eastAsia="zh-CN" w:bidi="ar"/>
-        </w:rPr>
-        <w:t>print</w:t>
-      </w:r>
-      <w:r>
-        <w:rPr>
-          <w:rStyle w:val="7"/>
-          <w:rFonts w:hint="default" w:ascii="Consolas" w:hAnsi="Consolas" w:eastAsia="Consolas" w:cs="Consolas"/>
-          <w:b w:val="0"/>
-          <w:bCs w:val="0"/>
-          <w:i w:val="0"/>
-          <w:iCs w:val="0"/>
-          <w:caps w:val="0"/>
-          <w:color w:val="000000"/>
-          <w:spacing w:val="2"/>
-          <w:kern w:val="0"/>
-          <w:sz w:val="22"/>
-          <w:szCs w:val="22"/>
-          <w:shd w:val="clear" w:fill="FFFFFF"/>
-          <w:vertAlign w:val="baseline"/>
-          <w:lang w:val="en-US" w:eastAsia="zh-CN" w:bidi="ar"/>
-        </w:rPr>
-        <w:t>(df)</w:t>
-      </w:r>
-    </w:p>
-    <w:p>
-      <w:pPr>
-        <w:keepNext w:val="0"/>
-        <w:keepLines w:val="0"/>
-        <w:widowControl/>
-        <w:suppressLineNumbers w:val="0"/>
-        <w:pBdr>
-          <w:top w:val="none" w:color="auto" w:sz="0" w:space="0"/>
-          <w:left w:val="none" w:color="auto" w:sz="0" w:space="0"/>
-          <w:bottom w:val="none" w:color="auto" w:sz="0" w:space="0"/>
-          <w:right w:val="none" w:color="auto" w:sz="0" w:space="0"/>
-        </w:pBdr>
-        <w:shd w:val="clear" w:fill="FFFFFF"/>
-        <w:bidi w:val="0"/>
-        <w:spacing w:before="0" w:beforeAutospacing="0" w:after="0" w:afterAutospacing="0" w:line="252" w:lineRule="atLeast"/>
-        <w:ind w:left="0" w:right="0" w:firstLine="0"/>
-        <w:jc w:val="left"/>
-        <w:textAlignment w:val="baseline"/>
-        <w:rPr>
-          <w:rFonts w:hint="default" w:ascii="Consolas" w:hAnsi="Consolas" w:eastAsia="Consolas" w:cs="Consolas"/>
-          <w:i w:val="0"/>
-          <w:iCs w:val="0"/>
-          <w:caps w:val="0"/>
-          <w:color w:val="273239"/>
-          <w:spacing w:val="2"/>
-        </w:rPr>
-      </w:pPr>
-      <w:r>
-        <w:rPr>
-          <w:rFonts w:hint="default" w:ascii="Consolas" w:hAnsi="Consolas" w:eastAsia="Consolas" w:cs="Consolas"/>
-          <w:i w:val="0"/>
-          <w:iCs w:val="0"/>
-          <w:caps w:val="0"/>
-          <w:color w:val="273239"/>
-          <w:spacing w:val="2"/>
-          <w:kern w:val="0"/>
-          <w:sz w:val="24"/>
-          <w:szCs w:val="24"/>
-          <w:shd w:val="clear" w:fill="FFFFFF"/>
-          <w:vertAlign w:val="baseline"/>
-          <w:lang w:val="en-US" w:eastAsia="zh-CN" w:bidi="ar"/>
-        </w:rPr>
-        <w:t> </w:t>
-      </w:r>
-    </w:p>
-    <w:p>
-      <w:pPr>
-        <w:keepNext w:val="0"/>
-        <w:keepLines w:val="0"/>
-        <w:widowControl/>
-        <w:suppressLineNumbers w:val="0"/>
-        <w:pBdr>
-          <w:top w:val="none" w:color="auto" w:sz="0" w:space="0"/>
-          <w:left w:val="none" w:color="auto" w:sz="0" w:space="0"/>
-          <w:bottom w:val="none" w:color="auto" w:sz="0" w:space="0"/>
-          <w:right w:val="none" w:color="auto" w:sz="0" w:space="0"/>
-        </w:pBdr>
-        <w:shd w:val="clear" w:fill="FFFFFF"/>
-        <w:bidi w:val="0"/>
-        <w:spacing w:before="0" w:beforeAutospacing="0" w:after="0" w:afterAutospacing="0" w:line="252" w:lineRule="atLeast"/>
-        <w:ind w:left="0" w:right="0" w:firstLine="0"/>
-        <w:jc w:val="left"/>
-        <w:textAlignment w:val="baseline"/>
-        <w:rPr>
-          <w:rFonts w:hint="default" w:ascii="Consolas" w:hAnsi="Consolas" w:eastAsia="Consolas" w:cs="Consolas"/>
-          <w:i w:val="0"/>
-          <w:iCs w:val="0"/>
-          <w:caps w:val="0"/>
-          <w:color w:val="273239"/>
-          <w:spacing w:val="2"/>
-        </w:rPr>
-      </w:pPr>
-      <w:r>
-        <w:rPr>
-          <w:rStyle w:val="7"/>
-          <w:rFonts w:hint="default" w:ascii="Consolas" w:hAnsi="Consolas" w:eastAsia="Consolas" w:cs="Consolas"/>
-          <w:b w:val="0"/>
-          <w:bCs w:val="0"/>
-          <w:i w:val="0"/>
-          <w:iCs w:val="0"/>
-          <w:caps w:val="0"/>
-          <w:color w:val="008200"/>
-          <w:spacing w:val="2"/>
-          <w:kern w:val="0"/>
-          <w:sz w:val="22"/>
-          <w:szCs w:val="22"/>
-          <w:shd w:val="clear" w:fill="FFFFFF"/>
-          <w:vertAlign w:val="baseline"/>
-          <w:lang w:val="en-US" w:eastAsia="zh-CN" w:bidi="ar"/>
-        </w:rPr>
-        <w:t># We can check the frequency of each bin</w:t>
-      </w:r>
-    </w:p>
-    <w:p>
-      <w:pPr>
-        <w:keepNext w:val="0"/>
-        <w:keepLines w:val="0"/>
-        <w:widowControl/>
-        <w:suppressLineNumbers w:val="0"/>
-        <w:pBdr>
-          <w:top w:val="none" w:color="auto" w:sz="0" w:space="0"/>
-          <w:left w:val="none" w:color="auto" w:sz="0" w:space="0"/>
-          <w:bottom w:val="none" w:color="auto" w:sz="0" w:space="0"/>
-          <w:right w:val="none" w:color="auto" w:sz="0" w:space="0"/>
-        </w:pBdr>
-        <w:shd w:val="clear" w:fill="FFFFFF"/>
-        <w:bidi w:val="0"/>
-        <w:spacing w:before="0" w:beforeAutospacing="0" w:after="0" w:afterAutospacing="0" w:line="252" w:lineRule="atLeast"/>
-        <w:ind w:left="0" w:right="0" w:firstLine="0"/>
-        <w:jc w:val="left"/>
-        <w:textAlignment w:val="baseline"/>
-        <w:rPr>
-          <w:rFonts w:hint="default" w:ascii="Consolas" w:hAnsi="Consolas" w:eastAsia="Consolas" w:cs="Consolas"/>
-          <w:i w:val="0"/>
-          <w:iCs w:val="0"/>
-          <w:caps w:val="0"/>
-          <w:color w:val="273239"/>
-          <w:spacing w:val="2"/>
-        </w:rPr>
-      </w:pPr>
-      <w:r>
-        <w:rPr>
-          <w:rStyle w:val="7"/>
-          <w:rFonts w:hint="default" w:ascii="Consolas" w:hAnsi="Consolas" w:eastAsia="Consolas" w:cs="Consolas"/>
-          <w:b w:val="0"/>
-          <w:bCs w:val="0"/>
-          <w:i w:val="0"/>
-          <w:iCs w:val="0"/>
-          <w:caps w:val="0"/>
-          <w:color w:val="FF1493"/>
-          <w:spacing w:val="2"/>
-          <w:kern w:val="0"/>
-          <w:sz w:val="22"/>
-          <w:szCs w:val="22"/>
-          <w:shd w:val="clear" w:fill="FFFFFF"/>
-          <w:vertAlign w:val="baseline"/>
-          <w:lang w:val="en-US" w:eastAsia="zh-CN" w:bidi="ar"/>
-        </w:rPr>
-        <w:t>print</w:t>
-      </w:r>
-      <w:r>
-        <w:rPr>
-          <w:rStyle w:val="7"/>
-          <w:rFonts w:hint="default" w:ascii="Consolas" w:hAnsi="Consolas" w:eastAsia="Consolas" w:cs="Consolas"/>
-          <w:b w:val="0"/>
-          <w:bCs w:val="0"/>
-          <w:i w:val="0"/>
-          <w:iCs w:val="0"/>
-          <w:caps w:val="0"/>
-          <w:color w:val="000000"/>
-          <w:spacing w:val="2"/>
-          <w:kern w:val="0"/>
-          <w:sz w:val="22"/>
-          <w:szCs w:val="22"/>
-          <w:shd w:val="clear" w:fill="FFFFFF"/>
-          <w:vertAlign w:val="baseline"/>
-          <w:lang w:val="en-US" w:eastAsia="zh-CN" w:bidi="ar"/>
-        </w:rPr>
-        <w:t>(df[</w:t>
-      </w:r>
-      <w:r>
-        <w:rPr>
-          <w:rStyle w:val="7"/>
-          <w:rFonts w:hint="default" w:ascii="Consolas" w:hAnsi="Consolas" w:eastAsia="Consolas" w:cs="Consolas"/>
-          <w:b w:val="0"/>
-          <w:bCs w:val="0"/>
-          <w:i w:val="0"/>
-          <w:iCs w:val="0"/>
-          <w:caps w:val="0"/>
-          <w:color w:val="0000FF"/>
-          <w:spacing w:val="2"/>
-          <w:kern w:val="0"/>
-          <w:sz w:val="22"/>
-          <w:szCs w:val="22"/>
-          <w:shd w:val="clear" w:fill="FFFFFF"/>
-          <w:vertAlign w:val="baseline"/>
-          <w:lang w:val="en-US" w:eastAsia="zh-CN" w:bidi="ar"/>
-        </w:rPr>
-        <w:t>'bins'</w:t>
-      </w:r>
-      <w:r>
-        <w:rPr>
-          <w:rStyle w:val="7"/>
-          <w:rFonts w:hint="default" w:ascii="Consolas" w:hAnsi="Consolas" w:eastAsia="Consolas" w:cs="Consolas"/>
-          <w:b w:val="0"/>
-          <w:bCs w:val="0"/>
-          <w:i w:val="0"/>
-          <w:iCs w:val="0"/>
-          <w:caps w:val="0"/>
-          <w:color w:val="000000"/>
-          <w:spacing w:val="2"/>
-          <w:kern w:val="0"/>
-          <w:sz w:val="22"/>
-          <w:szCs w:val="22"/>
-          <w:shd w:val="clear" w:fill="FFFFFF"/>
-          <w:vertAlign w:val="baseline"/>
-          <w:lang w:val="en-US" w:eastAsia="zh-CN" w:bidi="ar"/>
-        </w:rPr>
-        <w:t>].unique())</w:t>
-      </w:r>
-    </w:p>
-    <w:p>
-      <w:pPr>
-        <w:rPr>
-          <w:rFonts w:hint="default"/>
-          <w:lang w:val="en-US"/>
-        </w:rPr>
-      </w:pPr>
-    </w:p>
-    <w:p>
-      <w:pPr>
-        <w:rPr>
-          <w:rFonts w:hint="default"/>
-          <w:lang w:val="en-US"/>
-        </w:rPr>
-      </w:pPr>
-    </w:p>
-    <w:p>
-      <w:pPr>
-        <w:rPr>
-          <w:rFonts w:hint="default"/>
-          <w:lang w:val="en-US"/>
-        </w:rPr>
-      </w:pPr>
-    </w:p>
-    <w:p>
-      <w:pPr>
-        <w:rPr>
-          <w:rFonts w:hint="default"/>
-          <w:lang w:val="en-US"/>
-        </w:rPr>
-      </w:pPr>
-    </w:p>
-    <w:p>
-      <w:pPr>
-        <w:rPr>
-          <w:rFonts w:hint="default"/>
-          <w:lang w:val="en-US"/>
-        </w:rPr>
-      </w:pPr>
-    </w:p>
-    <w:p>
-      <w:pPr>
-        <w:rPr>
-          <w:rFonts w:hint="default"/>
-          <w:lang w:val="en-US"/>
-        </w:rPr>
-      </w:pPr>
-    </w:p>
-    <w:p>
-      <w:pPr>
-        <w:rPr>
-          <w:rFonts w:hint="default"/>
-          <w:lang w:val="en-US"/>
-        </w:rPr>
-      </w:pPr>
-    </w:p>
-    <w:p>
-      <w:pPr>
-        <w:rPr>
-          <w:rFonts w:hint="default"/>
-          <w:lang w:val="en-US"/>
-        </w:rPr>
-      </w:pPr>
-    </w:p>
-    <w:p>
-      <w:pPr>
-        <w:rPr>
-          <w:rFonts w:hint="default"/>
-          <w:lang w:val="en-US"/>
-        </w:rPr>
-      </w:pPr>
-    </w:p>
-    <w:p>
-      <w:pPr>
-        <w:rPr>
-          <w:rFonts w:hint="default"/>
-          <w:lang w:val="en-US"/>
-        </w:rPr>
-      </w:pPr>
-    </w:p>
-    <w:p>
-      <w:pPr>
-        <w:rPr>
-          <w:rFonts w:hint="default"/>
-          <w:lang w:val="en-US"/>
-        </w:rPr>
-      </w:pPr>
-    </w:p>
-    <w:p>
-      <w:pPr>
-        <w:rPr>
-          <w:rFonts w:hint="default"/>
-          <w:lang w:val="en-US"/>
-        </w:rPr>
-      </w:pPr>
-    </w:p>
-    <w:p>
-      <w:pPr>
-        <w:rPr>
-          <w:rFonts w:hint="default"/>
-          <w:lang w:val="en-US"/>
-        </w:rPr>
-      </w:pPr>
     </w:p>
     <w:p>
       <w:pPr>
@@ -19155,8 +21273,13 @@
     <w:name w:val="Normal"/>
     <w:qFormat/>
     <w:uiPriority w:val="0"/>
+    <w:pPr>
+      <w:bidi w:val="0"/>
+    </w:pPr>
     <w:rPr>
-      <w:rFonts w:asciiTheme="minorHAnsi" w:hAnsiTheme="minorHAnsi" w:eastAsiaTheme="minorEastAsia" w:cstheme="minorBidi"/>
+      <w:rFonts w:ascii="Consolas" w:hAnsi="Consolas" w:cs="Consolas" w:eastAsiaTheme="minorEastAsia"/>
+      <w:sz w:val="22"/>
+      <w:szCs w:val="22"/>
       <w:lang w:val="en-US" w:eastAsia="zh-CN" w:bidi="ar-SA"/>
     </w:rPr>
   </w:style>
